--- a/downloads/workbook/ai-3-week-20.docx
+++ b/downloads/workbook/ai-3-week-20.docx
@@ -1302,6 +1302,178 @@
         <w:t>Project connection: For your Verified Study Buddy, save the input, procedure, observed result and limitation of this check. Label this worked example as practice; use a different, previously unreviewed case when checking independent understanding.</w:t>
       </w:r>
     </w:p>
+    <w:p>
+      <w:pPr>
+        <w:pStyle w:val="Heading1"/>
+      </w:pPr>
+      <w:r>
+        <w:t>19. Project portfolio milestone</w:t>
+      </w:r>
+    </w:p>
+    <w:p>
+      <w:r>
+        <w:t>Project: Verified Study Buddy</w:t>
+      </w:r>
+    </w:p>
+    <w:p>
+      <w:r>
+        <w:t>Current milestone: Evaluate and revise. Compare with your starting method, explain errors and record a justified revision.</w:t>
+      </w:r>
+    </w:p>
+    <w:p>
+      <w:r>
+        <w:t>For your Verified Study Buddy, save the input, procedure, observed result and limitation of this check. Label this worked example as practice; use a different, previously unreviewed case when checking independent understanding.</w:t>
+      </w:r>
+    </w:p>
+    <w:tbl>
+      <w:tblPr>
+        <w:tblStyle w:val="LightShading-Accent1"/>
+        <w:tblW w:type="auto" w:w="0"/>
+        <w:tblLook w:firstColumn="1" w:firstRow="1" w:lastColumn="0" w:lastRow="0" w:noHBand="0" w:noVBand="1" w:val="04A0"/>
+      </w:tblPr>
+      <w:tblGrid>
+        <w:gridCol w:w="5112"/>
+        <w:gridCol w:w="5112"/>
+      </w:tblGrid>
+      <w:tr>
+        <w:trPr>
+          <w:tblHeader/>
+        </w:trPr>
+        <w:tc>
+          <w:tcPr>
+            <w:tcW w:type="dxa" w:w="5112"/>
+          </w:tcPr>
+          <w:p>
+            <w:r>
+              <w:t>Evidence to keep</w:t>
+            </w:r>
+          </w:p>
+        </w:tc>
+        <w:tc>
+          <w:tcPr>
+            <w:tcW w:type="dxa" w:w="5112"/>
+          </w:tcPr>
+          <w:p>
+            <w:r>
+              <w:t>My record</w:t>
+            </w:r>
+          </w:p>
+        </w:tc>
+      </w:tr>
+      <w:tr>
+        <w:tc>
+          <w:tcPr>
+            <w:tcW w:type="dxa" w:w="5112"/>
+          </w:tcPr>
+          <w:p>
+            <w:r>
+              <w:t>This week’s input and deciding step</w:t>
+            </w:r>
+          </w:p>
+        </w:tc>
+        <w:tc>
+          <w:tcPr>
+            <w:tcW w:type="dxa" w:w="5112"/>
+          </w:tcPr>
+          <w:p>
+            <w:r/>
+          </w:p>
+        </w:tc>
+      </w:tr>
+      <w:tr>
+        <w:tc>
+          <w:tcPr>
+            <w:tcW w:type="dxa" w:w="5112"/>
+          </w:tcPr>
+          <w:p>
+            <w:r>
+              <w:t>Prediction and actual result (or labelled paper trace)</w:t>
+            </w:r>
+          </w:p>
+        </w:tc>
+        <w:tc>
+          <w:tcPr>
+            <w:tcW w:type="dxa" w:w="5112"/>
+          </w:tcPr>
+          <w:p>
+            <w:r/>
+          </w:p>
+        </w:tc>
+      </w:tr>
+      <w:tr>
+        <w:tc>
+          <w:tcPr>
+            <w:tcW w:type="dxa" w:w="5112"/>
+          </w:tcPr>
+          <w:p>
+            <w:r>
+              <w:t>One change since the previous checkpoint and why</w:t>
+            </w:r>
+          </w:p>
+        </w:tc>
+        <w:tc>
+          <w:tcPr>
+            <w:tcW w:type="dxa" w:w="5112"/>
+          </w:tcPr>
+          <w:p>
+            <w:r/>
+          </w:p>
+        </w:tc>
+      </w:tr>
+      <w:tr>
+        <w:tc>
+          <w:tcPr>
+            <w:tcW w:type="dxa" w:w="5112"/>
+          </w:tcPr>
+          <w:p>
+            <w:r>
+              <w:t>One error or limit and the next test</w:t>
+            </w:r>
+          </w:p>
+        </w:tc>
+        <w:tc>
+          <w:tcPr>
+            <w:tcW w:type="dxa" w:w="5112"/>
+          </w:tcPr>
+          <w:p>
+            <w:r/>
+          </w:p>
+        </w:tc>
+      </w:tr>
+    </w:tbl>
+    <w:p>
+      <w:pPr>
+        <w:pStyle w:val="Heading3"/>
+      </w:pPr>
+      <w:r>
+        <w:t>Explain what this week adds to your project. Reuse last week’s record rather than starting again.</w:t>
+      </w:r>
+    </w:p>
+    <w:p>
+      <w:r>
+        <w:t>________________________________________________________________</w:t>
+      </w:r>
+    </w:p>
+    <w:p>
+      <w:r>
+        <w:t>________________________________________________________________</w:t>
+      </w:r>
+    </w:p>
+    <w:p>
+      <w:r>
+        <w:t>________________________________________________________________</w:t>
+      </w:r>
+    </w:p>
+    <w:p>
+      <w:r>
+        <w:t>________________________________________________________________</w:t>
+      </w:r>
+    </w:p>
+    <w:p>
+      <w:r>
+        <w:t>________________________________________________________________</w:t>
+      </w:r>
+    </w:p>
     <w:sectPr>
       <w:pgSz w:w="12240" w:h="15840"/>
       <w:pgMar w:top="936" w:right="1008" w:bottom="936" w:left="1008" w:header="720" w:footer="720" w:gutter="0"/>

--- a/downloads/workbook/ai-3-week-20.docx
+++ b/downloads/workbook/ai-3-week-20.docx
@@ -1474,6 +1474,235 @@
         <w:t>________________________________________________________________</w:t>
       </w:r>
     </w:p>
+    <w:p>
+      <w:pPr>
+        <w:pStyle w:val="Heading1"/>
+      </w:pPr>
+      <w:r>
+        <w:t>20. Supported practice and learning evidence</w:t>
+      </w:r>
+    </w:p>
+    <w:p>
+      <w:r>
+        <w:t>Use this supported practice once, in the browser or on paper. Keep the reserved independent assessment for a separate first attempt before teacher feedback.</w:t>
+      </w:r>
+    </w:p>
+    <w:p>
+      <w:r>
+        <w:t>Keep a reading conversation consistent when the learner changes the selected book.</w:t>
+      </w:r>
+    </w:p>
+    <w:p>
+      <w:pPr>
+        <w:pStyle w:val="Heading3"/>
+      </w:pPr>
+      <w:r>
+        <w:t>Practice 1: explain the deciding evidence</w:t>
+      </w:r>
+    </w:p>
+    <w:p>
+      <w:r>
+        <w:t>Which labelled step matches this detail? Clear selected_book. A new session begins with no selected book.</w:t>
+      </w:r>
+    </w:p>
+    <w:p>
+      <w:r>
+        <w:t>1. First choice</w:t>
+      </w:r>
+    </w:p>
+    <w:p>
+      <w:r>
+        <w:t>2. Correct choice</w:t>
+      </w:r>
+    </w:p>
+    <w:p>
+      <w:r>
+        <w:t>3. End session</w:t>
+      </w:r>
+    </w:p>
+    <w:p>
+      <w:pPr>
+        <w:pStyle w:val="Heading3"/>
+      </w:pPr>
+      <w:r>
+        <w:t>My selected conclusion, deciding fact and explanation</w:t>
+      </w:r>
+    </w:p>
+    <w:p>
+      <w:r>
+        <w:t>________________________________________________________________</w:t>
+      </w:r>
+    </w:p>
+    <w:p>
+      <w:r>
+        <w:t>________________________________________________________________</w:t>
+      </w:r>
+    </w:p>
+    <w:p>
+      <w:r>
+        <w:t>________________________________________________________________</w:t>
+      </w:r>
+    </w:p>
+    <w:p>
+      <w:r>
+        <w:t>________________________________________________________________</w:t>
+      </w:r>
+    </w:p>
+    <w:p>
+      <w:r>
+        <w:t>________________________________________________________________</w:t>
+      </w:r>
+    </w:p>
+    <w:p>
+      <w:r>
+        <w:t>Hint if needed: Read the steps in the pictorial case. Match the supplied detail to the stage that performs or records it.</w:t>
+      </w:r>
+    </w:p>
+    <w:p>
+      <w:r>
+        <w:t>After your attempt, compare with the supported explanation: End session Clear selected_book. A new session begins with no selected book. Read the picture in order. Clear selected_book. A new session begins with no selected book. The arrows show which recorded input or intermediate result each decision uses. Explain the deciding step aloud before checking the changed case; pointing to the final answer alone does not show how it follows.</w:t>
+      </w:r>
+    </w:p>
+    <w:p>
+      <w:pPr>
+        <w:pStyle w:val="Heading3"/>
+      </w:pPr>
+      <w:r>
+        <w:t>Practice 2: explain the deciding evidence</w:t>
+      </w:r>
+    </w:p>
+    <w:p>
+      <w:r>
+        <w:t>Changed-case practice: The next session asks “summarise my book” without naming one. Which conclusion is supported by the supplied facts?</w:t>
+      </w:r>
+    </w:p>
+    <w:p>
+      <w:r>
+        <w:t>1. Ask which book the learner wants.</w:t>
+      </w:r>
+    </w:p>
+    <w:p>
+      <w:r>
+        <w:t>2. We can decide the result without examining the changed input or the procedure.</w:t>
+      </w:r>
+    </w:p>
+    <w:p>
+      <w:r>
+        <w:t>3. This one example guarantees correct results for every future input.</w:t>
+      </w:r>
+    </w:p>
+    <w:p>
+      <w:pPr>
+        <w:pStyle w:val="Heading3"/>
+      </w:pPr>
+      <w:r>
+        <w:t>My selected conclusion, deciding fact and explanation</w:t>
+      </w:r>
+    </w:p>
+    <w:p>
+      <w:r>
+        <w:t>________________________________________________________________</w:t>
+      </w:r>
+    </w:p>
+    <w:p>
+      <w:r>
+        <w:t>________________________________________________________________</w:t>
+      </w:r>
+    </w:p>
+    <w:p>
+      <w:r>
+        <w:t>________________________________________________________________</w:t>
+      </w:r>
+    </w:p>
+    <w:p>
+      <w:r>
+        <w:t>________________________________________________________________</w:t>
+      </w:r>
+    </w:p>
+    <w:p>
+      <w:r>
+        <w:t>________________________________________________________________</w:t>
+      </w:r>
+    </w:p>
+    <w:p>
+      <w:r>
+        <w:t>Hint if needed: Use the changed condition and the deciding step in the pictorial trace. The answer must say what follows from those facts.</w:t>
+      </w:r>
+    </w:p>
+    <w:p>
+      <w:r>
+        <w:t>After your attempt, compare with the supported explanation: Ask which book the learner wants. The declared policy clears session state, so yesterday’s choice is unavailable.</w:t>
+      </w:r>
+    </w:p>
+    <w:p>
+      <w:pPr>
+        <w:pStyle w:val="Heading3"/>
+      </w:pPr>
+      <w:r>
+        <w:t>Repair a missing building block</w:t>
+      </w:r>
+    </w:p>
+    <w:p>
+      <w:r>
+        <w:t>Review User Need and AI Contribution (ai-3/19). Goal: Explain the mechanism and terminology of capstone requirements and corpus. Short practice: What non-AI baseline would reveal whether this helper adds value? Point to the relevant step in the picture, then write the changed result and the rule or evidence that supports it.. Return to this week and explain what you changed.</w:t>
+      </w:r>
+    </w:p>
+    <w:p>
+      <w:r>
+        <w:t>Review Model Memory vs Retrieval (ai-3/17). Goal: Explain the mechanism and terminology of retrieval and indexing. Short practice: Why can the assistant not certify 15: 00 when the notice is missing? Point to the relevant step in the picture, then write the changed result and the rule or evidence that supports it.. Return to this week and explain what you changed.</w:t>
+      </w:r>
+    </w:p>
+    <w:p>
+      <w:r>
+        <w:t>Review Hallucination Failure Types (ai-3/14). Goal: Explain the mechanism and terminology of generation failures and verification. Short practice: Can we conclude there will definitely be no lunch from S alone?. Return to this week and explain what you changed.</w:t>
+      </w:r>
+    </w:p>
+    <w:p>
+      <w:pPr>
+        <w:pStyle w:val="Heading3"/>
+      </w:pPr>
+      <w:r>
+        <w:t>Keep your completed work</w:t>
+      </w:r>
+    </w:p>
+    <w:p>
+      <w:r>
+        <w:t>Use Download completed work in the hosted lesson to export your answers, reflections, practice feedback and code-run evidence. Open the HTML copy to read or print it. Drafts stay in this browser when storage is available; clear drafts on a shared device.</w:t>
+      </w:r>
+    </w:p>
+    <w:p>
+      <w:pPr>
+        <w:pStyle w:val="Heading3"/>
+      </w:pPr>
+      <w:r>
+        <w:t>What I repaired, the evidence I kept and the next test</w:t>
+      </w:r>
+    </w:p>
+    <w:p>
+      <w:r>
+        <w:t>________________________________________________________________</w:t>
+      </w:r>
+    </w:p>
+    <w:p>
+      <w:r>
+        <w:t>________________________________________________________________</w:t>
+      </w:r>
+    </w:p>
+    <w:p>
+      <w:r>
+        <w:t>________________________________________________________________</w:t>
+      </w:r>
+    </w:p>
+    <w:p>
+      <w:r>
+        <w:t>________________________________________________________________</w:t>
+      </w:r>
+    </w:p>
+    <w:p>
+      <w:r>
+        <w:t>________________________________________________________________</w:t>
+      </w:r>
+    </w:p>
     <w:sectPr>
       <w:pgSz w:w="12240" w:h="15840"/>
       <w:pgMar w:top="936" w:right="1008" w:bottom="936" w:left="1008" w:header="720" w:footer="720" w:gutter="0"/>

--- a/downloads/workbook/ai-3-week-20.docx
+++ b/downloads/workbook/ai-3-week-20.docx
@@ -30,6 +30,17 @@
     </w:p>
     <w:p>
       <w:r>
+        <w:t>Record your starting explanation for Conversation State and Memory before opening notes. Show any later correction separately.</w:t>
+      </w:r>
+    </w:p>
+    <w:p>
+      <w:pPr>
+        <w:spacing w:line="336" w:lineRule="auto" w:after="180"/>
+      </w:pPr>
+      <w:r>
+        <w:rPr>
+          <w:b w:val="0"/>
+        </w:rPr>
         <w:t>Try the recall before opening notes. Then use a different colour or a labelled second line to correct your explanation.</w:t>
       </w:r>
     </w:p>
@@ -42,7 +53,13 @@
       </w:r>
     </w:p>
     <w:p>
-      <w:r>
+      <w:pPr>
+        <w:spacing w:line="336" w:lineRule="auto" w:after="180"/>
+      </w:pPr>
+      <w:r>
+        <w:rPr>
+          <w:b w:val="0"/>
+        </w:rPr>
         <w:t>Without opening the old lesson, explain one key idea from User Need and AI Contribution. Give an example and a mistake that the idea helps you avoid.</w:t>
       </w:r>
     </w:p>
@@ -78,7 +95,13 @@
       </w:r>
     </w:p>
     <w:p>
-      <w:r>
+      <w:pPr>
+        <w:spacing w:line="336" w:lineRule="auto" w:after="180"/>
+      </w:pPr>
+      <w:r>
+        <w:rPr>
+          <w:b w:val="0"/>
+        </w:rPr>
         <w:t>Without opening the old lesson, explain one key idea from Model Memory vs Retrieval. Give an example and a mistake that the idea helps you avoid.</w:t>
       </w:r>
     </w:p>
@@ -114,7 +137,13 @@
       </w:r>
     </w:p>
     <w:p>
-      <w:r>
+      <w:pPr>
+        <w:spacing w:line="336" w:lineRule="auto" w:after="180"/>
+      </w:pPr>
+      <w:r>
+        <w:rPr>
+          <w:b w:val="0"/>
+        </w:rPr>
         <w:t>Without opening the old lesson, explain one key idea from Hallucination Failure Types. Give an example and a mistake that the idea helps you avoid.</w:t>
       </w:r>
     </w:p>
@@ -151,7 +180,30 @@
     </w:p>
     <w:p>
       <w:r>
-        <w:t>Use W2: Trace the worked case for Conversation state and retention. Record the answer once; the lesson and workbook refer to the same attempt.</w:t>
+        <w:t>Complete the supported Conversation State and Memory trace and record the first step you can explain without help.</w:t>
+      </w:r>
+    </w:p>
+    <w:p>
+      <w:pPr>
+        <w:spacing w:line="336" w:lineRule="auto" w:after="180"/>
+      </w:pPr>
+      <w:r>
+        <w:rPr>
+          <w:b w:val="0"/>
+        </w:rPr>
+        <w:t xml:space="preserve">Use W2: Trace the worked case for Conversation </w:t>
+      </w:r>
+      <w:r>
+        <w:rPr>
+          <w:b/>
+        </w:rPr>
+        <w:t>state</w:t>
+      </w:r>
+      <w:r>
+        <w:rPr>
+          <w:b w:val="0"/>
+        </w:rPr>
+        <w:t xml:space="preserve"> and retention. Record the answer once; the lesson and workbook refer to the same attempt.</w:t>
       </w:r>
     </w:p>
     <w:tbl>
@@ -279,7 +331,41 @@
     </w:p>
     <w:p>
       <w:r>
-        <w:t>Use the worked case for Conversation state and retention. Proposed explanation: “The worked result establishes every future case”. Decide whether this explanation is supported. Point to the step or supplied fact that decides; explain your repair if needed.</w:t>
+        <w:t>Check the proposed Conversation State and Memory explanation against the supplied facts before discussing it.</w:t>
+      </w:r>
+    </w:p>
+    <w:p>
+      <w:pPr>
+        <w:spacing w:line="336" w:lineRule="auto" w:after="180"/>
+      </w:pPr>
+      <w:r>
+        <w:rPr>
+          <w:b w:val="0"/>
+        </w:rPr>
+        <w:t xml:space="preserve">Use the worked case for Conversation </w:t>
+      </w:r>
+      <w:r>
+        <w:rPr>
+          <w:b/>
+        </w:rPr>
+        <w:t>state</w:t>
+      </w:r>
+      <w:r>
+        <w:rPr>
+          <w:b w:val="0"/>
+        </w:rPr>
+        <w:t xml:space="preserve"> and retention. Proposed explanation: “The worked result establishes every future case”. Decide whether this explanation is supported.</w:t>
+      </w:r>
+    </w:p>
+    <w:p>
+      <w:pPr>
+        <w:spacing w:line="336" w:lineRule="auto" w:after="180"/>
+      </w:pPr>
+      <w:r>
+        <w:rPr>
+          <w:b w:val="0"/>
+        </w:rPr>
+        <w:t>Point to the step or supplied fact that decides; explain your repair if needed.</w:t>
       </w:r>
     </w:p>
     <w:p>
@@ -319,6 +405,11 @@
       </w:r>
     </w:p>
     <w:p>
+      <w:r>
+        <w:t>Write one first attempt at the reserved independent case before feedback. Repeated copies of that case refer to the same recorded attempt.</w:t>
+      </w:r>
+    </w:p>
+    <w:p>
       <w:pPr>
         <w:pStyle w:val="Heading3"/>
       </w:pPr>
@@ -327,8 +418,38 @@
       </w:r>
     </w:p>
     <w:p>
-      <w:r>
-        <w:t>A session stores lab L1 then corrects to L2; session ends. A new session has no room input. State the active values at each stage.</w:t>
+      <w:pPr>
+        <w:spacing w:line="336" w:lineRule="auto" w:after="180"/>
+      </w:pPr>
+      <w:r>
+        <w:rPr>
+          <w:b w:val="0"/>
+        </w:rPr>
+        <w:t xml:space="preserve">A session stores lab L1 then corrects to L2; session ends. A new session has no room </w:t>
+      </w:r>
+      <w:r>
+        <w:rPr>
+          <w:b/>
+        </w:rPr>
+        <w:t>input</w:t>
+      </w:r>
+      <w:r>
+        <w:rPr>
+          <w:b w:val="0"/>
+        </w:rPr>
+        <w:t xml:space="preserve">. </w:t>
+      </w:r>
+      <w:r>
+        <w:rPr>
+          <w:b/>
+        </w:rPr>
+        <w:t>State</w:t>
+      </w:r>
+      <w:r>
+        <w:rPr>
+          <w:b w:val="0"/>
+        </w:rPr>
+        <w:t xml:space="preserve"> the active values at each stage.</w:t>
       </w:r>
     </w:p>
     <w:p>
@@ -375,7 +496,13 @@
       </w:r>
     </w:p>
     <w:p>
-      <w:r>
+      <w:pPr>
+        <w:spacing w:line="336" w:lineRule="auto" w:after="180"/>
+      </w:pPr>
+      <w:r>
+        <w:rPr>
+          <w:b w:val="0"/>
+        </w:rPr>
         <w:t>Attempt this case before feedback. Record any help. Earlier examples below are further practice; a case already practised with feedback cannot establish fresh transfer.</w:t>
       </w:r>
     </w:p>
@@ -389,7 +516,42 @@
     </w:p>
     <w:p>
       <w:r>
-        <w:t>The conversation state is topic=plants, level=Grade 8. The user says 'Keep the topic, explain for Grade 6'. Write the updated state and a reset behaviour.</w:t>
+        <w:t>Connect the Conversation State and Memory target to a trace and a justified conclusion.</w:t>
+      </w:r>
+    </w:p>
+    <w:p>
+      <w:pPr>
+        <w:spacing w:line="336" w:lineRule="auto" w:after="180"/>
+      </w:pPr>
+      <w:r>
+        <w:rPr>
+          <w:b w:val="0"/>
+        </w:rPr>
+        <w:t xml:space="preserve">The conversation </w:t>
+      </w:r>
+      <w:r>
+        <w:rPr>
+          <w:b/>
+        </w:rPr>
+        <w:t>state</w:t>
+      </w:r>
+      <w:r>
+        <w:rPr>
+          <w:b w:val="0"/>
+        </w:rPr>
+        <w:t xml:space="preserve"> is topic=plants, level=Grade 8. The user says 'Keep the topic, explain for Grade 6'. Write the updated </w:t>
+      </w:r>
+      <w:r>
+        <w:rPr>
+          <w:b/>
+        </w:rPr>
+        <w:t>state</w:t>
+      </w:r>
+      <w:r>
+        <w:rPr>
+          <w:b w:val="0"/>
+        </w:rPr>
+        <w:t xml:space="preserve"> and a reset behaviour.</w:t>
       </w:r>
     </w:p>
     <w:p>
@@ -402,17 +564,53 @@
     </w:p>
     <w:p>
       <w:r>
-        <w:t>State stores topic=plants and reading_level=beginner. User requests advanced explanation.</w:t>
-      </w:r>
-    </w:p>
-    <w:p>
-      <w:r>
+        <w:t>Solve the supplied Conversation State and Memory case and show the deciding evidence.</w:t>
+      </w:r>
+    </w:p>
+    <w:p>
+      <w:pPr>
+        <w:spacing w:line="336" w:lineRule="auto" w:after="180"/>
+      </w:pPr>
+      <w:r>
+        <w:rPr>
+          <w:b/>
+        </w:rPr>
+        <w:t>State</w:t>
+      </w:r>
+      <w:r>
+        <w:rPr>
+          <w:b w:val="0"/>
+        </w:rPr>
+        <w:t xml:space="preserve"> stores topic=plants and reading_level=beginner. User requests advanced explanation.</w:t>
+      </w:r>
+    </w:p>
+    <w:p>
+      <w:pPr>
+        <w:spacing w:line="336" w:lineRule="auto" w:after="180"/>
+        <w:shd w:fill="F5F1FB"/>
+      </w:pPr>
+      <w:r>
+        <w:rPr>
+          <w:b w:val="0"/>
+        </w:rPr>
         <w:t>What changes?</w:t>
       </w:r>
     </w:p>
     <w:p>
-      <w:r>
-        <w:t>Show your trace, calculation or evidence</w:t>
+      <w:pPr>
+        <w:spacing w:line="336" w:lineRule="auto" w:after="180"/>
+      </w:pPr>
+      <w:r>
+        <w:rPr>
+          <w:b w:val="0"/>
+        </w:rPr>
+        <w:t xml:space="preserve">Show your trace, calculation or </w:t>
+      </w:r>
+      <w:r>
+        <w:rPr>
+          <w:b/>
+        </w:rPr>
+        <w:t>evidence</w:t>
       </w:r>
     </w:p>
     <w:p>
@@ -458,11 +656,41 @@
     </w:p>
     <w:p>
       <w:r>
-        <w:t>A learner corrects their project topic from oceans to forests. The next reply still uses oceans. What state should change, and what should not be saved unnecessarily?</w:t>
-      </w:r>
-    </w:p>
-    <w:p>
-      <w:r>
+        <w:t>Apply the procedure to the changed case and record why the conclusion follows.</w:t>
+      </w:r>
+    </w:p>
+    <w:p>
+      <w:pPr>
+        <w:spacing w:line="336" w:lineRule="auto" w:after="180"/>
+        <w:shd w:fill="F5F1FB"/>
+      </w:pPr>
+      <w:r>
+        <w:rPr>
+          <w:b w:val="0"/>
+        </w:rPr>
+        <w:t xml:space="preserve">A learner corrects their project topic from oceans to forests. The next reply still uses oceans. What </w:t>
+      </w:r>
+      <w:r>
+        <w:rPr>
+          <w:b/>
+        </w:rPr>
+        <w:t>state</w:t>
+      </w:r>
+      <w:r>
+        <w:rPr>
+          <w:b w:val="0"/>
+        </w:rPr>
+        <w:t xml:space="preserve"> should change, and what should not be saved unnecessarily?</w:t>
+      </w:r>
+    </w:p>
+    <w:p>
+      <w:pPr>
+        <w:spacing w:line="336" w:lineRule="auto" w:after="180"/>
+      </w:pPr>
+      <w:r>
+        <w:rPr>
+          <w:b w:val="0"/>
+        </w:rPr>
         <w:t>My independent answer and reason</w:t>
       </w:r>
     </w:p>
@@ -517,7 +745,30 @@
     </w:p>
     <w:p>
       <w:r>
-        <w:t>Create a changed input, boundary case or missing-information case. Write the expected answer or safe response before testing.</w:t>
+        <w:t>Specify a changed input, expected result and observation separately.</w:t>
+      </w:r>
+    </w:p>
+    <w:p>
+      <w:pPr>
+        <w:spacing w:line="336" w:lineRule="auto" w:after="180"/>
+      </w:pPr>
+      <w:r>
+        <w:rPr>
+          <w:b w:val="0"/>
+        </w:rPr>
+        <w:t xml:space="preserve">Create a changed </w:t>
+      </w:r>
+      <w:r>
+        <w:rPr>
+          <w:b/>
+        </w:rPr>
+        <w:t>input</w:t>
+      </w:r>
+      <w:r>
+        <w:rPr>
+          <w:b w:val="0"/>
+        </w:rPr>
+        <w:t>, boundary case or missing-information case. Write the expected answer or safe response before testing.</w:t>
       </w:r>
     </w:p>
     <w:tbl>
@@ -646,12 +897,65 @@
     </w:p>
     <w:p>
       <w:r>
-        <w:t>Store minimal session state and make persistent memory optional, visible, and erasable.</w:t>
-      </w:r>
-    </w:p>
-    <w:p>
-      <w:r>
-        <w:t>The project change and evidence I will keep</w:t>
+        <w:t>Justify what Conversation State and Memory adds to Verified Study Buddy and keep the evidence.</w:t>
+      </w:r>
+    </w:p>
+    <w:p>
+      <w:pPr>
+        <w:spacing w:line="336" w:lineRule="auto" w:after="180"/>
+      </w:pPr>
+      <w:r>
+        <w:rPr>
+          <w:b w:val="0"/>
+        </w:rPr>
+        <w:t xml:space="preserve">Store minimal </w:t>
+      </w:r>
+      <w:r>
+        <w:rPr>
+          <w:b/>
+        </w:rPr>
+        <w:t>session state</w:t>
+      </w:r>
+      <w:r>
+        <w:rPr>
+          <w:b w:val="0"/>
+        </w:rPr>
+        <w:t xml:space="preserve"> and make </w:t>
+      </w:r>
+      <w:r>
+        <w:rPr>
+          <w:b/>
+        </w:rPr>
+        <w:t>persistent memory</w:t>
+      </w:r>
+      <w:r>
+        <w:rPr>
+          <w:b w:val="0"/>
+        </w:rPr>
+        <w:t xml:space="preserve"> optional, visible, and erasable.</w:t>
+      </w:r>
+    </w:p>
+    <w:p>
+      <w:pPr>
+        <w:spacing w:line="336" w:lineRule="auto" w:after="180"/>
+      </w:pPr>
+      <w:r>
+        <w:rPr>
+          <w:b w:val="0"/>
+        </w:rPr>
+        <w:t xml:space="preserve">The project change and </w:t>
+      </w:r>
+      <w:r>
+        <w:rPr>
+          <w:b/>
+        </w:rPr>
+        <w:t>evidence</w:t>
+      </w:r>
+      <w:r>
+        <w:rPr>
+          <w:b w:val="0"/>
+        </w:rPr>
+        <w:t xml:space="preserve"> I will keep</w:t>
       </w:r>
     </w:p>
     <w:p>
@@ -697,11 +1001,54 @@
     </w:p>
     <w:p>
       <w:r>
-        <w:t>I can explain the mechanism. I can show evidence. I can handle a changed case. I can name a limit. Mark each as not yet, with help or independently, and attach supporting work.</w:t>
-      </w:r>
-    </w:p>
-    <w:p>
-      <w:r>
+        <w:t>Judge explanation, evidence, transfer and limits separately; attach the work behind your judgement.</w:t>
+      </w:r>
+    </w:p>
+    <w:p>
+      <w:pPr>
+        <w:pStyle w:val="ListBullet"/>
+      </w:pPr>
+      <w:r>
+        <w:t>I can explain the mechanism.</w:t>
+      </w:r>
+    </w:p>
+    <w:p>
+      <w:pPr>
+        <w:pStyle w:val="ListBullet"/>
+      </w:pPr>
+      <w:r>
+        <w:t>I can show evidence.</w:t>
+      </w:r>
+    </w:p>
+    <w:p>
+      <w:pPr>
+        <w:pStyle w:val="ListBullet"/>
+      </w:pPr>
+      <w:r>
+        <w:t>I can handle a changed case.</w:t>
+      </w:r>
+    </w:p>
+    <w:p>
+      <w:pPr>
+        <w:pStyle w:val="ListBullet"/>
+      </w:pPr>
+      <w:r>
+        <w:t>I can name a limit.</w:t>
+      </w:r>
+    </w:p>
+    <w:p>
+      <w:r>
+        <w:t>Mark each as not yet, with help or independently, and attach supporting work.</w:t>
+      </w:r>
+    </w:p>
+    <w:p>
+      <w:pPr>
+        <w:spacing w:line="336" w:lineRule="auto" w:after="180"/>
+      </w:pPr>
+      <w:r>
+        <w:rPr>
+          <w:b w:val="0"/>
+        </w:rPr>
         <w:t>Teacher review ____________________  Next step ____________________</w:t>
       </w:r>
     </w:p>
@@ -715,7 +1062,42 @@
     </w:p>
     <w:p>
       <w:r>
-        <w:t>The conversation state is topic=plants, level=Grade 8. The user says 'Keep the topic, explain for Grade 6'. Write the updated state and a reset behaviour.</w:t>
+        <w:t>Use this earlier case as transfer practice. A case already discussed with feedback is not fresh assessment evidence.</w:t>
+      </w:r>
+    </w:p>
+    <w:p>
+      <w:pPr>
+        <w:spacing w:line="336" w:lineRule="auto" w:after="180"/>
+      </w:pPr>
+      <w:r>
+        <w:rPr>
+          <w:b w:val="0"/>
+        </w:rPr>
+        <w:t xml:space="preserve">The conversation </w:t>
+      </w:r>
+      <w:r>
+        <w:rPr>
+          <w:b/>
+        </w:rPr>
+        <w:t>state</w:t>
+      </w:r>
+      <w:r>
+        <w:rPr>
+          <w:b w:val="0"/>
+        </w:rPr>
+        <w:t xml:space="preserve"> is topic=plants, level=Grade 8. The user says 'Keep the topic, explain for Grade 6'. Write the updated </w:t>
+      </w:r>
+      <w:r>
+        <w:rPr>
+          <w:b/>
+        </w:rPr>
+        <w:t>state</w:t>
+      </w:r>
+      <w:r>
+        <w:rPr>
+          <w:b w:val="0"/>
+        </w:rPr>
+        <w:t xml:space="preserve"> and a reset behaviour.</w:t>
       </w:r>
     </w:p>
     <w:p>
@@ -762,7 +1144,13 @@
       </w:r>
     </w:p>
     <w:p>
-      <w:r>
+      <w:pPr>
+        <w:spacing w:line="336" w:lineRule="auto" w:after="180"/>
+      </w:pPr>
+      <w:r>
+        <w:rPr>
+          <w:b w:val="0"/>
+        </w:rPr>
         <w:t>Record support used: none, hint or teacher explanation.</w:t>
       </w:r>
     </w:p>
@@ -776,7 +1164,54 @@
     </w:p>
     <w:p>
       <w:r>
-        <w:t>Explain the weekly mechanism in your own words. Use the worked scenario to name its input, decision rule and output.</w:t>
+        <w:t>Explain the mechanism. Apply the supplied Conversation State and Memory facts and keep your reasoning.</w:t>
+      </w:r>
+    </w:p>
+    <w:p>
+      <w:pPr>
+        <w:spacing w:line="336" w:lineRule="auto" w:after="180"/>
+      </w:pPr>
+      <w:r>
+        <w:rPr>
+          <w:b w:val="0"/>
+        </w:rPr>
+        <w:t xml:space="preserve">Explain the weekly </w:t>
+      </w:r>
+      <w:r>
+        <w:rPr>
+          <w:b/>
+        </w:rPr>
+        <w:t>mechanism</w:t>
+      </w:r>
+      <w:r>
+        <w:rPr>
+          <w:b w:val="0"/>
+        </w:rPr>
+        <w:t xml:space="preserve"> in your own words. Use the worked scenario to name its </w:t>
+      </w:r>
+      <w:r>
+        <w:rPr>
+          <w:b/>
+        </w:rPr>
+        <w:t>input</w:t>
+      </w:r>
+      <w:r>
+        <w:rPr>
+          <w:b w:val="0"/>
+        </w:rPr>
+        <w:t xml:space="preserve">, decision rule and </w:t>
+      </w:r>
+      <w:r>
+        <w:rPr>
+          <w:b/>
+        </w:rPr>
+        <w:t>output</w:t>
+      </w:r>
+      <w:r>
+        <w:rPr>
+          <w:b w:val="0"/>
+        </w:rPr>
+        <w:t>.</w:t>
       </w:r>
     </w:p>
     <w:p>
@@ -827,6 +1262,17 @@
     </w:p>
     <w:p>
       <w:r>
+        <w:t>Trace the worked case. Apply the supplied Conversation State and Memory facts and keep your reasoning.</w:t>
+      </w:r>
+    </w:p>
+    <w:p>
+      <w:pPr>
+        <w:spacing w:line="336" w:lineRule="auto" w:after="180"/>
+      </w:pPr>
+      <w:r>
+        <w:rPr>
+          <w:b w:val="0"/>
+        </w:rPr>
         <w:t>Turn 1 selects room A; turn 2 corrects to room B. A later answer uses A from an older summary. Show the intermediate steps and give the conclusion with its scope.</w:t>
       </w:r>
     </w:p>
@@ -883,7 +1329,53 @@
     </w:p>
     <w:p>
       <w:r>
-        <w:t>A report omits this qualification: Remembered statements are not automatically current or verified; retention should follow the stated purpose and policy. Explain how omitting it could change a reader's interpretation, and write an accurate replacement.</w:t>
+        <w:t>Audit the limit. Apply the supplied Conversation State and Memory facts and keep your reasoning.</w:t>
+      </w:r>
+    </w:p>
+    <w:p>
+      <w:pPr>
+        <w:spacing w:line="336" w:lineRule="auto" w:after="180"/>
+      </w:pPr>
+      <w:r>
+        <w:rPr>
+          <w:b w:val="0"/>
+        </w:rPr>
+        <w:t xml:space="preserve">A report omits this qualification: Remembered </w:t>
+      </w:r>
+      <w:r>
+        <w:rPr>
+          <w:b/>
+        </w:rPr>
+        <w:t>state</w:t>
+      </w:r>
+      <w:r>
+        <w:rPr>
+          <w:b w:val="0"/>
+        </w:rPr>
+        <w:t xml:space="preserve">ments are not automatically current or verified; retention should follow the </w:t>
+      </w:r>
+      <w:r>
+        <w:rPr>
+          <w:b/>
+        </w:rPr>
+        <w:t>state</w:t>
+      </w:r>
+      <w:r>
+        <w:rPr>
+          <w:b w:val="0"/>
+        </w:rPr>
+        <w:t>d purpose and policy.</w:t>
+      </w:r>
+    </w:p>
+    <w:p>
+      <w:pPr>
+        <w:spacing w:line="336" w:lineRule="auto" w:after="180"/>
+      </w:pPr>
+      <w:r>
+        <w:rPr>
+          <w:b w:val="0"/>
+        </w:rPr>
+        <w:t>Explain how omitting it could change a reader's interpretation, and write an accurate replacement.</w:t>
       </w:r>
     </w:p>
     <w:p>
@@ -934,7 +1426,42 @@
     </w:p>
     <w:p>
       <w:r>
-        <w:t>A session stores lab L1 then corrects to L2; session ends. A new session has no room input. State the active values at each stage.</w:t>
+        <w:t>Attempt before feedback. If this repeats the selected independent case, reuse that first attempt; otherwise keep a separate record. Apply a new case independently. Apply the supplied Conversation State and Memory facts and keep your reasoning.</w:t>
+      </w:r>
+    </w:p>
+    <w:p>
+      <w:pPr>
+        <w:spacing w:line="336" w:lineRule="auto" w:after="180"/>
+      </w:pPr>
+      <w:r>
+        <w:rPr>
+          <w:b w:val="0"/>
+        </w:rPr>
+        <w:t xml:space="preserve">A session stores lab L1 then corrects to L2; session ends. A new session has no room </w:t>
+      </w:r>
+      <w:r>
+        <w:rPr>
+          <w:b/>
+        </w:rPr>
+        <w:t>input</w:t>
+      </w:r>
+      <w:r>
+        <w:rPr>
+          <w:b w:val="0"/>
+        </w:rPr>
+        <w:t xml:space="preserve">. </w:t>
+      </w:r>
+      <w:r>
+        <w:rPr>
+          <w:b/>
+        </w:rPr>
+        <w:t>State</w:t>
+      </w:r>
+      <w:r>
+        <w:rPr>
+          <w:b w:val="0"/>
+        </w:rPr>
+        <w:t xml:space="preserve"> the active values at each stage.</w:t>
       </w:r>
     </w:p>
     <w:p>
@@ -995,7 +1522,29 @@
     </w:p>
     <w:p>
       <w:r>
-        <w:t>For the worked scenario, propose one additional case that could reveal a failure, describe its expected outcome before running it, and explain what would need to remain fixed for a fair comparison. Do not reuse W4 as a new final test after receiving feedback.</w:t>
+        <w:t>Design a revealing follow-up. Apply the supplied Conversation State and Memory facts and keep your reasoning.</w:t>
+      </w:r>
+    </w:p>
+    <w:p>
+      <w:pPr>
+        <w:spacing w:line="336" w:lineRule="auto" w:after="180"/>
+      </w:pPr>
+      <w:r>
+        <w:rPr>
+          <w:b w:val="0"/>
+        </w:rPr>
+        <w:t>For the worked scenario, propose one additional case that could reveal a failure, describe its expected outcome before running it, and explain what would need to remain fixed for a fair comparison.</w:t>
+      </w:r>
+    </w:p>
+    <w:p>
+      <w:pPr>
+        <w:spacing w:line="336" w:lineRule="auto" w:after="180"/>
+      </w:pPr>
+      <w:r>
+        <w:rPr>
+          <w:b w:val="0"/>
+        </w:rPr>
+        <w:t>Do not reuse W4 as a new final test after receiving feedback.</w:t>
       </w:r>
     </w:p>
     <w:p>
@@ -1047,6 +1596,11 @@
       </w:pPr>
       <w:r>
         <w:t>17. Feedback, return check and learning record</w:t>
+      </w:r>
+    </w:p>
+    <w:p>
+      <w:r>
+        <w:t>Record the first repaired step and a different case to revisit after a delay.</w:t>
       </w:r>
     </w:p>
     <w:tbl>
@@ -1186,7 +1740,13 @@
       </w:tr>
     </w:tbl>
     <w:p>
-      <w:r>
+      <w:pPr>
+        <w:spacing w:line="336" w:lineRule="auto" w:after="180"/>
+      </w:pPr>
+      <w:r>
+        <w:rPr>
+          <w:b w:val="0"/>
+        </w:rPr>
         <w:t>Revisit this idea with your teacher after a delay. Familiarity is different from explaining and using it on a changed case.</w:t>
       </w:r>
     </w:p>
@@ -1200,17 +1760,64 @@
     </w:p>
     <w:p>
       <w:r>
+        <w:t>Keep a reading conversation consistent when the learner changes the selected book. Explain the labelled step before checking the changed condition.</w:t>
+      </w:r>
+    </w:p>
+    <w:p>
+      <w:pPr>
+        <w:spacing w:line="336" w:lineRule="auto" w:after="180"/>
+      </w:pPr>
+      <w:r>
+        <w:rPr>
+          <w:b w:val="0"/>
+        </w:rPr>
         <w:t>Keep a reading conversation consistent when the learner changes the selected book.</w:t>
       </w:r>
     </w:p>
     <w:p>
-      <w:r>
-        <w:t>In this toy session, “choose Cedar” sets selected_book=Cedar; “change to Maple” replaces it. Session state is cleared on exit.</w:t>
-      </w:r>
-    </w:p>
-    <w:p>
-      <w:r>
-        <w:t>All inputs and outcomes in this worked example are invented classroom data; no real model run is claimed.</w:t>
+      <w:pPr>
+        <w:spacing w:line="336" w:lineRule="auto" w:after="180"/>
+      </w:pPr>
+      <w:r>
+        <w:rPr>
+          <w:b w:val="0"/>
+        </w:rPr>
+        <w:t xml:space="preserve">In this toy session, “choose Cedar” sets selected_book=Cedar; “change to Maple” replaces it. </w:t>
+      </w:r>
+      <w:r>
+        <w:rPr>
+          <w:b/>
+        </w:rPr>
+        <w:t>Session state</w:t>
+      </w:r>
+      <w:r>
+        <w:rPr>
+          <w:b w:val="0"/>
+        </w:rPr>
+        <w:t xml:space="preserve"> is cleared on exit.</w:t>
+      </w:r>
+    </w:p>
+    <w:p>
+      <w:pPr>
+        <w:spacing w:line="336" w:lineRule="auto" w:after="180"/>
+      </w:pPr>
+      <w:r>
+        <w:rPr>
+          <w:b w:val="0"/>
+        </w:rPr>
+        <w:t xml:space="preserve">All </w:t>
+      </w:r>
+      <w:r>
+        <w:rPr>
+          <w:b/>
+        </w:rPr>
+        <w:t>input</w:t>
+      </w:r>
+      <w:r>
+        <w:rPr>
+          <w:b w:val="0"/>
+        </w:rPr>
+        <w:t>s and outcomes in this worked example are invented classroom data; no real model run is claimed.</w:t>
       </w:r>
     </w:p>
     <w:p>
@@ -1250,8 +1857,26 @@
       </w:r>
     </w:p>
     <w:p>
-      <w:r>
-        <w:t>What is selected_book after the correction and after exit? Point to the relevant step in the picture, then write the changed result and the rule or evidence that supports it.</w:t>
+      <w:pPr>
+        <w:spacing w:line="336" w:lineRule="auto" w:after="180"/>
+      </w:pPr>
+      <w:r>
+        <w:rPr>
+          <w:b w:val="0"/>
+        </w:rPr>
+        <w:t xml:space="preserve">What is selected_book after the correction and after exit? Point to the relevant step in the picture, then write the changed result and the rule or </w:t>
+      </w:r>
+      <w:r>
+        <w:rPr>
+          <w:b/>
+        </w:rPr>
+        <w:t>evidence</w:t>
+      </w:r>
+      <w:r>
+        <w:rPr>
+          <w:b w:val="0"/>
+        </w:rPr>
+        <w:t xml:space="preserve"> that supports it.</w:t>
       </w:r>
     </w:p>
     <w:p>
@@ -1293,13 +1918,69 @@
       </w:r>
     </w:p>
     <w:p>
-      <w:r>
-        <w:t>Support used: alone / hint / worked example. This record is practice evidence.</w:t>
-      </w:r>
-    </w:p>
-    <w:p>
-      <w:r>
-        <w:t>Project connection: For your Verified Study Buddy, save the input, procedure, observed result and limitation of this check. Label this worked example as practice; use a different, previously unreviewed case when checking independent understanding.</w:t>
+      <w:pPr>
+        <w:pStyle w:val="Heading3"/>
+      </w:pPr>
+      <w:r>
+        <w:t>Record the help used</w:t>
+      </w:r>
+    </w:p>
+    <w:p>
+      <w:pPr>
+        <w:spacing w:line="336" w:lineRule="auto" w:after="180"/>
+        <w:shd w:fill="F1F6F8"/>
+      </w:pPr>
+      <w:r>
+        <w:rPr>
+          <w:b w:val="0"/>
+        </w:rPr>
+        <w:t xml:space="preserve">Support used: alone / hint / worked example. This record is practice </w:t>
+      </w:r>
+      <w:r>
+        <w:rPr>
+          <w:b/>
+        </w:rPr>
+        <w:t>evidence</w:t>
+      </w:r>
+      <w:r>
+        <w:rPr>
+          <w:b w:val="0"/>
+        </w:rPr>
+        <w:t>.</w:t>
+      </w:r>
+    </w:p>
+    <w:p>
+      <w:pPr>
+        <w:spacing w:line="336" w:lineRule="auto" w:after="180"/>
+      </w:pPr>
+      <w:r>
+        <w:rPr>
+          <w:b w:val="0"/>
+        </w:rPr>
+        <w:t xml:space="preserve">Project connection: For your Verified Study Buddy, save the </w:t>
+      </w:r>
+      <w:r>
+        <w:rPr>
+          <w:b/>
+        </w:rPr>
+        <w:t>input</w:t>
+      </w:r>
+      <w:r>
+        <w:rPr>
+          <w:b w:val="0"/>
+        </w:rPr>
+        <w:t>, procedure, observed result and limitation of this check.</w:t>
+      </w:r>
+    </w:p>
+    <w:p>
+      <w:pPr>
+        <w:spacing w:line="336" w:lineRule="auto" w:after="180"/>
+      </w:pPr>
+      <w:r>
+        <w:rPr>
+          <w:b w:val="0"/>
+        </w:rPr>
+        <w:t>Label this worked example as practice; use a different, previously unreviewed case when checking independent understanding.</w:t>
       </w:r>
     </w:p>
     <w:p>
@@ -1312,17 +1993,63 @@
     </w:p>
     <w:p>
       <w:r>
+        <w:t>Keep this week’s input, deciding step, result and limit together in the Verified Study Buddy record.</w:t>
+      </w:r>
+    </w:p>
+    <w:p>
+      <w:pPr>
+        <w:spacing w:line="336" w:lineRule="auto" w:after="180"/>
+      </w:pPr>
+      <w:r>
+        <w:rPr>
+          <w:b w:val="0"/>
+        </w:rPr>
         <w:t>Project: Verified Study Buddy</w:t>
       </w:r>
     </w:p>
     <w:p>
-      <w:r>
+      <w:pPr>
+        <w:spacing w:line="336" w:lineRule="auto" w:after="180"/>
+      </w:pPr>
+      <w:r>
+        <w:rPr>
+          <w:b w:val="0"/>
+        </w:rPr>
         <w:t>Current milestone: Evaluate and revise. Compare with your starting method, explain errors and record a justified revision.</w:t>
       </w:r>
     </w:p>
     <w:p>
-      <w:r>
-        <w:t>For your Verified Study Buddy, save the input, procedure, observed result and limitation of this check. Label this worked example as practice; use a different, previously unreviewed case when checking independent understanding.</w:t>
+      <w:pPr>
+        <w:spacing w:line="336" w:lineRule="auto" w:after="180"/>
+      </w:pPr>
+      <w:r>
+        <w:rPr>
+          <w:b w:val="0"/>
+        </w:rPr>
+        <w:t xml:space="preserve">For your Verified Study Buddy, save the </w:t>
+      </w:r>
+      <w:r>
+        <w:rPr>
+          <w:b/>
+        </w:rPr>
+        <w:t>input</w:t>
+      </w:r>
+      <w:r>
+        <w:rPr>
+          <w:b w:val="0"/>
+        </w:rPr>
+        <w:t>, procedure, observed result and limitation of this check.</w:t>
+      </w:r>
+    </w:p>
+    <w:p>
+      <w:pPr>
+        <w:spacing w:line="336" w:lineRule="auto" w:after="180"/>
+      </w:pPr>
+      <w:r>
+        <w:rPr>
+          <w:b w:val="0"/>
+        </w:rPr>
+        <w:t>Label this worked example as practice; use a different, previously unreviewed case when checking independent understanding.</w:t>
       </w:r>
     </w:p>
     <w:tbl>
@@ -1484,11 +2211,28 @@
     </w:p>
     <w:p>
       <w:r>
+        <w:t>Try the supported questions before comparing with hints and feedback. Record what you repaired and the evidence you retained.</w:t>
+      </w:r>
+    </w:p>
+    <w:p>
+      <w:pPr>
+        <w:spacing w:line="336" w:lineRule="auto" w:after="180"/>
+      </w:pPr>
+      <w:r>
+        <w:rPr>
+          <w:b w:val="0"/>
+        </w:rPr>
         <w:t>Use this supported practice once, in the browser or on paper. Keep the reserved independent assessment for a separate first attempt before teacher feedback.</w:t>
       </w:r>
     </w:p>
     <w:p>
-      <w:r>
+      <w:pPr>
+        <w:spacing w:line="336" w:lineRule="auto" w:after="180"/>
+      </w:pPr>
+      <w:r>
+        <w:rPr>
+          <w:b w:val="0"/>
+        </w:rPr>
         <w:t>Keep a reading conversation consistent when the learner changes the selected book.</w:t>
       </w:r>
     </w:p>
@@ -1501,22 +2245,49 @@
       </w:r>
     </w:p>
     <w:p>
-      <w:r>
+      <w:pPr>
+        <w:spacing w:line="336" w:lineRule="auto" w:after="180"/>
+      </w:pPr>
+      <w:r>
+        <w:rPr>
+          <w:b w:val="0"/>
+        </w:rPr>
         <w:t>Which labelled step matches this detail? Clear selected_book. A new session begins with no selected book.</w:t>
       </w:r>
     </w:p>
     <w:p>
-      <w:r>
+      <w:pPr>
+        <w:spacing w:line="336" w:lineRule="auto" w:after="180"/>
+        <w:shd w:fill="F4F9FC"/>
+      </w:pPr>
+      <w:r>
+        <w:rPr>
+          <w:b w:val="0"/>
+        </w:rPr>
         <w:t>1. First choice</w:t>
       </w:r>
     </w:p>
     <w:p>
-      <w:r>
+      <w:pPr>
+        <w:spacing w:line="336" w:lineRule="auto" w:after="180"/>
+        <w:shd w:fill="F4F9FC"/>
+      </w:pPr>
+      <w:r>
+        <w:rPr>
+          <w:b w:val="0"/>
+        </w:rPr>
         <w:t>2. Correct choice</w:t>
       </w:r>
     </w:p>
     <w:p>
-      <w:r>
+      <w:pPr>
+        <w:spacing w:line="336" w:lineRule="auto" w:after="180"/>
+        <w:shd w:fill="F4F9FC"/>
+      </w:pPr>
+      <w:r>
+        <w:rPr>
+          <w:b w:val="0"/>
+        </w:rPr>
         <w:t>3. End session</w:t>
       </w:r>
     </w:p>
@@ -1554,41 +2325,167 @@
       </w:r>
     </w:p>
     <w:p>
-      <w:r>
+      <w:pPr>
+        <w:pStyle w:val="Heading3"/>
+      </w:pPr>
+      <w:r>
+        <w:t>Hint · try first</w:t>
+      </w:r>
+    </w:p>
+    <w:p>
+      <w:pPr>
+        <w:spacing w:line="336" w:lineRule="auto" w:after="180"/>
+        <w:shd w:fill="F1F6F8"/>
+      </w:pPr>
+      <w:r>
+        <w:rPr>
+          <w:b w:val="0"/>
+        </w:rPr>
         <w:t>Hint if needed: Read the steps in the pictorial case. Match the supplied detail to the stage that performs or records it.</w:t>
       </w:r>
     </w:p>
     <w:p>
-      <w:r>
-        <w:t>After your attempt, compare with the supported explanation: End session Clear selected_book. A new session begins with no selected book. Read the picture in order. Clear selected_book. A new session begins with no selected book. The arrows show which recorded input or intermediate result each decision uses. Explain the deciding step aloud before checking the changed case; pointing to the final answer alone does not show how it follows.</w:t>
-      </w:r>
-    </w:p>
-    <w:p>
       <w:pPr>
         <w:pStyle w:val="Heading3"/>
       </w:pPr>
       <w:r>
+        <w:t>Feedback · compare after trying</w:t>
+      </w:r>
+    </w:p>
+    <w:p>
+      <w:pPr>
+        <w:spacing w:line="336" w:lineRule="auto" w:after="180"/>
+        <w:shd w:fill="F1F6FC"/>
+      </w:pPr>
+      <w:r>
+        <w:rPr>
+          <w:b w:val="0"/>
+        </w:rPr>
+        <w:t>After your attempt, compare with the supported explanation: End session Clear selected_book. A new session begins with no selected book. Read the picture in order. Clear selected_book.</w:t>
+      </w:r>
+    </w:p>
+    <w:p>
+      <w:pPr>
+        <w:spacing w:line="336" w:lineRule="auto" w:after="180"/>
+        <w:shd w:fill="F1F6FC"/>
+      </w:pPr>
+      <w:r>
+        <w:rPr>
+          <w:b w:val="0"/>
+        </w:rPr>
+        <w:t xml:space="preserve">A new session begins with no selected book. The arrows show which recorded </w:t>
+      </w:r>
+      <w:r>
+        <w:rPr>
+          <w:b/>
+        </w:rPr>
+        <w:t>input</w:t>
+      </w:r>
+      <w:r>
+        <w:rPr>
+          <w:b w:val="0"/>
+        </w:rPr>
+        <w:t xml:space="preserve"> or intermediate result each decision uses.</w:t>
+      </w:r>
+    </w:p>
+    <w:p>
+      <w:pPr>
+        <w:spacing w:line="336" w:lineRule="auto" w:after="180"/>
+        <w:shd w:fill="F1F6FC"/>
+      </w:pPr>
+      <w:r>
+        <w:rPr>
+          <w:b w:val="0"/>
+        </w:rPr>
+        <w:t>Explain the deciding step aloud before checking the changed case; pointing to the final answer alone does not show how it follows.</w:t>
+      </w:r>
+    </w:p>
+    <w:p>
+      <w:pPr>
+        <w:pStyle w:val="Heading3"/>
+      </w:pPr>
+      <w:r>
         <w:t>Practice 2: explain the deciding evidence</w:t>
       </w:r>
     </w:p>
     <w:p>
-      <w:r>
+      <w:pPr>
+        <w:pStyle w:val="Heading3"/>
+      </w:pPr>
+      <w:r>
+        <w:t>Changed case · predict first</w:t>
+      </w:r>
+    </w:p>
+    <w:p>
+      <w:pPr>
+        <w:spacing w:line="336" w:lineRule="auto" w:after="180"/>
+        <w:shd w:fill="F5F1FB"/>
+      </w:pPr>
+      <w:r>
+        <w:rPr>
+          <w:b w:val="0"/>
+        </w:rPr>
         <w:t>Changed-case practice: The next session asks “summarise my book” without naming one. Which conclusion is supported by the supplied facts?</w:t>
       </w:r>
     </w:p>
     <w:p>
-      <w:r>
+      <w:pPr>
+        <w:spacing w:line="336" w:lineRule="auto" w:after="180"/>
+        <w:shd w:fill="F4F9FC"/>
+      </w:pPr>
+      <w:r>
+        <w:rPr>
+          <w:b w:val="0"/>
+        </w:rPr>
         <w:t>1. Ask which book the learner wants.</w:t>
       </w:r>
     </w:p>
     <w:p>
-      <w:r>
-        <w:t>2. We can decide the result without examining the changed input or the procedure.</w:t>
-      </w:r>
-    </w:p>
-    <w:p>
-      <w:r>
-        <w:t>3. This one example guarantees correct results for every future input.</w:t>
+      <w:pPr>
+        <w:spacing w:line="336" w:lineRule="auto" w:after="180"/>
+        <w:shd w:fill="F4F9FC"/>
+      </w:pPr>
+      <w:r>
+        <w:rPr>
+          <w:b w:val="0"/>
+        </w:rPr>
+        <w:t xml:space="preserve">2. We can decide the result without examining the changed </w:t>
+      </w:r>
+      <w:r>
+        <w:rPr>
+          <w:b/>
+        </w:rPr>
+        <w:t>input</w:t>
+      </w:r>
+      <w:r>
+        <w:rPr>
+          <w:b w:val="0"/>
+        </w:rPr>
+        <w:t xml:space="preserve"> or the procedure.</w:t>
+      </w:r>
+    </w:p>
+    <w:p>
+      <w:pPr>
+        <w:spacing w:line="336" w:lineRule="auto" w:after="180"/>
+        <w:shd w:fill="F4F9FC"/>
+      </w:pPr>
+      <w:r>
+        <w:rPr>
+          <w:b w:val="0"/>
+        </w:rPr>
+        <w:t xml:space="preserve">3. This one example guarantees correct results for every future </w:t>
+      </w:r>
+      <w:r>
+        <w:rPr>
+          <w:b/>
+        </w:rPr>
+        <w:t>input</w:t>
+      </w:r>
+      <w:r>
+        <w:rPr>
+          <w:b w:val="0"/>
+        </w:rPr>
+        <w:t>.</w:t>
       </w:r>
     </w:p>
     <w:p>
@@ -1625,36 +2522,189 @@
       </w:r>
     </w:p>
     <w:p>
-      <w:r>
+      <w:pPr>
+        <w:pStyle w:val="Heading3"/>
+      </w:pPr>
+      <w:r>
+        <w:t>Hint · try first</w:t>
+      </w:r>
+    </w:p>
+    <w:p>
+      <w:pPr>
+        <w:spacing w:line="336" w:lineRule="auto" w:after="180"/>
+        <w:shd w:fill="F1F6F8"/>
+      </w:pPr>
+      <w:r>
+        <w:rPr>
+          <w:b w:val="0"/>
+        </w:rPr>
         <w:t>Hint if needed: Use the changed condition and the deciding step in the pictorial trace. The answer must say what follows from those facts.</w:t>
       </w:r>
     </w:p>
     <w:p>
-      <w:r>
-        <w:t>After your attempt, compare with the supported explanation: Ask which book the learner wants. The declared policy clears session state, so yesterday’s choice is unavailable.</w:t>
-      </w:r>
-    </w:p>
-    <w:p>
       <w:pPr>
         <w:pStyle w:val="Heading3"/>
       </w:pPr>
       <w:r>
+        <w:t>Feedback · compare after trying</w:t>
+      </w:r>
+    </w:p>
+    <w:p>
+      <w:pPr>
+        <w:spacing w:line="336" w:lineRule="auto" w:after="180"/>
+        <w:shd w:fill="F1F6FC"/>
+      </w:pPr>
+      <w:r>
+        <w:rPr>
+          <w:b w:val="0"/>
+        </w:rPr>
+        <w:t xml:space="preserve">After your attempt, compare with the supported explanation: Ask which book the learner wants. The declared policy clears </w:t>
+      </w:r>
+      <w:r>
+        <w:rPr>
+          <w:b/>
+        </w:rPr>
+        <w:t>session state</w:t>
+      </w:r>
+      <w:r>
+        <w:rPr>
+          <w:b w:val="0"/>
+        </w:rPr>
+        <w:t>, so yesterday’s choice is unavailable.</w:t>
+      </w:r>
+    </w:p>
+    <w:p>
+      <w:pPr>
+        <w:pStyle w:val="Heading3"/>
+      </w:pPr>
+      <w:r>
         <w:t>Repair a missing building block</w:t>
       </w:r>
     </w:p>
     <w:p>
-      <w:r>
-        <w:t>Review User Need and AI Contribution (ai-3/19). Goal: Explain the mechanism and terminology of capstone requirements and corpus. Short practice: What non-AI baseline would reveal whether this helper adds value? Point to the relevant step in the picture, then write the changed result and the rule or evidence that supports it.. Return to this week and explain what you changed.</w:t>
-      </w:r>
-    </w:p>
-    <w:p>
-      <w:r>
-        <w:t>Review Model Memory vs Retrieval (ai-3/17). Goal: Explain the mechanism and terminology of retrieval and indexing. Short practice: Why can the assistant not certify 15: 00 when the notice is missing? Point to the relevant step in the picture, then write the changed result and the rule or evidence that supports it.. Return to this week and explain what you changed.</w:t>
-      </w:r>
-    </w:p>
-    <w:p>
-      <w:r>
-        <w:t>Review Hallucination Failure Types (ai-3/14). Goal: Explain the mechanism and terminology of generation failures and verification. Short practice: Can we conclude there will definitely be no lunch from S alone?. Return to this week and explain what you changed.</w:t>
+      <w:pPr>
+        <w:spacing w:line="336" w:lineRule="auto" w:after="180"/>
+      </w:pPr>
+      <w:r>
+        <w:rPr>
+          <w:b w:val="0"/>
+        </w:rPr>
+        <w:t xml:space="preserve">Review User Need and AI Contribution (ai-3/19). Goal: Explain the </w:t>
+      </w:r>
+      <w:r>
+        <w:rPr>
+          <w:b/>
+        </w:rPr>
+        <w:t>mechanism</w:t>
+      </w:r>
+      <w:r>
+        <w:rPr>
+          <w:b w:val="0"/>
+        </w:rPr>
+        <w:t xml:space="preserve"> and terminology of capstone requirements and corpus. Short practice: What non-AI baseline would reveal whether this helper adds value?</w:t>
+      </w:r>
+    </w:p>
+    <w:p>
+      <w:pPr>
+        <w:spacing w:line="336" w:lineRule="auto" w:after="180"/>
+      </w:pPr>
+      <w:r>
+        <w:rPr>
+          <w:b w:val="0"/>
+        </w:rPr>
+        <w:t xml:space="preserve">Point to the relevant step in the picture, then write the changed result and the rule or </w:t>
+      </w:r>
+      <w:r>
+        <w:rPr>
+          <w:b/>
+        </w:rPr>
+        <w:t>evidence</w:t>
+      </w:r>
+      <w:r>
+        <w:rPr>
+          <w:b w:val="0"/>
+        </w:rPr>
+        <w:t xml:space="preserve"> that supports it.. Return to this week and explain what you changed.</w:t>
+      </w:r>
+    </w:p>
+    <w:p>
+      <w:pPr>
+        <w:spacing w:line="336" w:lineRule="auto" w:after="180"/>
+      </w:pPr>
+      <w:r>
+        <w:rPr>
+          <w:b w:val="0"/>
+        </w:rPr>
+        <w:t xml:space="preserve">Review Model Memory vs Retrieval (ai-3/17). Goal: Explain the </w:t>
+      </w:r>
+      <w:r>
+        <w:rPr>
+          <w:b/>
+        </w:rPr>
+        <w:t>mechanism</w:t>
+      </w:r>
+      <w:r>
+        <w:rPr>
+          <w:b w:val="0"/>
+        </w:rPr>
+        <w:t xml:space="preserve"> and terminology of retrieval and indexing. Short practice: Why can the assistant not certify 15: 00 when the notice is missing?</w:t>
+      </w:r>
+    </w:p>
+    <w:p>
+      <w:pPr>
+        <w:spacing w:line="336" w:lineRule="auto" w:after="180"/>
+      </w:pPr>
+      <w:r>
+        <w:rPr>
+          <w:b w:val="0"/>
+        </w:rPr>
+        <w:t xml:space="preserve">Point to the relevant step in the picture, then write the changed result and the rule or </w:t>
+      </w:r>
+      <w:r>
+        <w:rPr>
+          <w:b/>
+        </w:rPr>
+        <w:t>evidence</w:t>
+      </w:r>
+      <w:r>
+        <w:rPr>
+          <w:b w:val="0"/>
+        </w:rPr>
+        <w:t xml:space="preserve"> that supports it.. Return to this week and explain what you changed.</w:t>
+      </w:r>
+    </w:p>
+    <w:p>
+      <w:pPr>
+        <w:spacing w:line="336" w:lineRule="auto" w:after="180"/>
+      </w:pPr>
+      <w:r>
+        <w:rPr>
+          <w:b w:val="0"/>
+        </w:rPr>
+        <w:t xml:space="preserve">Review Hallucination Failure Types (ai-3/14). Goal: Explain the </w:t>
+      </w:r>
+      <w:r>
+        <w:rPr>
+          <w:b/>
+        </w:rPr>
+        <w:t>mechanism</w:t>
+      </w:r>
+      <w:r>
+        <w:rPr>
+          <w:b w:val="0"/>
+        </w:rPr>
+        <w:t xml:space="preserve"> and terminology of generation failures and verification. Short practice: Can we conclude there will definitely be no lunch from S alone?.</w:t>
+      </w:r>
+    </w:p>
+    <w:p>
+      <w:pPr>
+        <w:spacing w:line="336" w:lineRule="auto" w:after="180"/>
+      </w:pPr>
+      <w:r>
+        <w:rPr>
+          <w:b w:val="0"/>
+        </w:rPr>
+        <w:t>Return to this week and explain what you changed.</w:t>
       </w:r>
     </w:p>
     <w:p>
@@ -1666,8 +2716,37 @@
       </w:r>
     </w:p>
     <w:p>
-      <w:r>
-        <w:t>Use Download completed work in the hosted lesson to export your answers, reflections, practice feedback and code-run evidence. Open the HTML copy to read or print it. Drafts stay in this browser when storage is available; clear drafts on a shared device.</w:t>
+      <w:pPr>
+        <w:spacing w:line="336" w:lineRule="auto" w:after="180"/>
+      </w:pPr>
+      <w:r>
+        <w:rPr>
+          <w:b w:val="0"/>
+        </w:rPr>
+        <w:t xml:space="preserve">Use Download completed work in the hosted lesson to export your answers, reflections, practice feedback and code-run </w:t>
+      </w:r>
+      <w:r>
+        <w:rPr>
+          <w:b/>
+        </w:rPr>
+        <w:t>evidence</w:t>
+      </w:r>
+      <w:r>
+        <w:rPr>
+          <w:b w:val="0"/>
+        </w:rPr>
+        <w:t>. Open the HTML copy to read or print it.</w:t>
+      </w:r>
+    </w:p>
+    <w:p>
+      <w:pPr>
+        <w:spacing w:line="336" w:lineRule="auto" w:after="180"/>
+      </w:pPr>
+      <w:r>
+        <w:rPr>
+          <w:b w:val="0"/>
+        </w:rPr>
+        <w:t>Drafts stay in this browser when storage is available; clear drafts on a shared device.</w:t>
       </w:r>
     </w:p>
     <w:p>
@@ -1681,6 +2760,810 @@
     <w:p>
       <w:r>
         <w:t>________________________________________________________________</w:t>
+      </w:r>
+    </w:p>
+    <w:p>
+      <w:r>
+        <w:t>________________________________________________________________</w:t>
+      </w:r>
+    </w:p>
+    <w:p>
+      <w:r>
+        <w:t>________________________________________________________________</w:t>
+      </w:r>
+    </w:p>
+    <w:p>
+      <w:r>
+        <w:t>________________________________________________________________</w:t>
+      </w:r>
+    </w:p>
+    <w:p>
+      <w:r>
+        <w:t>________________________________________________________________</w:t>
+      </w:r>
+    </w:p>
+    <w:p>
+      <w:pPr>
+        <w:pStyle w:val="Heading1"/>
+      </w:pPr>
+      <w:r>
+        <w:t>21. Visual concept journey</w:t>
+      </w:r>
+    </w:p>
+    <w:p>
+      <w:r>
+        <w:t>Explain each Conversation State and Memory picture from its labels, then record a relevant limit.</w:t>
+      </w:r>
+    </w:p>
+    <w:p>
+      <w:pPr>
+        <w:pStyle w:val="Heading3"/>
+      </w:pPr>
+      <w:r>
+        <w:t>01. Conversation State and Memory: the case</w:t>
+      </w:r>
+    </w:p>
+    <w:p>
+      <w:r>
+        <w:drawing>
+          <wp:inline xmlns:a="http://schemas.openxmlformats.org/drawingml/2006/main" xmlns:pic="http://schemas.openxmlformats.org/drawingml/2006/picture">
+            <wp:extent cx="5486400" cy="3142488"/>
+            <wp:docPr id="2" name="Picture 2" descr="Keep a reading conversation consistent when the learner changes the selected book. Supplied facts: In this toy session, “choose Cedar” sets selected_book=Cedar; “change to Maple” replaces it. Session state is cleared on exit. All inputs and outcomes in this worked example are invented classroom data; no real model run is claimed."/>
+            <wp:cNvGraphicFramePr>
+              <a:graphicFrameLocks noChangeAspect="1"/>
+            </wp:cNvGraphicFramePr>
+            <a:graphic>
+              <a:graphicData uri="http://schemas.openxmlformats.org/drawingml/2006/picture">
+                <pic:pic>
+                  <pic:nvPicPr>
+                    <pic:cNvPr id="0" name="academy-story-ai-3-20-01.png"/>
+                    <pic:cNvPicPr/>
+                  </pic:nvPicPr>
+                  <pic:blipFill>
+                    <a:blip r:embed="rId10"/>
+                    <a:stretch>
+                      <a:fillRect/>
+                    </a:stretch>
+                  </pic:blipFill>
+                  <pic:spPr>
+                    <a:xfrm>
+                      <a:off x="0" y="0"/>
+                      <a:ext cx="5486400" cy="3142488"/>
+                    </a:xfrm>
+                    <a:prstGeom prst="rect"/>
+                  </pic:spPr>
+                </pic:pic>
+              </a:graphicData>
+            </a:graphic>
+          </wp:inline>
+        </w:drawing>
+      </w:r>
+    </w:p>
+    <w:p>
+      <w:pPr>
+        <w:spacing w:line="336" w:lineRule="auto" w:after="180"/>
+      </w:pPr>
+      <w:r>
+        <w:rPr>
+          <w:b w:val="0"/>
+        </w:rPr>
+        <w:t xml:space="preserve">Keep a reading conversation consistent when the learner changes the selected book. Supplied facts: In this toy session, “choose Cedar” sets selected_book=Cedar; “change to Maple” replaces it. </w:t>
+      </w:r>
+      <w:r>
+        <w:rPr>
+          <w:b/>
+        </w:rPr>
+        <w:t>Session state</w:t>
+      </w:r>
+      <w:r>
+        <w:rPr>
+          <w:b w:val="0"/>
+        </w:rPr>
+        <w:t xml:space="preserve"> is cleared on exit.</w:t>
+      </w:r>
+    </w:p>
+    <w:p>
+      <w:pPr>
+        <w:spacing w:line="336" w:lineRule="auto" w:after="180"/>
+      </w:pPr>
+      <w:r>
+        <w:rPr>
+          <w:b w:val="0"/>
+        </w:rPr>
+        <w:t xml:space="preserve">All </w:t>
+      </w:r>
+      <w:r>
+        <w:rPr>
+          <w:b/>
+        </w:rPr>
+        <w:t>input</w:t>
+      </w:r>
+      <w:r>
+        <w:rPr>
+          <w:b w:val="0"/>
+        </w:rPr>
+        <w:t>s and outcomes in this worked example are invented classroom data; no real model run is claimed.</w:t>
+      </w:r>
+    </w:p>
+    <w:p>
+      <w:pPr>
+        <w:spacing w:line="336" w:lineRule="auto" w:after="180"/>
+        <w:shd w:fill="F5F1FB"/>
+      </w:pPr>
+      <w:r>
+        <w:rPr>
+          <w:b w:val="0"/>
+        </w:rPr>
+        <w:t>Point to the given fact that matters most. Explain why it matters.</w:t>
+      </w:r>
+    </w:p>
+    <w:p>
+      <w:pPr>
+        <w:pStyle w:val="Heading3"/>
+      </w:pPr>
+      <w:r>
+        <w:t>My picture explanation, deciding evidence and one limit</w:t>
+      </w:r>
+    </w:p>
+    <w:p>
+      <w:r>
+        <w:t>________________________________________________________________</w:t>
+      </w:r>
+    </w:p>
+    <w:p>
+      <w:r>
+        <w:t>________________________________________________________________</w:t>
+      </w:r>
+    </w:p>
+    <w:p>
+      <w:r>
+        <w:t>________________________________________________________________</w:t>
+      </w:r>
+    </w:p>
+    <w:p>
+      <w:r>
+        <w:t>________________________________________________________________</w:t>
+      </w:r>
+    </w:p>
+    <w:p>
+      <w:pPr>
+        <w:pStyle w:val="Heading3"/>
+      </w:pPr>
+      <w:r>
+        <w:t>02. Follow the deciding steps</w:t>
+      </w:r>
+    </w:p>
+    <w:p>
+      <w:r>
+        <w:drawing>
+          <wp:inline xmlns:a="http://schemas.openxmlformats.org/drawingml/2006/main" xmlns:pic="http://schemas.openxmlformats.org/drawingml/2006/picture">
+            <wp:extent cx="5486400" cy="3182112"/>
+            <wp:docPr id="3" name="Picture 3" descr="First choice: Store Cedar as this session’s selected book. → Correct choice: Replace Cedar with Maple; do not append an equally active second choice. → End session: Clear selected_book. A new session begins with no selected book."/>
+            <wp:cNvGraphicFramePr>
+              <a:graphicFrameLocks noChangeAspect="1"/>
+            </wp:cNvGraphicFramePr>
+            <a:graphic>
+              <a:graphicData uri="http://schemas.openxmlformats.org/drawingml/2006/picture">
+                <pic:pic>
+                  <pic:nvPicPr>
+                    <pic:cNvPr id="0" name="academy-story-ai-3-20-02.png"/>
+                    <pic:cNvPicPr/>
+                  </pic:nvPicPr>
+                  <pic:blipFill>
+                    <a:blip r:embed="rId11"/>
+                    <a:stretch>
+                      <a:fillRect/>
+                    </a:stretch>
+                  </pic:blipFill>
+                  <pic:spPr>
+                    <a:xfrm>
+                      <a:off x="0" y="0"/>
+                      <a:ext cx="5486400" cy="3182112"/>
+                    </a:xfrm>
+                    <a:prstGeom prst="rect"/>
+                  </pic:spPr>
+                </pic:pic>
+              </a:graphicData>
+            </a:graphic>
+          </wp:inline>
+        </w:drawing>
+      </w:r>
+    </w:p>
+    <w:p>
+      <w:pPr>
+        <w:spacing w:line="336" w:lineRule="auto" w:after="180"/>
+      </w:pPr>
+      <w:r>
+        <w:rPr>
+          <w:b w:val="0"/>
+        </w:rPr>
+        <w:t>First choice: Store Cedar as this session’s selected book. → Correct choice: Replace Cedar with Maple; do not append an equally active second choice. → End session: Clear selected_book.</w:t>
+      </w:r>
+    </w:p>
+    <w:p>
+      <w:pPr>
+        <w:spacing w:line="336" w:lineRule="auto" w:after="180"/>
+      </w:pPr>
+      <w:r>
+        <w:rPr>
+          <w:b w:val="0"/>
+        </w:rPr>
+        <w:t>A new session begins with no selected book.</w:t>
+      </w:r>
+    </w:p>
+    <w:p>
+      <w:pPr>
+        <w:spacing w:line="336" w:lineRule="auto" w:after="180"/>
+        <w:shd w:fill="F5F1FB"/>
+      </w:pPr>
+      <w:r>
+        <w:rPr>
+          <w:b w:val="0"/>
+        </w:rPr>
+        <w:t xml:space="preserve">Point to each numbered stage and explain which recorded </w:t>
+      </w:r>
+      <w:r>
+        <w:rPr>
+          <w:b/>
+        </w:rPr>
+        <w:t>input</w:t>
+      </w:r>
+      <w:r>
+        <w:rPr>
+          <w:b w:val="0"/>
+        </w:rPr>
+        <w:t xml:space="preserve"> it uses.</w:t>
+      </w:r>
+    </w:p>
+    <w:p>
+      <w:pPr>
+        <w:pStyle w:val="Heading3"/>
+      </w:pPr>
+      <w:r>
+        <w:t>My picture explanation, deciding evidence and one limit</w:t>
+      </w:r>
+    </w:p>
+    <w:p>
+      <w:r>
+        <w:t>________________________________________________________________</w:t>
+      </w:r>
+    </w:p>
+    <w:p>
+      <w:r>
+        <w:t>________________________________________________________________</w:t>
+      </w:r>
+    </w:p>
+    <w:p>
+      <w:r>
+        <w:t>________________________________________________________________</w:t>
+      </w:r>
+    </w:p>
+    <w:p>
+      <w:r>
+        <w:t>________________________________________________________________</w:t>
+      </w:r>
+    </w:p>
+    <w:p>
+      <w:pPr>
+        <w:pStyle w:val="Heading3"/>
+      </w:pPr>
+      <w:r>
+        <w:t>03. The session record changes — the model is not retrained</w:t>
+      </w:r>
+    </w:p>
+    <w:p>
+      <w:r>
+        <w:drawing>
+          <wp:inline xmlns:a="http://schemas.openxmlformats.org/drawingml/2006/main" xmlns:pic="http://schemas.openxmlformats.org/drawingml/2006/picture">
+            <wp:extent cx="5486400" cy="3444240"/>
+            <wp:docPr id="4" name="Picture 4" descr="The selected_book session state is Cedar after the first choice, Maple after correction, and unset after exit. This is an application record, not proof of permanent learning."/>
+            <wp:cNvGraphicFramePr>
+              <a:graphicFrameLocks noChangeAspect="1"/>
+            </wp:cNvGraphicFramePr>
+            <a:graphic>
+              <a:graphicData uri="http://schemas.openxmlformats.org/drawingml/2006/picture">
+                <pic:pic>
+                  <pic:nvPicPr>
+                    <pic:cNvPr id="0" name="academy-story-ai-3-20-03.png"/>
+                    <pic:cNvPicPr/>
+                  </pic:nvPicPr>
+                  <pic:blipFill>
+                    <a:blip r:embed="rId12"/>
+                    <a:stretch>
+                      <a:fillRect/>
+                    </a:stretch>
+                  </pic:blipFill>
+                  <pic:spPr>
+                    <a:xfrm>
+                      <a:off x="0" y="0"/>
+                      <a:ext cx="5486400" cy="3444240"/>
+                    </a:xfrm>
+                    <a:prstGeom prst="rect"/>
+                  </pic:spPr>
+                </pic:pic>
+              </a:graphicData>
+            </a:graphic>
+          </wp:inline>
+        </w:drawing>
+      </w:r>
+    </w:p>
+    <w:p>
+      <w:pPr>
+        <w:spacing w:line="336" w:lineRule="auto" w:after="180"/>
+      </w:pPr>
+      <w:r>
+        <w:rPr>
+          <w:b w:val="0"/>
+        </w:rPr>
+        <w:t xml:space="preserve">The selected_book </w:t>
+      </w:r>
+      <w:r>
+        <w:rPr>
+          <w:b/>
+        </w:rPr>
+        <w:t>session state</w:t>
+      </w:r>
+      <w:r>
+        <w:rPr>
+          <w:b w:val="0"/>
+        </w:rPr>
+        <w:t xml:space="preserve"> is Cedar after the first choice, Maple after correction, and unset after exit. This is an application record, not proof of permanent learning.</w:t>
+      </w:r>
+    </w:p>
+    <w:p>
+      <w:pPr>
+        <w:spacing w:line="336" w:lineRule="auto" w:after="180"/>
+        <w:shd w:fill="F5F1FB"/>
+      </w:pPr>
+      <w:r>
+        <w:rPr>
+          <w:b w:val="0"/>
+        </w:rPr>
+        <w:t>Read the labels and values. Explain the relationship the model shows.</w:t>
+      </w:r>
+    </w:p>
+    <w:p>
+      <w:pPr>
+        <w:pStyle w:val="Heading3"/>
+      </w:pPr>
+      <w:r>
+        <w:t>My picture explanation, deciding evidence and one limit</w:t>
+      </w:r>
+    </w:p>
+    <w:p>
+      <w:r>
+        <w:t>________________________________________________________________</w:t>
+      </w:r>
+    </w:p>
+    <w:p>
+      <w:r>
+        <w:t>________________________________________________________________</w:t>
+      </w:r>
+    </w:p>
+    <w:p>
+      <w:r>
+        <w:t>________________________________________________________________</w:t>
+      </w:r>
+    </w:p>
+    <w:p>
+      <w:r>
+        <w:t>________________________________________________________________</w:t>
+      </w:r>
+    </w:p>
+    <w:p>
+      <w:pPr>
+        <w:pStyle w:val="Heading3"/>
+      </w:pPr>
+      <w:r>
+        <w:t>04. Change one thing. Trace what follows.</w:t>
+      </w:r>
+    </w:p>
+    <w:p>
+      <w:r>
+        <w:drawing>
+          <wp:inline xmlns:a="http://schemas.openxmlformats.org/drawingml/2006/main" xmlns:pic="http://schemas.openxmlformats.org/drawingml/2006/picture">
+            <wp:extent cx="5486400" cy="3026664"/>
+            <wp:docPr id="5" name="Picture 5" descr="Original case: Clear selected_book. A new session begins with no selected book. Changed condition: The next session asks “summarise my book” without naming one. Expected result: Ask which book the learner wants. Reason: The declared policy clears session state, so yesterday’s choice is unavailable."/>
+            <wp:cNvGraphicFramePr>
+              <a:graphicFrameLocks noChangeAspect="1"/>
+            </wp:cNvGraphicFramePr>
+            <a:graphic>
+              <a:graphicData uri="http://schemas.openxmlformats.org/drawingml/2006/picture">
+                <pic:pic>
+                  <pic:nvPicPr>
+                    <pic:cNvPr id="0" name="academy-story-ai-3-20-04.png"/>
+                    <pic:cNvPicPr/>
+                  </pic:nvPicPr>
+                  <pic:blipFill>
+                    <a:blip r:embed="rId13"/>
+                    <a:stretch>
+                      <a:fillRect/>
+                    </a:stretch>
+                  </pic:blipFill>
+                  <pic:spPr>
+                    <a:xfrm>
+                      <a:off x="0" y="0"/>
+                      <a:ext cx="5486400" cy="3026664"/>
+                    </a:xfrm>
+                    <a:prstGeom prst="rect"/>
+                  </pic:spPr>
+                </pic:pic>
+              </a:graphicData>
+            </a:graphic>
+          </wp:inline>
+        </w:drawing>
+      </w:r>
+    </w:p>
+    <w:p>
+      <w:pPr>
+        <w:spacing w:line="336" w:lineRule="auto" w:after="180"/>
+      </w:pPr>
+      <w:r>
+        <w:rPr>
+          <w:b w:val="0"/>
+        </w:rPr>
+        <w:t>Original case: Clear selected_book. A new session begins with no selected book. Changed condition: The next session asks “summarise my book” without naming one. Expected result: Ask which book the learner wants.</w:t>
+      </w:r>
+    </w:p>
+    <w:p>
+      <w:pPr>
+        <w:spacing w:line="336" w:lineRule="auto" w:after="180"/>
+      </w:pPr>
+      <w:r>
+        <w:rPr>
+          <w:b w:val="0"/>
+        </w:rPr>
+        <w:t xml:space="preserve">Reason: The declared policy clears </w:t>
+      </w:r>
+      <w:r>
+        <w:rPr>
+          <w:b/>
+        </w:rPr>
+        <w:t>session state</w:t>
+      </w:r>
+      <w:r>
+        <w:rPr>
+          <w:b w:val="0"/>
+        </w:rPr>
+        <w:t>, so yesterday’s choice is unavailable.</w:t>
+      </w:r>
+    </w:p>
+    <w:p>
+      <w:pPr>
+        <w:spacing w:line="336" w:lineRule="auto" w:after="180"/>
+        <w:shd w:fill="F5F1FB"/>
+      </w:pPr>
+      <w:r>
+        <w:rPr>
+          <w:b w:val="0"/>
+        </w:rPr>
+        <w:t>Predict before checking the worked changed-case result. Name what changed and what the supplied facts allow you to conclude.</w:t>
+      </w:r>
+    </w:p>
+    <w:p>
+      <w:pPr>
+        <w:pStyle w:val="Heading3"/>
+      </w:pPr>
+      <w:r>
+        <w:t>My picture explanation, deciding evidence and one limit</w:t>
+      </w:r>
+    </w:p>
+    <w:p>
+      <w:r>
+        <w:t>________________________________________________________________</w:t>
+      </w:r>
+    </w:p>
+    <w:p>
+      <w:r>
+        <w:t>________________________________________________________________</w:t>
+      </w:r>
+    </w:p>
+    <w:p>
+      <w:r>
+        <w:t>________________________________________________________________</w:t>
+      </w:r>
+    </w:p>
+    <w:p>
+      <w:r>
+        <w:t>________________________________________________________________</w:t>
+      </w:r>
+    </w:p>
+    <w:p>
+      <w:pPr>
+        <w:pStyle w:val="Heading3"/>
+      </w:pPr>
+      <w:r>
+        <w:t>05. Connect the explanation to its limit</w:t>
+      </w:r>
+    </w:p>
+    <w:p>
+      <w:r>
+        <w:drawing>
+          <wp:inline xmlns:a="http://schemas.openxmlformats.org/drawingml/2006/main" xmlns:pic="http://schemas.openxmlformats.org/drawingml/2006/picture">
+            <wp:extent cx="5486400" cy="2834640"/>
+            <wp:docPr id="6" name="Picture 6" descr="Read the picture in order. Clear selected_book. A new session begins with no selected book. The arrows show which recorded input or intermediate result each decision uses. Explain the deciding step aloud before checking the changed case; pointing to the final answer alone does not show how it follows. Limit: Conversation state is an application record; it is not evidence that the model permanently learned the learner’s preferences."/>
+            <wp:cNvGraphicFramePr>
+              <a:graphicFrameLocks noChangeAspect="1"/>
+            </wp:cNvGraphicFramePr>
+            <a:graphic>
+              <a:graphicData uri="http://schemas.openxmlformats.org/drawingml/2006/picture">
+                <pic:pic>
+                  <pic:nvPicPr>
+                    <pic:cNvPr id="0" name="academy-story-ai-3-20-05.png"/>
+                    <pic:cNvPicPr/>
+                  </pic:nvPicPr>
+                  <pic:blipFill>
+                    <a:blip r:embed="rId14"/>
+                    <a:stretch>
+                      <a:fillRect/>
+                    </a:stretch>
+                  </pic:blipFill>
+                  <pic:spPr>
+                    <a:xfrm>
+                      <a:off x="0" y="0"/>
+                      <a:ext cx="5486400" cy="2834640"/>
+                    </a:xfrm>
+                    <a:prstGeom prst="rect"/>
+                  </pic:spPr>
+                </pic:pic>
+              </a:graphicData>
+            </a:graphic>
+          </wp:inline>
+        </w:drawing>
+      </w:r>
+    </w:p>
+    <w:p>
+      <w:pPr>
+        <w:spacing w:line="336" w:lineRule="auto" w:after="180"/>
+      </w:pPr>
+      <w:r>
+        <w:rPr>
+          <w:b w:val="0"/>
+        </w:rPr>
+        <w:t xml:space="preserve">Read the picture in order. Clear selected_book. A new session begins with no selected book. The arrows show which recorded </w:t>
+      </w:r>
+      <w:r>
+        <w:rPr>
+          <w:b/>
+        </w:rPr>
+        <w:t>input</w:t>
+      </w:r>
+      <w:r>
+        <w:rPr>
+          <w:b w:val="0"/>
+        </w:rPr>
+        <w:t xml:space="preserve"> or intermediate result each decision uses.</w:t>
+      </w:r>
+    </w:p>
+    <w:p>
+      <w:pPr>
+        <w:spacing w:line="336" w:lineRule="auto" w:after="180"/>
+      </w:pPr>
+      <w:r>
+        <w:rPr>
+          <w:b w:val="0"/>
+        </w:rPr>
+        <w:t>Explain the deciding step aloud before checking the changed case; pointing to the final answer alone does not show how it follows.</w:t>
+      </w:r>
+    </w:p>
+    <w:p>
+      <w:pPr>
+        <w:spacing w:line="336" w:lineRule="auto" w:after="180"/>
+      </w:pPr>
+      <w:r>
+        <w:rPr>
+          <w:b w:val="0"/>
+        </w:rPr>
+        <w:t xml:space="preserve">Limit: Conversation </w:t>
+      </w:r>
+      <w:r>
+        <w:rPr>
+          <w:b/>
+        </w:rPr>
+        <w:t>state</w:t>
+      </w:r>
+      <w:r>
+        <w:rPr>
+          <w:b w:val="0"/>
+        </w:rPr>
+        <w:t xml:space="preserve"> is an application record; it is not </w:t>
+      </w:r>
+      <w:r>
+        <w:rPr>
+          <w:b/>
+        </w:rPr>
+        <w:t>evidence</w:t>
+      </w:r>
+      <w:r>
+        <w:rPr>
+          <w:b w:val="0"/>
+        </w:rPr>
+        <w:t xml:space="preserve"> that the model permanently learned the learner’s preferences.</w:t>
+      </w:r>
+    </w:p>
+    <w:p>
+      <w:pPr>
+        <w:spacing w:line="336" w:lineRule="auto" w:after="180"/>
+        <w:shd w:fill="F5F1FB"/>
+      </w:pPr>
+      <w:r>
+        <w:rPr>
+          <w:b w:val="0"/>
+        </w:rPr>
+        <w:t>Explain the case, then point to a limit on the claim.</w:t>
+      </w:r>
+    </w:p>
+    <w:p>
+      <w:pPr>
+        <w:pStyle w:val="Heading3"/>
+      </w:pPr>
+      <w:r>
+        <w:t>My picture explanation, deciding evidence and one limit</w:t>
+      </w:r>
+    </w:p>
+    <w:p>
+      <w:r>
+        <w:t>________________________________________________________________</w:t>
+      </w:r>
+    </w:p>
+    <w:p>
+      <w:r>
+        <w:t>________________________________________________________________</w:t>
+      </w:r>
+    </w:p>
+    <w:p>
+      <w:r>
+        <w:t>________________________________________________________________</w:t>
+      </w:r>
+    </w:p>
+    <w:p>
+      <w:r>
+        <w:t>________________________________________________________________</w:t>
+      </w:r>
+    </w:p>
+    <w:p>
+      <w:pPr>
+        <w:pStyle w:val="Heading3"/>
+      </w:pPr>
+      <w:r>
+        <w:t>06. Make the idea visible in your project</w:t>
+      </w:r>
+    </w:p>
+    <w:p>
+      <w:r>
+        <w:drawing>
+          <wp:inline xmlns:a="http://schemas.openxmlformats.org/drawingml/2006/main" xmlns:pic="http://schemas.openxmlformats.org/drawingml/2006/picture">
+            <wp:extent cx="5486400" cy="3681984"/>
+            <wp:docPr id="7" name="Picture 7" descr="For your Verified Study Buddy, save the input, procedure, observed result and limitation of this check. Label this worked example as practice; use a different, previously unreviewed case when checking independent understanding. Draw your input, deciding step, result and limit. Supported question: What is selected_book after the correction and after exit? Point to the relevant step in the picture, then write the changed result and the rule or evidence that supports it."/>
+            <wp:cNvGraphicFramePr>
+              <a:graphicFrameLocks noChangeAspect="1"/>
+            </wp:cNvGraphicFramePr>
+            <a:graphic>
+              <a:graphicData uri="http://schemas.openxmlformats.org/drawingml/2006/picture">
+                <pic:pic>
+                  <pic:nvPicPr>
+                    <pic:cNvPr id="0" name="academy-story-ai-3-20-06.png"/>
+                    <pic:cNvPicPr/>
+                  </pic:nvPicPr>
+                  <pic:blipFill>
+                    <a:blip r:embed="rId15"/>
+                    <a:stretch>
+                      <a:fillRect/>
+                    </a:stretch>
+                  </pic:blipFill>
+                  <pic:spPr>
+                    <a:xfrm>
+                      <a:off x="0" y="0"/>
+                      <a:ext cx="5486400" cy="3681984"/>
+                    </a:xfrm>
+                    <a:prstGeom prst="rect"/>
+                  </pic:spPr>
+                </pic:pic>
+              </a:graphicData>
+            </a:graphic>
+          </wp:inline>
+        </w:drawing>
+      </w:r>
+    </w:p>
+    <w:p>
+      <w:pPr>
+        <w:spacing w:line="336" w:lineRule="auto" w:after="180"/>
+      </w:pPr>
+      <w:r>
+        <w:rPr>
+          <w:b w:val="0"/>
+        </w:rPr>
+        <w:t xml:space="preserve">For your Verified Study Buddy, save the </w:t>
+      </w:r>
+      <w:r>
+        <w:rPr>
+          <w:b/>
+        </w:rPr>
+        <w:t>input</w:t>
+      </w:r>
+      <w:r>
+        <w:rPr>
+          <w:b w:val="0"/>
+        </w:rPr>
+        <w:t>, procedure, observed result and limitation of this check.</w:t>
+      </w:r>
+    </w:p>
+    <w:p>
+      <w:pPr>
+        <w:spacing w:line="336" w:lineRule="auto" w:after="180"/>
+      </w:pPr>
+      <w:r>
+        <w:rPr>
+          <w:b w:val="0"/>
+        </w:rPr>
+        <w:t xml:space="preserve">Label this worked example as practice; use a different, previously unreviewed case when checking independent understanding. Draw your </w:t>
+      </w:r>
+      <w:r>
+        <w:rPr>
+          <w:b/>
+        </w:rPr>
+        <w:t>input</w:t>
+      </w:r>
+      <w:r>
+        <w:rPr>
+          <w:b w:val="0"/>
+        </w:rPr>
+        <w:t>, deciding step, result and limit.</w:t>
+      </w:r>
+    </w:p>
+    <w:p>
+      <w:pPr>
+        <w:spacing w:line="336" w:lineRule="auto" w:after="180"/>
+      </w:pPr>
+      <w:r>
+        <w:rPr>
+          <w:b w:val="0"/>
+        </w:rPr>
+        <w:t xml:space="preserve">Supported question: What is selected_book after the correction and after exit? Point to the relevant step in the picture, then write the changed result and the rule or </w:t>
+      </w:r>
+      <w:r>
+        <w:rPr>
+          <w:b/>
+        </w:rPr>
+        <w:t>evidence</w:t>
+      </w:r>
+      <w:r>
+        <w:rPr>
+          <w:b w:val="0"/>
+        </w:rPr>
+        <w:t xml:space="preserve"> that supports it.</w:t>
+      </w:r>
+    </w:p>
+    <w:p>
+      <w:pPr>
+        <w:spacing w:line="336" w:lineRule="auto" w:after="180"/>
+        <w:shd w:fill="F5F1FB"/>
+      </w:pPr>
+      <w:r>
+        <w:rPr>
+          <w:b w:val="0"/>
+        </w:rPr>
+        <w:t xml:space="preserve">Draw your project trace and justify the deciding step using </w:t>
+      </w:r>
+      <w:r>
+        <w:rPr>
+          <w:b/>
+        </w:rPr>
+        <w:t>evidence</w:t>
+      </w:r>
+      <w:r>
+        <w:rPr>
+          <w:b w:val="0"/>
+        </w:rPr>
+        <w:t>.</w:t>
+      </w:r>
+    </w:p>
+    <w:p>
+      <w:pPr>
+        <w:pStyle w:val="Heading3"/>
+      </w:pPr>
+      <w:r>
+        <w:t>My picture explanation, deciding evidence and one limit</w:t>
       </w:r>
     </w:p>
     <w:p>

--- a/downloads/workbook/ai-3-week-20.docx
+++ b/downloads/workbook/ai-3-week-20.docx
@@ -1169,6 +1169,26 @@
     </w:p>
     <w:p>
       <w:pPr>
+        <w:pStyle w:val="Heading3"/>
+      </w:pPr>
+      <w:r>
+        <w:t>Where to find the supplied example</w:t>
+      </w:r>
+    </w:p>
+    <w:p>
+      <w:pPr>
+        <w:spacing w:line="336" w:lineRule="auto" w:after="180"/>
+        <w:shd w:fill="F1F6F8"/>
+      </w:pPr>
+      <w:r>
+        <w:rPr>
+          <w:b w:val="0"/>
+        </w:rPr>
+        <w:t>Reference for this exercise: open this week’s student lesson, “Conversation State and Memory”, at “See how it works” and “Follow a worked example”. Use the original worked values or code named in the question; the later pictorial case is a separate example. Keep this reference beside your workbook while practising.</w:t>
+      </w:r>
+    </w:p>
+    <w:p>
+      <w:pPr>
         <w:spacing w:line="336" w:lineRule="auto" w:after="180"/>
       </w:pPr>
       <w:r>
@@ -1523,6 +1543,26 @@
     <w:p>
       <w:r>
         <w:t>Design a revealing follow-up. Apply the supplied Conversation State and Memory facts and keep your reasoning.</w:t>
+      </w:r>
+    </w:p>
+    <w:p>
+      <w:pPr>
+        <w:pStyle w:val="Heading3"/>
+      </w:pPr>
+      <w:r>
+        <w:t>Where to find the supplied example</w:t>
+      </w:r>
+    </w:p>
+    <w:p>
+      <w:pPr>
+        <w:spacing w:line="336" w:lineRule="auto" w:after="180"/>
+        <w:shd w:fill="F1F6F8"/>
+      </w:pPr>
+      <w:r>
+        <w:rPr>
+          <w:b w:val="0"/>
+        </w:rPr>
+        <w:t>Reference for this exercise: open this week’s student lesson, “Conversation State and Memory”, at “See how it works” and “Follow a worked example”. Use the original worked values or code named in the question; the later pictorial case is a separate example. Keep this reference beside your workbook while practising.</w:t>
       </w:r>
     </w:p>
     <w:p>

--- a/downloads/workbook/ai-3-week-20.docx
+++ b/downloads/workbook/ai-3-week-20.docx
@@ -25,12 +25,518 @@
         <w:pStyle w:val="Heading1"/>
       </w:pPr>
       <w:r>
-        <w:t>01. Recall and choose your starting point</w:t>
-      </w:r>
-    </w:p>
-    <w:p>
-      <w:r>
-        <w:t>Record your starting explanation for Conversation State and Memory before opening notes. Show any later correction separately.</w:t>
+        <w:t>One connected state and retention record.</w:t>
+      </w:r>
+    </w:p>
+    <w:p>
+      <w:r>
+        <w:t>Explain the policy, trace corrections, audit a shortcut and design an expiry test.</w:t>
+      </w:r>
+    </w:p>
+    <w:p>
+      <w:r>
+        <w:t>Keep provenance and lifetime beside every value; distinguish old history from current state.</w:t>
+      </w:r>
+    </w:p>
+    <w:p>
+      <w:pPr>
+        <w:pStyle w:val="Heading1"/>
+      </w:pPr>
+      <w:r>
+        <w:t>01. Recall: reconnect earlier ideas</w:t>
+      </w:r>
+    </w:p>
+    <w:p>
+      <w:r>
+        <w:t>Retrieve before opening notes.</w:t>
+      </w:r>
+    </w:p>
+    <w:p>
+      <w:pPr>
+        <w:pStyle w:val="Heading2"/>
+      </w:pPr>
+      <w:r>
+        <w:t>Retrieve and explain</w:t>
+      </w:r>
+    </w:p>
+    <w:p>
+      <w:pPr>
+        <w:pStyle w:val="ListBullet"/>
+      </w:pPr>
+      <w:r>
+        <w:t>Try the recall before opening notes. Then use a different colour or a labelled second line to correct your explanation.</w:t>
+      </w:r>
+    </w:p>
+    <w:p>
+      <w:pPr>
+        <w:pStyle w:val="ListBullet"/>
+      </w:pPr>
+      <w:r>
+        <w:t>Without opening the old lesson, explain one key idea from User Need and AI Contribution. Give an example and a mistake that the idea helps you avoid.</w:t>
+      </w:r>
+    </w:p>
+    <w:p>
+      <w:pPr>
+        <w:pStyle w:val="Heading3"/>
+      </w:pPr>
+      <w:r>
+        <w:t>My remembered idea, example and correction</w:t>
+      </w:r>
+    </w:p>
+    <w:p>
+      <w:r>
+        <w:t>________________________________________________________________</w:t>
+      </w:r>
+    </w:p>
+    <w:p>
+      <w:r>
+        <w:t>________________________________________________________________</w:t>
+      </w:r>
+    </w:p>
+    <w:p>
+      <w:r>
+        <w:t>________________________________________________________________</w:t>
+      </w:r>
+    </w:p>
+    <w:p>
+      <w:pPr>
+        <w:pStyle w:val="ListBullet"/>
+      </w:pPr>
+      <w:r>
+        <w:t>Without opening the old lesson, explain one key idea from Model Memory vs Retrieval. Give an example and a mistake that the idea helps you avoid.</w:t>
+      </w:r>
+    </w:p>
+    <w:p>
+      <w:pPr>
+        <w:pStyle w:val="Heading3"/>
+      </w:pPr>
+      <w:r>
+        <w:t>My remembered idea, example and correction</w:t>
+      </w:r>
+    </w:p>
+    <w:p>
+      <w:r>
+        <w:t>________________________________________________________________</w:t>
+      </w:r>
+    </w:p>
+    <w:p>
+      <w:r>
+        <w:t>________________________________________________________________</w:t>
+      </w:r>
+    </w:p>
+    <w:p>
+      <w:r>
+        <w:t>________________________________________________________________</w:t>
+      </w:r>
+    </w:p>
+    <w:p>
+      <w:pPr>
+        <w:pStyle w:val="ListBullet"/>
+      </w:pPr>
+      <w:r>
+        <w:t>Without opening the old lesson, explain one key idea from Hallucination Failure Types. Give an example and a mistake that the idea helps you avoid.</w:t>
+      </w:r>
+    </w:p>
+    <w:p>
+      <w:pPr>
+        <w:pStyle w:val="Heading3"/>
+      </w:pPr>
+      <w:r>
+        <w:t>My remembered idea, example and correction</w:t>
+      </w:r>
+    </w:p>
+    <w:p>
+      <w:r>
+        <w:t>________________________________________________________________</w:t>
+      </w:r>
+    </w:p>
+    <w:p>
+      <w:r>
+        <w:t>________________________________________________________________</w:t>
+      </w:r>
+    </w:p>
+    <w:p>
+      <w:r>
+        <w:t>________________________________________________________________</w:t>
+      </w:r>
+    </w:p>
+    <w:p>
+      <w:pPr>
+        <w:pStyle w:val="Heading2"/>
+      </w:pPr>
+      <w:r>
+        <w:t>Earlier wording, alternatives and picture transcripts · reference / check after trying</w:t>
+      </w:r>
+    </w:p>
+    <w:p>
+      <w:pPr>
+        <w:pStyle w:val="Heading3"/>
+      </w:pPr>
+      <w:r>
+        <w:t>User Need and AI Contribution</w:t>
+      </w:r>
+    </w:p>
+    <w:p>
+      <w:pPr>
+        <w:pStyle w:val="Heading3"/>
+      </w:pPr>
+      <w:r>
+        <w:t>Model Memory vs Retrieval</w:t>
+      </w:r>
+    </w:p>
+    <w:p>
+      <w:pPr>
+        <w:pStyle w:val="Heading3"/>
+      </w:pPr>
+      <w:r>
+        <w:t>Hallucination Failure Types</w:t>
+      </w:r>
+    </w:p>
+    <w:p>
+      <w:pPr>
+        <w:pStyle w:val="Heading1"/>
+      </w:pPr>
+      <w:r>
+        <w:t>12. W1 · Explain state and lifetime</w:t>
+      </w:r>
+    </w:p>
+    <w:p>
+      <w:r>
+        <w:t>Separate active fields, derived summaries and retained history.</w:t>
+      </w:r>
+    </w:p>
+    <w:p>
+      <w:pPr>
+        <w:pStyle w:val="Heading2"/>
+      </w:pPr>
+      <w:r>
+        <w:t>Your evidence record</w:t>
+      </w:r>
+    </w:p>
+    <w:p>
+      <w:pPr>
+        <w:pStyle w:val="ListBullet"/>
+      </w:pPr>
+      <w:r>
+        <w:t>Session-only policy: one current selection; correction replaces it; derived summaries must refresh/invalidate; minimal correction audit lasts only until exit; exit clears state, summary and audit; new session with no input asks. Room practice is A→B with stale summary A. Book example is Cedar→Maple→cleared. These application records do not establish permanent model learning or deletion from external services.</w:t>
+      </w:r>
+    </w:p>
+    <w:p>
+      <w:pPr>
+        <w:pStyle w:val="ListBullet"/>
+      </w:pPr>
+      <w:r>
+        <w:t>Reference for this exercise: open this week’s student lesson, “Conversation State and Memory”, at “See how it works” and “Follow a worked example”. Use the original worked values or code named in the question; the later pictorial case is a separate example. Keep this reference beside your workbook while practising.</w:t>
+      </w:r>
+    </w:p>
+    <w:p>
+      <w:pPr>
+        <w:pStyle w:val="ListBullet"/>
+      </w:pPr>
+      <w:r>
+        <w:t>Explain the weekly mechanism in your own words. Use the worked scenario to name its input, decision rule and output.</w:t>
+      </w:r>
+    </w:p>
+    <w:p>
+      <w:pPr>
+        <w:pStyle w:val="Heading3"/>
+      </w:pPr>
+      <w:r>
+        <w:t>My reasoning and evidence</w:t>
+      </w:r>
+    </w:p>
+    <w:p>
+      <w:r>
+        <w:t>________________________________________________________________</w:t>
+      </w:r>
+    </w:p>
+    <w:p>
+      <w:r>
+        <w:t>________________________________________________________________</w:t>
+      </w:r>
+    </w:p>
+    <w:p>
+      <w:r>
+        <w:t>________________________________________________________________</w:t>
+      </w:r>
+    </w:p>
+    <w:p>
+      <w:r>
+        <w:t>________________________________________________________________</w:t>
+      </w:r>
+    </w:p>
+    <w:p>
+      <w:r>
+        <w:t>________________________________________________________________</w:t>
+      </w:r>
+    </w:p>
+    <w:p>
+      <w:r>
+        <w:t>________________________________________________________________</w:t>
+      </w:r>
+    </w:p>
+    <w:p>
+      <w:pPr>
+        <w:pStyle w:val="Heading1"/>
+      </w:pPr>
+      <w:r>
+        <w:t>13. W2 · Trace the room correction</w:t>
+      </w:r>
+    </w:p>
+    <w:p>
+      <w:r>
+        <w:t>Invalidate a stale summary after replacing A with B.</w:t>
+      </w:r>
+    </w:p>
+    <w:p>
+      <w:pPr>
+        <w:pStyle w:val="Heading2"/>
+      </w:pPr>
+      <w:r>
+        <w:t>Your evidence record</w:t>
+      </w:r>
+    </w:p>
+    <w:p>
+      <w:pPr>
+        <w:pStyle w:val="ListBullet"/>
+      </w:pPr>
+      <w:r>
+        <w:t>Session-only policy: one current selection; correction replaces it; derived summaries must refresh/invalidate; minimal correction audit lasts only until exit; exit clears state, summary and audit; new session with no input asks. Room practice is A→B with stale summary A. Book example is Cedar→Maple→cleared. These application records do not establish permanent model learning or deletion from external services.</w:t>
+      </w:r>
+    </w:p>
+    <w:p>
+      <w:pPr>
+        <w:pStyle w:val="ListBullet"/>
+      </w:pPr>
+      <w:r>
+        <w:t>Turn 1 selects room A; turn 2 corrects to room B. A later answer uses A from an older summary. Show the intermediate steps and give the conclusion with its scope.</w:t>
+      </w:r>
+    </w:p>
+    <w:p>
+      <w:pPr>
+        <w:pStyle w:val="Heading3"/>
+      </w:pPr>
+      <w:r>
+        <w:t>My reasoning and evidence</w:t>
+      </w:r>
+    </w:p>
+    <w:p>
+      <w:r>
+        <w:t>________________________________________________________________</w:t>
+      </w:r>
+    </w:p>
+    <w:p>
+      <w:r>
+        <w:t>________________________________________________________________</w:t>
+      </w:r>
+    </w:p>
+    <w:p>
+      <w:r>
+        <w:t>________________________________________________________________</w:t>
+      </w:r>
+    </w:p>
+    <w:p>
+      <w:r>
+        <w:t>________________________________________________________________</w:t>
+      </w:r>
+    </w:p>
+    <w:p>
+      <w:r>
+        <w:t>________________________________________________________________</w:t>
+      </w:r>
+    </w:p>
+    <w:p>
+      <w:r>
+        <w:t>________________________________________________________________</w:t>
+      </w:r>
+    </w:p>
+    <w:p>
+      <w:r>
+        <w:t>________________________________________________________________</w:t>
+      </w:r>
+    </w:p>
+    <w:p>
+      <w:pPr>
+        <w:pStyle w:val="Heading1"/>
+      </w:pPr>
+      <w:r>
+        <w:t>14. W3 · Audit a memory guarantee</w:t>
+      </w:r>
+    </w:p>
+    <w:p>
+      <w:r>
+        <w:t>The toy session policy does not establish permanent model learning.</w:t>
+      </w:r>
+    </w:p>
+    <w:p>
+      <w:pPr>
+        <w:pStyle w:val="Heading2"/>
+      </w:pPr>
+      <w:r>
+        <w:t>Your evidence record</w:t>
+      </w:r>
+    </w:p>
+    <w:p>
+      <w:pPr>
+        <w:pStyle w:val="ListBullet"/>
+      </w:pPr>
+      <w:r>
+        <w:t>Session-only policy: one current selection; correction replaces it; derived summaries must refresh/invalidate; minimal correction audit lasts only until exit; exit clears state, summary and audit; new session with no input asks. Room practice is A→B with stale summary A. Book example is Cedar→Maple→cleared. These application records do not establish permanent model learning or deletion from external services.</w:t>
+      </w:r>
+    </w:p>
+    <w:p>
+      <w:pPr>
+        <w:pStyle w:val="ListBullet"/>
+      </w:pPr>
+      <w:r>
+        <w:t>A report omits this qualification: Remembered statements are not automatically current or verified; retention should follow the stated purpose and policy. Explain how omitting it could change a reader's interpretation, and write an accurate replacement.</w:t>
+      </w:r>
+    </w:p>
+    <w:p>
+      <w:pPr>
+        <w:pStyle w:val="Heading3"/>
+      </w:pPr>
+      <w:r>
+        <w:t>My reasoning and evidence</w:t>
+      </w:r>
+    </w:p>
+    <w:p>
+      <w:r>
+        <w:t>________________________________________________________________</w:t>
+      </w:r>
+    </w:p>
+    <w:p>
+      <w:r>
+        <w:t>________________________________________________________________</w:t>
+      </w:r>
+    </w:p>
+    <w:p>
+      <w:r>
+        <w:t>________________________________________________________________</w:t>
+      </w:r>
+    </w:p>
+    <w:p>
+      <w:r>
+        <w:t>________________________________________________________________</w:t>
+      </w:r>
+    </w:p>
+    <w:p>
+      <w:r>
+        <w:t>________________________________________________________________</w:t>
+      </w:r>
+    </w:p>
+    <w:p>
+      <w:r>
+        <w:t>________________________________________________________________</w:t>
+      </w:r>
+    </w:p>
+    <w:p>
+      <w:pPr>
+        <w:pStyle w:val="Heading1"/>
+      </w:pPr>
+      <w:r>
+        <w:t>16. W5 · Design a revealing state test</w:t>
+      </w:r>
+    </w:p>
+    <w:p>
+      <w:r>
+        <w:t>Supply events, expected values and a correction/reset boundary.</w:t>
+      </w:r>
+    </w:p>
+    <w:p>
+      <w:pPr>
+        <w:pStyle w:val="Heading2"/>
+      </w:pPr>
+      <w:r>
+        <w:t>Your evidence record</w:t>
+      </w:r>
+    </w:p>
+    <w:p>
+      <w:pPr>
+        <w:pStyle w:val="ListBullet"/>
+      </w:pPr>
+      <w:r>
+        <w:t>Session-only policy: one current selection; correction replaces it; derived summaries must refresh/invalidate; minimal correction audit lasts only until exit; exit clears state, summary and audit; new session with no input asks. Room practice is A→B with stale summary A. Book example is Cedar→Maple→cleared. These application records do not establish permanent model learning or deletion from external services.</w:t>
+      </w:r>
+    </w:p>
+    <w:p>
+      <w:pPr>
+        <w:pStyle w:val="ListBullet"/>
+      </w:pPr>
+      <w:r>
+        <w:t>Reference for this exercise: open this week’s student lesson, “Conversation State and Memory”, at “See how it works” and “Follow a worked example”. Use the original worked values or code named in the question; the later pictorial case is a separate example. Keep this reference beside your workbook while practising.</w:t>
+      </w:r>
+    </w:p>
+    <w:p>
+      <w:pPr>
+        <w:pStyle w:val="ListBullet"/>
+      </w:pPr>
+      <w:r>
+        <w:t>For the worked scenario, propose one additional case that could reveal a failure, describe its expected outcome before running it, and explain what would need to remain fixed for a fair comparison. Do not reuse W4 as a new final test after receiving feedback.</w:t>
+      </w:r>
+    </w:p>
+    <w:p>
+      <w:pPr>
+        <w:pStyle w:val="Heading3"/>
+      </w:pPr>
+      <w:r>
+        <w:t>My reasoning and evidence</w:t>
+      </w:r>
+    </w:p>
+    <w:p>
+      <w:r>
+        <w:t>________________________________________________________________</w:t>
+      </w:r>
+    </w:p>
+    <w:p>
+      <w:r>
+        <w:t>________________________________________________________________</w:t>
+      </w:r>
+    </w:p>
+    <w:p>
+      <w:r>
+        <w:t>________________________________________________________________</w:t>
+      </w:r>
+    </w:p>
+    <w:p>
+      <w:r>
+        <w:t>________________________________________________________________</w:t>
+      </w:r>
+    </w:p>
+    <w:p>
+      <w:r>
+        <w:t>________________________________________________________________</w:t>
+      </w:r>
+    </w:p>
+    <w:p>
+      <w:r>
+        <w:t>________________________________________________________________</w:t>
+      </w:r>
+    </w:p>
+    <w:p>
+      <w:r>
+        <w:t>________________________________________________________________</w:t>
+      </w:r>
+    </w:p>
+    <w:p>
+      <w:pPr>
+        <w:pStyle w:val="Heading1"/>
+      </w:pPr>
+      <w:r>
+        <w:t>04. W4 · Trace the new lab-selection session independently</w:t>
+      </w:r>
+    </w:p>
+    <w:p>
+      <w:r>
+        <w:t>Keep one first attempt before hints or feedback.</w:t>
+      </w:r>
+    </w:p>
+    <w:p>
+      <w:pPr>
+        <w:pStyle w:val="Heading2"/>
+      </w:pPr>
+      <w:r>
+        <w:t>Read and explain independently</w:t>
       </w:r>
     </w:p>
     <w:p>
@@ -41,380 +547,7 @@
         <w:rPr>
           <w:b w:val="0"/>
         </w:rPr>
-        <w:t>Try the recall before opening notes. Then use a different colour or a labelled second line to correct your explanation.</w:t>
-      </w:r>
-    </w:p>
-    <w:p>
-      <w:pPr>
-        <w:pStyle w:val="Heading3"/>
-      </w:pPr>
-      <w:r>
-        <w:t>User Need and AI Contribution</w:t>
-      </w:r>
-    </w:p>
-    <w:p>
-      <w:pPr>
-        <w:spacing w:line="336" w:lineRule="auto" w:after="180"/>
-      </w:pPr>
-      <w:r>
-        <w:rPr>
-          <w:b w:val="0"/>
-        </w:rPr>
-        <w:t>Without opening the old lesson, explain one key idea from User Need and AI Contribution. Give an example and a mistake that the idea helps you avoid.</w:t>
-      </w:r>
-    </w:p>
-    <w:p>
-      <w:pPr>
-        <w:pStyle w:val="Heading3"/>
-      </w:pPr>
-      <w:r>
-        <w:t>My remembered idea, example and correction</w:t>
-      </w:r>
-    </w:p>
-    <w:p>
-      <w:r>
-        <w:t>________________________________________________________________</w:t>
-      </w:r>
-    </w:p>
-    <w:p>
-      <w:r>
-        <w:t>________________________________________________________________</w:t>
-      </w:r>
-    </w:p>
-    <w:p>
-      <w:r>
-        <w:t>________________________________________________________________</w:t>
-      </w:r>
-    </w:p>
-    <w:p>
-      <w:pPr>
-        <w:pStyle w:val="Heading3"/>
-      </w:pPr>
-      <w:r>
-        <w:t>Model Memory vs Retrieval</w:t>
-      </w:r>
-    </w:p>
-    <w:p>
-      <w:pPr>
-        <w:spacing w:line="336" w:lineRule="auto" w:after="180"/>
-      </w:pPr>
-      <w:r>
-        <w:rPr>
-          <w:b w:val="0"/>
-        </w:rPr>
-        <w:t>Without opening the old lesson, explain one key idea from Model Memory vs Retrieval. Give an example and a mistake that the idea helps you avoid.</w:t>
-      </w:r>
-    </w:p>
-    <w:p>
-      <w:pPr>
-        <w:pStyle w:val="Heading3"/>
-      </w:pPr>
-      <w:r>
-        <w:t>My remembered idea, example and correction</w:t>
-      </w:r>
-    </w:p>
-    <w:p>
-      <w:r>
-        <w:t>________________________________________________________________</w:t>
-      </w:r>
-    </w:p>
-    <w:p>
-      <w:r>
-        <w:t>________________________________________________________________</w:t>
-      </w:r>
-    </w:p>
-    <w:p>
-      <w:r>
-        <w:t>________________________________________________________________</w:t>
-      </w:r>
-    </w:p>
-    <w:p>
-      <w:pPr>
-        <w:pStyle w:val="Heading3"/>
-      </w:pPr>
-      <w:r>
-        <w:t>Hallucination Failure Types</w:t>
-      </w:r>
-    </w:p>
-    <w:p>
-      <w:pPr>
-        <w:spacing w:line="336" w:lineRule="auto" w:after="180"/>
-      </w:pPr>
-      <w:r>
-        <w:rPr>
-          <w:b w:val="0"/>
-        </w:rPr>
-        <w:t>Without opening the old lesson, explain one key idea from Hallucination Failure Types. Give an example and a mistake that the idea helps you avoid.</w:t>
-      </w:r>
-    </w:p>
-    <w:p>
-      <w:pPr>
-        <w:pStyle w:val="Heading3"/>
-      </w:pPr>
-      <w:r>
-        <w:t>My remembered idea, example and correction</w:t>
-      </w:r>
-    </w:p>
-    <w:p>
-      <w:r>
-        <w:t>________________________________________________________________</w:t>
-      </w:r>
-    </w:p>
-    <w:p>
-      <w:r>
-        <w:t>________________________________________________________________</w:t>
-      </w:r>
-    </w:p>
-    <w:p>
-      <w:r>
-        <w:t>________________________________________________________________</w:t>
-      </w:r>
-    </w:p>
-    <w:p>
-      <w:pPr>
-        <w:pStyle w:val="Heading1"/>
-      </w:pPr>
-      <w:r>
-        <w:t>02. Practise with fading help</w:t>
-      </w:r>
-    </w:p>
-    <w:p>
-      <w:r>
-        <w:t>Complete the supported Conversation State and Memory trace and record the first step you can explain without help.</w:t>
-      </w:r>
-    </w:p>
-    <w:p>
-      <w:pPr>
-        <w:spacing w:line="336" w:lineRule="auto" w:after="180"/>
-      </w:pPr>
-      <w:r>
-        <w:rPr>
-          <w:b w:val="0"/>
-        </w:rPr>
-        <w:t xml:space="preserve">Use W2: Trace the worked case for Conversation </w:t>
-      </w:r>
-      <w:r>
-        <w:rPr>
-          <w:b/>
-        </w:rPr>
-        <w:t>state</w:t>
-      </w:r>
-      <w:r>
-        <w:rPr>
-          <w:b w:val="0"/>
-        </w:rPr>
-        <w:t xml:space="preserve"> and retention. Record the answer once; the lesson and workbook refer to the same attempt.</w:t>
-      </w:r>
-    </w:p>
-    <w:tbl>
-      <w:tblPr>
-        <w:tblStyle w:val="LightShading-Accent1"/>
-        <w:tblW w:type="auto" w:w="0"/>
-        <w:tblLook w:firstColumn="1" w:firstRow="1" w:lastColumn="0" w:lastRow="0" w:noHBand="0" w:noVBand="1" w:val="04A0"/>
-      </w:tblPr>
-      <w:tblGrid>
-        <w:gridCol w:w="2556"/>
-        <w:gridCol w:w="2556"/>
-        <w:gridCol w:w="2556"/>
-        <w:gridCol w:w="2556"/>
-      </w:tblGrid>
-      <w:tr>
-        <w:trPr>
-          <w:tblHeader/>
-        </w:trPr>
-        <w:tc>
-          <w:tcPr>
-            <w:tcW w:type="dxa" w:w="2556"/>
-          </w:tcPr>
-          <w:p>
-            <w:r>
-              <w:t>Given inputs</w:t>
-            </w:r>
-          </w:p>
-        </w:tc>
-        <w:tc>
-          <w:tcPr>
-            <w:tcW w:type="dxa" w:w="2556"/>
-          </w:tcPr>
-          <w:p>
-            <w:r>
-              <w:t>Procedure I chose</w:t>
-            </w:r>
-          </w:p>
-        </w:tc>
-        <w:tc>
-          <w:tcPr>
-            <w:tcW w:type="dxa" w:w="2556"/>
-          </w:tcPr>
-          <w:p>
-            <w:r>
-              <w:t>Middle steps</w:t>
-            </w:r>
-          </w:p>
-        </w:tc>
-        <w:tc>
-          <w:tcPr>
-            <w:tcW w:type="dxa" w:w="2556"/>
-          </w:tcPr>
-          <w:p>
-            <w:r>
-              <w:t>Result and check</w:t>
-            </w:r>
-          </w:p>
-        </w:tc>
-      </w:tr>
-      <w:tr>
-        <w:tc>
-          <w:tcPr>
-            <w:tcW w:type="dxa" w:w="2556"/>
-          </w:tcPr>
-          <w:p>
-            <w:r/>
-          </w:p>
-        </w:tc>
-        <w:tc>
-          <w:tcPr>
-            <w:tcW w:type="dxa" w:w="2556"/>
-          </w:tcPr>
-          <w:p>
-            <w:r/>
-          </w:p>
-        </w:tc>
-        <w:tc>
-          <w:tcPr>
-            <w:tcW w:type="dxa" w:w="2556"/>
-          </w:tcPr>
-          <w:p>
-            <w:r/>
-          </w:p>
-        </w:tc>
-        <w:tc>
-          <w:tcPr>
-            <w:tcW w:type="dxa" w:w="2556"/>
-          </w:tcPr>
-          <w:p>
-            <w:r/>
-          </w:p>
-        </w:tc>
-      </w:tr>
-    </w:tbl>
-    <w:p>
-      <w:pPr>
-        <w:pStyle w:val="Heading3"/>
-      </w:pPr>
-      <w:r>
-        <w:t>The step I completed without help, and the hint I needed</w:t>
-      </w:r>
-    </w:p>
-    <w:p>
-      <w:r>
-        <w:t>________________________________________________________________</w:t>
-      </w:r>
-    </w:p>
-    <w:p>
-      <w:r>
-        <w:t>________________________________________________________________</w:t>
-      </w:r>
-    </w:p>
-    <w:p>
-      <w:r>
-        <w:t>________________________________________________________________</w:t>
-      </w:r>
-    </w:p>
-    <w:p>
-      <w:pPr>
-        <w:pStyle w:val="Heading1"/>
-      </w:pPr>
-      <w:r>
-        <w:t>03. Individual reasoning check</w:t>
-      </w:r>
-    </w:p>
-    <w:p>
-      <w:r>
-        <w:t>Check the proposed Conversation State and Memory explanation against the supplied facts before discussing it.</w:t>
-      </w:r>
-    </w:p>
-    <w:p>
-      <w:pPr>
-        <w:spacing w:line="336" w:lineRule="auto" w:after="180"/>
-      </w:pPr>
-      <w:r>
-        <w:rPr>
-          <w:b w:val="0"/>
-        </w:rPr>
-        <w:t xml:space="preserve">Use the worked case for Conversation </w:t>
-      </w:r>
-      <w:r>
-        <w:rPr>
-          <w:b/>
-        </w:rPr>
-        <w:t>state</w:t>
-      </w:r>
-      <w:r>
-        <w:rPr>
-          <w:b w:val="0"/>
-        </w:rPr>
-        <w:t xml:space="preserve"> and retention. Proposed explanation: “The worked result establishes every future case”. Decide whether this explanation is supported.</w:t>
-      </w:r>
-    </w:p>
-    <w:p>
-      <w:pPr>
-        <w:spacing w:line="336" w:lineRule="auto" w:after="180"/>
-      </w:pPr>
-      <w:r>
-        <w:rPr>
-          <w:b w:val="0"/>
-        </w:rPr>
-        <w:t>Point to the step or supplied fact that decides; explain your repair if needed.</w:t>
-      </w:r>
-    </w:p>
-    <w:p>
-      <w:pPr>
-        <w:pStyle w:val="Heading3"/>
-      </w:pPr>
-      <w:r>
-        <w:t>My explanation before partner discussion</w:t>
-      </w:r>
-    </w:p>
-    <w:p>
-      <w:r>
-        <w:t>________________________________________________________________</w:t>
-      </w:r>
-    </w:p>
-    <w:p>
-      <w:r>
-        <w:t>________________________________________________________________</w:t>
-      </w:r>
-    </w:p>
-    <w:p>
-      <w:r>
-        <w:t>________________________________________________________________</w:t>
-      </w:r>
-    </w:p>
-    <w:p>
-      <w:r>
-        <w:t>________________________________________________________________</w:t>
-      </w:r>
-    </w:p>
-    <w:p>
-      <w:pPr>
-        <w:pStyle w:val="Heading1"/>
-      </w:pPr>
-      <w:r>
-        <w:t>04. Independent transfer case</w:t>
-      </w:r>
-    </w:p>
-    <w:p>
-      <w:r>
-        <w:t>Write one first attempt at the reserved independent case before feedback. Repeated copies of that case refer to the same recorded attempt.</w:t>
-      </w:r>
-    </w:p>
-    <w:p>
-      <w:pPr>
-        <w:pStyle w:val="Heading3"/>
-      </w:pPr>
-      <w:r>
-        <w:t>Independent case: Apply a new case independently</w:t>
+        <w:t>Apply the same explicit session-only policy to the supplied lab selection: one active value, correction replaces it, exit clears active state and session audit, and a new session without input has no selection. Trace the stages from the given events; no persistent store or real service is supplied.</w:t>
       </w:r>
     </w:p>
     <w:p>
@@ -497,6 +630,14 @@
     </w:p>
     <w:p>
       <w:pPr>
+        <w:pStyle w:val="Heading2"/>
+      </w:pPr>
+      <w:r>
+        <w:t>Keep a fair record</w:t>
+      </w:r>
+    </w:p>
+    <w:p>
+      <w:pPr>
         <w:spacing w:line="336" w:lineRule="auto" w:after="180"/>
       </w:pPr>
       <w:r>
@@ -508,15 +649,39 @@
     </w:p>
     <w:p>
       <w:pPr>
+        <w:pStyle w:val="Heading2"/>
+      </w:pPr>
+      <w:r>
+        <w:t>Earlier wording, alternatives and picture transcripts · reference / check after trying</w:t>
+      </w:r>
+    </w:p>
+    <w:p>
+      <w:pPr>
+        <w:pStyle w:val="Heading3"/>
+      </w:pPr>
+      <w:r>
+        <w:t>Independent case: Apply a new case independently</w:t>
+      </w:r>
+    </w:p>
+    <w:p>
+      <w:pPr>
         <w:pStyle w:val="Heading1"/>
       </w:pPr>
       <w:r>
-        <w:t>05. Your learning target</w:t>
-      </w:r>
-    </w:p>
-    <w:p>
-      <w:r>
-        <w:t>Connect the Conversation State and Memory target to a trace and a justified conclusion.</w:t>
+        <w:t>09. Project · Keep the decision and its evidence</w:t>
+      </w:r>
+    </w:p>
+    <w:p>
+      <w:r>
+        <w:t>Add this week’s change to your existing project record.</w:t>
+      </w:r>
+    </w:p>
+    <w:p>
+      <w:pPr>
+        <w:pStyle w:val="Heading2"/>
+      </w:pPr>
+      <w:r>
+        <w:t>Your evidence record</w:t>
       </w:r>
     </w:p>
     <w:p>
@@ -527,84 +692,42 @@
         <w:rPr>
           <w:b w:val="0"/>
         </w:rPr>
-        <w:t xml:space="preserve">The conversation </w:t>
+        <w:t xml:space="preserve">Store minimal </w:t>
       </w:r>
       <w:r>
         <w:rPr>
           <w:b/>
         </w:rPr>
-        <w:t>state</w:t>
+        <w:t>session state</w:t>
       </w:r>
       <w:r>
         <w:rPr>
           <w:b w:val="0"/>
         </w:rPr>
-        <w:t xml:space="preserve"> is topic=plants, level=Grade 8. The user says 'Keep the topic, explain for Grade 6'. Write the updated </w:t>
+        <w:t xml:space="preserve"> and make </w:t>
       </w:r>
       <w:r>
         <w:rPr>
           <w:b/>
         </w:rPr>
-        <w:t>state</w:t>
+        <w:t>persistent memory</w:t>
       </w:r>
       <w:r>
         <w:rPr>
           <w:b w:val="0"/>
         </w:rPr>
-        <w:t xml:space="preserve"> and a reset behaviour.</w:t>
-      </w:r>
-    </w:p>
-    <w:p>
-      <w:pPr>
-        <w:pStyle w:val="Heading1"/>
-      </w:pPr>
-      <w:r>
-        <w:t>06. Solve the given case</w:t>
-      </w:r>
-    </w:p>
-    <w:p>
-      <w:r>
-        <w:t>Solve the supplied Conversation State and Memory case and show the deciding evidence.</w:t>
+        <w:t xml:space="preserve"> optional, visible, and erasable.</w:t>
       </w:r>
     </w:p>
     <w:p>
       <w:pPr>
         <w:spacing w:line="336" w:lineRule="auto" w:after="180"/>
       </w:pPr>
-      <w:r>
-        <w:rPr>
-          <w:b/>
-        </w:rPr>
-        <w:t>State</w:t>
-      </w:r>
       <w:r>
         <w:rPr>
           <w:b w:val="0"/>
         </w:rPr>
-        <w:t xml:space="preserve"> stores topic=plants and reading_level=beginner. User requests advanced explanation.</w:t>
-      </w:r>
-    </w:p>
-    <w:p>
-      <w:pPr>
-        <w:spacing w:line="336" w:lineRule="auto" w:after="180"/>
-        <w:shd w:fill="F5F1FB"/>
-      </w:pPr>
-      <w:r>
-        <w:rPr>
-          <w:b w:val="0"/>
-        </w:rPr>
-        <w:t>What changes?</w:t>
-      </w:r>
-    </w:p>
-    <w:p>
-      <w:pPr>
-        <w:spacing w:line="336" w:lineRule="auto" w:after="180"/>
-      </w:pPr>
-      <w:r>
-        <w:rPr>
-          <w:b w:val="0"/>
-        </w:rPr>
-        <w:t xml:space="preserve">Show your trace, calculation or </w:t>
+        <w:t xml:space="preserve">The project change and </w:t>
       </w:r>
       <w:r>
         <w:rPr>
@@ -612,345 +735,6 @@
         </w:rPr>
         <w:t>evidence</w:t>
       </w:r>
-    </w:p>
-    <w:p>
-      <w:pPr>
-        <w:pStyle w:val="Heading3"/>
-      </w:pPr>
-      <w:r>
-        <w:t>Write or draw your reasoning and evidence.</w:t>
-      </w:r>
-    </w:p>
-    <w:p>
-      <w:r>
-        <w:t>________________________________________________________________</w:t>
-      </w:r>
-    </w:p>
-    <w:p>
-      <w:r>
-        <w:t>________________________________________________________________</w:t>
-      </w:r>
-    </w:p>
-    <w:p>
-      <w:r>
-        <w:t>________________________________________________________________</w:t>
-      </w:r>
-    </w:p>
-    <w:p>
-      <w:r>
-        <w:t>________________________________________________________________</w:t>
-      </w:r>
-    </w:p>
-    <w:p>
-      <w:r>
-        <w:t>________________________________________________________________</w:t>
-      </w:r>
-    </w:p>
-    <w:p>
-      <w:pPr>
-        <w:pStyle w:val="Heading1"/>
-      </w:pPr>
-      <w:r>
-        <w:t>07. Check a changed case</w:t>
-      </w:r>
-    </w:p>
-    <w:p>
-      <w:r>
-        <w:t>Apply the procedure to the changed case and record why the conclusion follows.</w:t>
-      </w:r>
-    </w:p>
-    <w:p>
-      <w:pPr>
-        <w:spacing w:line="336" w:lineRule="auto" w:after="180"/>
-        <w:shd w:fill="F5F1FB"/>
-      </w:pPr>
-      <w:r>
-        <w:rPr>
-          <w:b w:val="0"/>
-        </w:rPr>
-        <w:t xml:space="preserve">A learner corrects their project topic from oceans to forests. The next reply still uses oceans. What </w:t>
-      </w:r>
-      <w:r>
-        <w:rPr>
-          <w:b/>
-        </w:rPr>
-        <w:t>state</w:t>
-      </w:r>
-      <w:r>
-        <w:rPr>
-          <w:b w:val="0"/>
-        </w:rPr>
-        <w:t xml:space="preserve"> should change, and what should not be saved unnecessarily?</w:t>
-      </w:r>
-    </w:p>
-    <w:p>
-      <w:pPr>
-        <w:spacing w:line="336" w:lineRule="auto" w:after="180"/>
-      </w:pPr>
-      <w:r>
-        <w:rPr>
-          <w:b w:val="0"/>
-        </w:rPr>
-        <w:t>My independent answer and reason</w:t>
-      </w:r>
-    </w:p>
-    <w:p>
-      <w:pPr>
-        <w:pStyle w:val="Heading3"/>
-      </w:pPr>
-      <w:r>
-        <w:t>Write or draw your reasoning and evidence.</w:t>
-      </w:r>
-    </w:p>
-    <w:p>
-      <w:r>
-        <w:t>________________________________________________________________</w:t>
-      </w:r>
-    </w:p>
-    <w:p>
-      <w:r>
-        <w:t>________________________________________________________________</w:t>
-      </w:r>
-    </w:p>
-    <w:p>
-      <w:r>
-        <w:t>________________________________________________________________</w:t>
-      </w:r>
-    </w:p>
-    <w:p>
-      <w:r>
-        <w:t>________________________________________________________________</w:t>
-      </w:r>
-    </w:p>
-    <w:p>
-      <w:r>
-        <w:t>________________________________________________________________</w:t>
-      </w:r>
-    </w:p>
-    <w:p>
-      <w:pPr>
-        <w:pStyle w:val="Heading3"/>
-      </w:pPr>
-      <w:r>
-        <w:t>Week 20 Test and reflect</w:t>
-      </w:r>
-    </w:p>
-    <w:p>
-      <w:pPr>
-        <w:pStyle w:val="Heading1"/>
-      </w:pPr>
-      <w:r>
-        <w:t>08. Design a revealing test</w:t>
-      </w:r>
-    </w:p>
-    <w:p>
-      <w:r>
-        <w:t>Specify a changed input, expected result and observation separately.</w:t>
-      </w:r>
-    </w:p>
-    <w:p>
-      <w:pPr>
-        <w:spacing w:line="336" w:lineRule="auto" w:after="180"/>
-      </w:pPr>
-      <w:r>
-        <w:rPr>
-          <w:b w:val="0"/>
-        </w:rPr>
-        <w:t xml:space="preserve">Create a changed </w:t>
-      </w:r>
-      <w:r>
-        <w:rPr>
-          <w:b/>
-        </w:rPr>
-        <w:t>input</w:t>
-      </w:r>
-      <w:r>
-        <w:rPr>
-          <w:b w:val="0"/>
-        </w:rPr>
-        <w:t>, boundary case or missing-information case. Write the expected answer or safe response before testing.</w:t>
-      </w:r>
-    </w:p>
-    <w:tbl>
-      <w:tblPr>
-        <w:tblStyle w:val="LightShading-Accent1"/>
-        <w:tblW w:type="auto" w:w="0"/>
-        <w:tblLook w:firstColumn="1" w:firstRow="1" w:lastColumn="0" w:lastRow="0" w:noHBand="0" w:noVBand="1" w:val="04A0"/>
-      </w:tblPr>
-      <w:tblGrid>
-        <w:gridCol w:w="5112"/>
-        <w:gridCol w:w="5112"/>
-      </w:tblGrid>
-      <w:tr>
-        <w:trPr>
-          <w:tblHeader/>
-        </w:trPr>
-        <w:tc>
-          <w:tcPr>
-            <w:tcW w:type="dxa" w:w="5112"/>
-          </w:tcPr>
-          <w:p>
-            <w:r>
-              <w:t>Test record</w:t>
-            </w:r>
-          </w:p>
-        </w:tc>
-        <w:tc>
-          <w:tcPr>
-            <w:tcW w:type="dxa" w:w="5112"/>
-          </w:tcPr>
-          <w:p>
-            <w:r>
-              <w:t>My evidence</w:t>
-            </w:r>
-          </w:p>
-        </w:tc>
-      </w:tr>
-      <w:tr>
-        <w:tc>
-          <w:tcPr>
-            <w:tcW w:type="dxa" w:w="5112"/>
-          </w:tcPr>
-          <w:p>
-            <w:r>
-              <w:t>Changed input or condition</w:t>
-            </w:r>
-          </w:p>
-        </w:tc>
-        <w:tc>
-          <w:tcPr>
-            <w:tcW w:type="dxa" w:w="5112"/>
-          </w:tcPr>
-          <w:p>
-            <w:r/>
-          </w:p>
-        </w:tc>
-      </w:tr>
-      <w:tr>
-        <w:tc>
-          <w:tcPr>
-            <w:tcW w:type="dxa" w:w="5112"/>
-          </w:tcPr>
-          <w:p>
-            <w:r>
-              <w:t>Expected answer or fallback</w:t>
-            </w:r>
-          </w:p>
-        </w:tc>
-        <w:tc>
-          <w:tcPr>
-            <w:tcW w:type="dxa" w:w="5112"/>
-          </w:tcPr>
-          <w:p>
-            <w:r/>
-          </w:p>
-        </w:tc>
-      </w:tr>
-      <w:tr>
-        <w:tc>
-          <w:tcPr>
-            <w:tcW w:type="dxa" w:w="5112"/>
-          </w:tcPr>
-          <w:p>
-            <w:r>
-              <w:t>Observed result</w:t>
-            </w:r>
-          </w:p>
-        </w:tc>
-        <w:tc>
-          <w:tcPr>
-            <w:tcW w:type="dxa" w:w="5112"/>
-          </w:tcPr>
-          <w:p>
-            <w:r/>
-          </w:p>
-        </w:tc>
-      </w:tr>
-      <w:tr>
-        <w:tc>
-          <w:tcPr>
-            <w:tcW w:type="dxa" w:w="5112"/>
-          </w:tcPr>
-          <w:p>
-            <w:r>
-              <w:t>Why the result occurred</w:t>
-            </w:r>
-          </w:p>
-        </w:tc>
-        <w:tc>
-          <w:tcPr>
-            <w:tcW w:type="dxa" w:w="5112"/>
-          </w:tcPr>
-          <w:p>
-            <w:r/>
-          </w:p>
-        </w:tc>
-      </w:tr>
-    </w:tbl>
-    <w:p>
-      <w:pPr>
-        <w:pStyle w:val="Heading1"/>
-      </w:pPr>
-      <w:r>
-        <w:t>09. Project checkpoint</w:t>
-      </w:r>
-    </w:p>
-    <w:p>
-      <w:r>
-        <w:t>Justify what Conversation State and Memory adds to Verified Study Buddy and keep the evidence.</w:t>
-      </w:r>
-    </w:p>
-    <w:p>
-      <w:pPr>
-        <w:spacing w:line="336" w:lineRule="auto" w:after="180"/>
-      </w:pPr>
-      <w:r>
-        <w:rPr>
-          <w:b w:val="0"/>
-        </w:rPr>
-        <w:t xml:space="preserve">Store minimal </w:t>
-      </w:r>
-      <w:r>
-        <w:rPr>
-          <w:b/>
-        </w:rPr>
-        <w:t>session state</w:t>
-      </w:r>
-      <w:r>
-        <w:rPr>
-          <w:b w:val="0"/>
-        </w:rPr>
-        <w:t xml:space="preserve"> and make </w:t>
-      </w:r>
-      <w:r>
-        <w:rPr>
-          <w:b/>
-        </w:rPr>
-        <w:t>persistent memory</w:t>
-      </w:r>
-      <w:r>
-        <w:rPr>
-          <w:b w:val="0"/>
-        </w:rPr>
-        <w:t xml:space="preserve"> optional, visible, and erasable.</w:t>
-      </w:r>
-    </w:p>
-    <w:p>
-      <w:pPr>
-        <w:spacing w:line="336" w:lineRule="auto" w:after="180"/>
-      </w:pPr>
-      <w:r>
-        <w:rPr>
-          <w:b w:val="0"/>
-        </w:rPr>
-        <w:t xml:space="preserve">The project change and </w:t>
-      </w:r>
-      <w:r>
-        <w:rPr>
-          <w:b/>
-        </w:rPr>
-        <w:t>evidence</w:t>
-      </w:r>
       <w:r>
         <w:rPr>
           <w:b w:val="0"/>
@@ -996,651 +780,20 @@
         <w:pStyle w:val="Heading1"/>
       </w:pPr>
       <w:r>
-        <w:t>10. Self check</w:t>
-      </w:r>
-    </w:p>
-    <w:p>
-      <w:r>
-        <w:t>Judge explanation, evidence, transfer and limits separately; attach the work behind your judgement.</w:t>
-      </w:r>
-    </w:p>
-    <w:p>
-      <w:pPr>
-        <w:pStyle w:val="ListBullet"/>
-      </w:pPr>
-      <w:r>
-        <w:t>I can explain the mechanism.</w:t>
-      </w:r>
-    </w:p>
-    <w:p>
-      <w:pPr>
-        <w:pStyle w:val="ListBullet"/>
-      </w:pPr>
-      <w:r>
-        <w:t>I can show evidence.</w:t>
-      </w:r>
-    </w:p>
-    <w:p>
-      <w:pPr>
-        <w:pStyle w:val="ListBullet"/>
-      </w:pPr>
-      <w:r>
-        <w:t>I can handle a changed case.</w:t>
-      </w:r>
-    </w:p>
-    <w:p>
-      <w:pPr>
-        <w:pStyle w:val="ListBullet"/>
-      </w:pPr>
-      <w:r>
-        <w:t>I can name a limit.</w:t>
-      </w:r>
-    </w:p>
-    <w:p>
-      <w:r>
-        <w:t>Mark each as not yet, with help or independently, and attach supporting work.</w:t>
-      </w:r>
-    </w:p>
-    <w:p>
-      <w:pPr>
-        <w:spacing w:line="336" w:lineRule="auto" w:after="180"/>
-      </w:pPr>
-      <w:r>
-        <w:rPr>
-          <w:b w:val="0"/>
-        </w:rPr>
-        <w:t>Teacher review ____________________  Next step ____________________</w:t>
-      </w:r>
-    </w:p>
-    <w:p>
-      <w:pPr>
-        <w:pStyle w:val="Heading1"/>
-      </w:pPr>
-      <w:r>
-        <w:t>11. Transfer practice from the original programme</w:t>
-      </w:r>
-    </w:p>
-    <w:p>
-      <w:r>
-        <w:t>Use this earlier case as transfer practice. A case already discussed with feedback is not fresh assessment evidence.</w:t>
-      </w:r>
-    </w:p>
-    <w:p>
-      <w:pPr>
-        <w:spacing w:line="336" w:lineRule="auto" w:after="180"/>
-      </w:pPr>
-      <w:r>
-        <w:rPr>
-          <w:b w:val="0"/>
-        </w:rPr>
-        <w:t xml:space="preserve">The conversation </w:t>
-      </w:r>
-      <w:r>
-        <w:rPr>
-          <w:b/>
-        </w:rPr>
-        <w:t>state</w:t>
-      </w:r>
-      <w:r>
-        <w:rPr>
-          <w:b w:val="0"/>
-        </w:rPr>
-        <w:t xml:space="preserve"> is topic=plants, level=Grade 8. The user says 'Keep the topic, explain for Grade 6'. Write the updated </w:t>
-      </w:r>
-      <w:r>
-        <w:rPr>
-          <w:b/>
-        </w:rPr>
-        <w:t>state</w:t>
-      </w:r>
-      <w:r>
-        <w:rPr>
-          <w:b w:val="0"/>
-        </w:rPr>
-        <w:t xml:space="preserve"> and a reset behaviour.</w:t>
-      </w:r>
-    </w:p>
-    <w:p>
-      <w:pPr>
-        <w:pStyle w:val="Heading3"/>
-      </w:pPr>
-      <w:r>
-        <w:t>My independently reasoned answer</w:t>
-      </w:r>
-    </w:p>
-    <w:p>
-      <w:r>
-        <w:t>________________________________________________________________</w:t>
-      </w:r>
-    </w:p>
-    <w:p>
-      <w:r>
-        <w:t>________________________________________________________________</w:t>
-      </w:r>
-    </w:p>
-    <w:p>
-      <w:r>
-        <w:t>________________________________________________________________</w:t>
-      </w:r>
-    </w:p>
-    <w:p>
-      <w:r>
-        <w:t>________________________________________________________________</w:t>
-      </w:r>
-    </w:p>
-    <w:p>
-      <w:r>
-        <w:t>________________________________________________________________</w:t>
-      </w:r>
-    </w:p>
-    <w:p>
-      <w:r>
-        <w:t>________________________________________________________________</w:t>
-      </w:r>
-    </w:p>
-    <w:p>
-      <w:r>
-        <w:t>________________________________________________________________</w:t>
-      </w:r>
-    </w:p>
-    <w:p>
-      <w:pPr>
-        <w:spacing w:line="336" w:lineRule="auto" w:after="180"/>
-      </w:pPr>
-      <w:r>
-        <w:rPr>
-          <w:b w:val="0"/>
-        </w:rPr>
-        <w:t>Record support used: none, hint or teacher explanation.</w:t>
-      </w:r>
-    </w:p>
-    <w:p>
-      <w:pPr>
-        <w:pStyle w:val="Heading1"/>
-      </w:pPr>
-      <w:r>
-        <w:t>12. W1 Explain the mechanism</w:t>
-      </w:r>
-    </w:p>
-    <w:p>
-      <w:r>
-        <w:t>Explain the mechanism. Apply the supplied Conversation State and Memory facts and keep your reasoning.</w:t>
-      </w:r>
-    </w:p>
-    <w:p>
-      <w:pPr>
-        <w:pStyle w:val="Heading3"/>
-      </w:pPr>
-      <w:r>
-        <w:t>Where to find the supplied example</w:t>
-      </w:r>
-    </w:p>
-    <w:p>
-      <w:pPr>
-        <w:spacing w:line="336" w:lineRule="auto" w:after="180"/>
-        <w:shd w:fill="F1F6F8"/>
-      </w:pPr>
-      <w:r>
-        <w:rPr>
-          <w:b w:val="0"/>
-        </w:rPr>
-        <w:t>Reference for this exercise: open this week’s student lesson, “Conversation State and Memory”, at “See how it works” and “Follow a worked example”. Use the original worked values or code named in the question; the later pictorial case is a separate example. Keep this reference beside your workbook while practising.</w:t>
-      </w:r>
-    </w:p>
-    <w:p>
-      <w:pPr>
-        <w:spacing w:line="336" w:lineRule="auto" w:after="180"/>
-      </w:pPr>
-      <w:r>
-        <w:rPr>
-          <w:b w:val="0"/>
-        </w:rPr>
-        <w:t xml:space="preserve">Explain the weekly </w:t>
-      </w:r>
-      <w:r>
-        <w:rPr>
-          <w:b/>
-        </w:rPr>
-        <w:t>mechanism</w:t>
-      </w:r>
-      <w:r>
-        <w:rPr>
-          <w:b w:val="0"/>
-        </w:rPr>
-        <w:t xml:space="preserve"> in your own words. Use the worked scenario to name its </w:t>
-      </w:r>
-      <w:r>
-        <w:rPr>
-          <w:b/>
-        </w:rPr>
-        <w:t>input</w:t>
-      </w:r>
-      <w:r>
-        <w:rPr>
-          <w:b w:val="0"/>
-        </w:rPr>
-        <w:t xml:space="preserve">, decision rule and </w:t>
-      </w:r>
-      <w:r>
-        <w:rPr>
-          <w:b/>
-        </w:rPr>
-        <w:t>output</w:t>
-      </w:r>
-      <w:r>
-        <w:rPr>
-          <w:b w:val="0"/>
-        </w:rPr>
-        <w:t>.</w:t>
-      </w:r>
-    </w:p>
-    <w:p>
-      <w:pPr>
-        <w:pStyle w:val="Heading3"/>
-      </w:pPr>
-      <w:r>
-        <w:t>My reasoning and evidence</w:t>
-      </w:r>
-    </w:p>
-    <w:p>
-      <w:r>
-        <w:t>________________________________________________________________</w:t>
-      </w:r>
-    </w:p>
-    <w:p>
-      <w:r>
-        <w:t>________________________________________________________________</w:t>
-      </w:r>
-    </w:p>
-    <w:p>
-      <w:r>
-        <w:t>________________________________________________________________</w:t>
-      </w:r>
-    </w:p>
-    <w:p>
-      <w:r>
-        <w:t>________________________________________________________________</w:t>
-      </w:r>
-    </w:p>
-    <w:p>
-      <w:r>
-        <w:t>________________________________________________________________</w:t>
-      </w:r>
-    </w:p>
-    <w:p>
-      <w:r>
-        <w:t>________________________________________________________________</w:t>
-      </w:r>
-    </w:p>
-    <w:p>
-      <w:pPr>
-        <w:pStyle w:val="Heading1"/>
-      </w:pPr>
-      <w:r>
-        <w:t>13. W2 Trace the worked case</w:t>
-      </w:r>
-    </w:p>
-    <w:p>
-      <w:r>
-        <w:t>Trace the worked case. Apply the supplied Conversation State and Memory facts and keep your reasoning.</w:t>
-      </w:r>
-    </w:p>
-    <w:p>
-      <w:pPr>
-        <w:spacing w:line="336" w:lineRule="auto" w:after="180"/>
-      </w:pPr>
-      <w:r>
-        <w:rPr>
-          <w:b w:val="0"/>
-        </w:rPr>
-        <w:t>Turn 1 selects room A; turn 2 corrects to room B. A later answer uses A from an older summary. Show the intermediate steps and give the conclusion with its scope.</w:t>
-      </w:r>
-    </w:p>
-    <w:p>
-      <w:pPr>
-        <w:pStyle w:val="Heading3"/>
-      </w:pPr>
-      <w:r>
-        <w:t>My reasoning and evidence</w:t>
-      </w:r>
-    </w:p>
-    <w:p>
-      <w:r>
-        <w:t>________________________________________________________________</w:t>
-      </w:r>
-    </w:p>
-    <w:p>
-      <w:r>
-        <w:t>________________________________________________________________</w:t>
-      </w:r>
-    </w:p>
-    <w:p>
-      <w:r>
-        <w:t>________________________________________________________________</w:t>
-      </w:r>
-    </w:p>
-    <w:p>
-      <w:r>
-        <w:t>________________________________________________________________</w:t>
-      </w:r>
-    </w:p>
-    <w:p>
-      <w:r>
-        <w:t>________________________________________________________________</w:t>
-      </w:r>
-    </w:p>
-    <w:p>
-      <w:r>
-        <w:t>________________________________________________________________</w:t>
-      </w:r>
-    </w:p>
-    <w:p>
-      <w:r>
-        <w:t>________________________________________________________________</w:t>
-      </w:r>
-    </w:p>
-    <w:p>
-      <w:pPr>
-        <w:pStyle w:val="Heading1"/>
-      </w:pPr>
-      <w:r>
-        <w:t>14. W3 Audit the limit</w:t>
-      </w:r>
-    </w:p>
-    <w:p>
-      <w:r>
-        <w:t>Audit the limit. Apply the supplied Conversation State and Memory facts and keep your reasoning.</w:t>
-      </w:r>
-    </w:p>
-    <w:p>
-      <w:pPr>
-        <w:spacing w:line="336" w:lineRule="auto" w:after="180"/>
-      </w:pPr>
-      <w:r>
-        <w:rPr>
-          <w:b w:val="0"/>
-        </w:rPr>
-        <w:t xml:space="preserve">A report omits this qualification: Remembered </w:t>
-      </w:r>
-      <w:r>
-        <w:rPr>
-          <w:b/>
-        </w:rPr>
-        <w:t>state</w:t>
-      </w:r>
-      <w:r>
-        <w:rPr>
-          <w:b w:val="0"/>
-        </w:rPr>
-        <w:t xml:space="preserve">ments are not automatically current or verified; retention should follow the </w:t>
-      </w:r>
-      <w:r>
-        <w:rPr>
-          <w:b/>
-        </w:rPr>
-        <w:t>state</w:t>
-      </w:r>
-      <w:r>
-        <w:rPr>
-          <w:b w:val="0"/>
-        </w:rPr>
-        <w:t>d purpose and policy.</w:t>
-      </w:r>
-    </w:p>
-    <w:p>
-      <w:pPr>
-        <w:spacing w:line="336" w:lineRule="auto" w:after="180"/>
-      </w:pPr>
-      <w:r>
-        <w:rPr>
-          <w:b w:val="0"/>
-        </w:rPr>
-        <w:t>Explain how omitting it could change a reader's interpretation, and write an accurate replacement.</w:t>
-      </w:r>
-    </w:p>
-    <w:p>
-      <w:pPr>
-        <w:pStyle w:val="Heading3"/>
-      </w:pPr>
-      <w:r>
-        <w:t>My reasoning and evidence</w:t>
-      </w:r>
-    </w:p>
-    <w:p>
-      <w:r>
-        <w:t>________________________________________________________________</w:t>
-      </w:r>
-    </w:p>
-    <w:p>
-      <w:r>
-        <w:t>________________________________________________________________</w:t>
-      </w:r>
-    </w:p>
-    <w:p>
-      <w:r>
-        <w:t>________________________________________________________________</w:t>
-      </w:r>
-    </w:p>
-    <w:p>
-      <w:r>
-        <w:t>________________________________________________________________</w:t>
-      </w:r>
-    </w:p>
-    <w:p>
-      <w:r>
-        <w:t>________________________________________________________________</w:t>
-      </w:r>
-    </w:p>
-    <w:p>
-      <w:r>
-        <w:t>________________________________________________________________</w:t>
-      </w:r>
-    </w:p>
-    <w:p>
-      <w:pPr>
-        <w:pStyle w:val="Heading1"/>
-      </w:pPr>
-      <w:r>
-        <w:t>15. W4 Apply a new case independently</w:t>
-      </w:r>
-    </w:p>
-    <w:p>
-      <w:r>
-        <w:t>Attempt before feedback. If this repeats the selected independent case, reuse that first attempt; otherwise keep a separate record. Apply a new case independently. Apply the supplied Conversation State and Memory facts and keep your reasoning.</w:t>
-      </w:r>
-    </w:p>
-    <w:p>
-      <w:pPr>
-        <w:spacing w:line="336" w:lineRule="auto" w:after="180"/>
-      </w:pPr>
-      <w:r>
-        <w:rPr>
-          <w:b w:val="0"/>
-        </w:rPr>
-        <w:t xml:space="preserve">A session stores lab L1 then corrects to L2; session ends. A new session has no room </w:t>
-      </w:r>
-      <w:r>
-        <w:rPr>
-          <w:b/>
-        </w:rPr>
-        <w:t>input</w:t>
-      </w:r>
-      <w:r>
-        <w:rPr>
-          <w:b w:val="0"/>
-        </w:rPr>
-        <w:t xml:space="preserve">. </w:t>
-      </w:r>
-      <w:r>
-        <w:rPr>
-          <w:b/>
-        </w:rPr>
-        <w:t>State</w:t>
-      </w:r>
-      <w:r>
-        <w:rPr>
-          <w:b w:val="0"/>
-        </w:rPr>
-        <w:t xml:space="preserve"> the active values at each stage.</w:t>
-      </w:r>
-    </w:p>
-    <w:p>
-      <w:pPr>
-        <w:pStyle w:val="Heading3"/>
-      </w:pPr>
-      <w:r>
-        <w:t>My reasoning and evidence</w:t>
-      </w:r>
-    </w:p>
-    <w:p>
-      <w:r>
-        <w:t>________________________________________________________________</w:t>
-      </w:r>
-    </w:p>
-    <w:p>
-      <w:r>
-        <w:t>________________________________________________________________</w:t>
-      </w:r>
-    </w:p>
-    <w:p>
-      <w:r>
-        <w:t>________________________________________________________________</w:t>
-      </w:r>
-    </w:p>
-    <w:p>
-      <w:r>
-        <w:t>________________________________________________________________</w:t>
-      </w:r>
-    </w:p>
-    <w:p>
-      <w:r>
-        <w:t>________________________________________________________________</w:t>
-      </w:r>
-    </w:p>
-    <w:p>
-      <w:r>
-        <w:t>________________________________________________________________</w:t>
-      </w:r>
-    </w:p>
-    <w:p>
-      <w:r>
-        <w:t>________________________________________________________________</w:t>
-      </w:r>
-    </w:p>
-    <w:p>
-      <w:r>
-        <w:t>________________________________________________________________</w:t>
-      </w:r>
-    </w:p>
-    <w:p>
-      <w:pPr>
-        <w:pStyle w:val="Heading1"/>
-      </w:pPr>
-      <w:r>
-        <w:t>16. W5 Design a revealing follow-up</w:t>
-      </w:r>
-    </w:p>
-    <w:p>
-      <w:r>
-        <w:t>Design a revealing follow-up. Apply the supplied Conversation State and Memory facts and keep your reasoning.</w:t>
-      </w:r>
-    </w:p>
-    <w:p>
-      <w:pPr>
-        <w:pStyle w:val="Heading3"/>
-      </w:pPr>
-      <w:r>
-        <w:t>Where to find the supplied example</w:t>
-      </w:r>
-    </w:p>
-    <w:p>
-      <w:pPr>
-        <w:spacing w:line="336" w:lineRule="auto" w:after="180"/>
-        <w:shd w:fill="F1F6F8"/>
-      </w:pPr>
-      <w:r>
-        <w:rPr>
-          <w:b w:val="0"/>
-        </w:rPr>
-        <w:t>Reference for this exercise: open this week’s student lesson, “Conversation State and Memory”, at “See how it works” and “Follow a worked example”. Use the original worked values or code named in the question; the later pictorial case is a separate example. Keep this reference beside your workbook while practising.</w:t>
-      </w:r>
-    </w:p>
-    <w:p>
-      <w:pPr>
-        <w:spacing w:line="336" w:lineRule="auto" w:after="180"/>
-      </w:pPr>
-      <w:r>
-        <w:rPr>
-          <w:b w:val="0"/>
-        </w:rPr>
-        <w:t>For the worked scenario, propose one additional case that could reveal a failure, describe its expected outcome before running it, and explain what would need to remain fixed for a fair comparison.</w:t>
-      </w:r>
-    </w:p>
-    <w:p>
-      <w:pPr>
-        <w:spacing w:line="336" w:lineRule="auto" w:after="180"/>
-      </w:pPr>
-      <w:r>
-        <w:rPr>
-          <w:b w:val="0"/>
-        </w:rPr>
-        <w:t>Do not reuse W4 as a new final test after receiving feedback.</w:t>
-      </w:r>
-    </w:p>
-    <w:p>
-      <w:pPr>
-        <w:pStyle w:val="Heading3"/>
-      </w:pPr>
-      <w:r>
-        <w:t>My reasoning and evidence</w:t>
-      </w:r>
-    </w:p>
-    <w:p>
-      <w:r>
-        <w:t>________________________________________________________________</w:t>
-      </w:r>
-    </w:p>
-    <w:p>
-      <w:r>
-        <w:t>________________________________________________________________</w:t>
-      </w:r>
-    </w:p>
-    <w:p>
-      <w:r>
-        <w:t>________________________________________________________________</w:t>
-      </w:r>
-    </w:p>
-    <w:p>
-      <w:r>
-        <w:t>________________________________________________________________</w:t>
-      </w:r>
-    </w:p>
-    <w:p>
-      <w:r>
-        <w:t>________________________________________________________________</w:t>
-      </w:r>
-    </w:p>
-    <w:p>
-      <w:r>
-        <w:t>________________________________________________________________</w:t>
-      </w:r>
-    </w:p>
-    <w:p>
-      <w:r>
-        <w:t>________________________________________________________________</w:t>
-      </w:r>
-    </w:p>
-    <w:p>
-      <w:pPr>
-        <w:pStyle w:val="Heading1"/>
-      </w:pPr>
-      <w:r>
-        <w:t>17. Feedback, return check and learning record</w:t>
-      </w:r>
-    </w:p>
-    <w:p>
-      <w:r>
-        <w:t>Record the first repaired step and a different case to revisit after a delay.</w:t>
+        <w:t>17. Feedback · Repair and return</w:t>
+      </w:r>
+    </w:p>
+    <w:p>
+      <w:r>
+        <w:t>Keep the first attempt, the repair and a changed-case return.</w:t>
+      </w:r>
+    </w:p>
+    <w:p>
+      <w:pPr>
+        <w:pStyle w:val="Heading2"/>
+      </w:pPr>
+      <w:r>
+        <w:t>Your evidence record</w:t>
       </w:r>
     </w:p>
     <w:tbl>
@@ -1795,12 +948,964 @@
         <w:pStyle w:val="Heading1"/>
       </w:pPr>
       <w:r>
-        <w:t>18. Pictorial case practice: Conversation State and Memory</w:t>
-      </w:r>
-    </w:p>
-    <w:p>
-      <w:r>
-        <w:t>Keep a reading conversation consistent when the learner changes the selected book. Explain the labelled step before checking the changed condition.</w:t>
+        <w:t>10. Finish · Judge the evidence in your work</w:t>
+      </w:r>
+    </w:p>
+    <w:p>
+      <w:r>
+        <w:t>Point to work that supports your confidence level.</w:t>
+      </w:r>
+    </w:p>
+    <w:p>
+      <w:pPr>
+        <w:pStyle w:val="Heading2"/>
+      </w:pPr>
+      <w:r>
+        <w:t>Your evidence record</w:t>
+      </w:r>
+    </w:p>
+    <w:p>
+      <w:pPr>
+        <w:pStyle w:val="ListBullet"/>
+      </w:pPr>
+      <w:r>
+        <w:t>I can explain the mechanism.</w:t>
+      </w:r>
+    </w:p>
+    <w:p>
+      <w:pPr>
+        <w:pStyle w:val="ListBullet"/>
+      </w:pPr>
+      <w:r>
+        <w:t>I can show evidence.</w:t>
+      </w:r>
+    </w:p>
+    <w:p>
+      <w:pPr>
+        <w:pStyle w:val="ListBullet"/>
+      </w:pPr>
+      <w:r>
+        <w:t>I can handle a changed case.</w:t>
+      </w:r>
+    </w:p>
+    <w:p>
+      <w:pPr>
+        <w:pStyle w:val="ListBullet"/>
+      </w:pPr>
+      <w:r>
+        <w:t>I can name a limit.</w:t>
+      </w:r>
+    </w:p>
+    <w:p>
+      <w:r>
+        <w:t>Mark each as not yet, with help or independently, and attach supporting work.</w:t>
+      </w:r>
+    </w:p>
+    <w:p>
+      <w:pPr>
+        <w:spacing w:line="336" w:lineRule="auto" w:after="180"/>
+      </w:pPr>
+      <w:r>
+        <w:rPr>
+          <w:b w:val="0"/>
+        </w:rPr>
+        <w:t>Teacher review ____________________  Next step ____________________</w:t>
+      </w:r>
+    </w:p>
+    <w:p>
+      <w:pPr>
+        <w:pStyle w:val="Heading1"/>
+      </w:pPr>
+      <w:r>
+        <w:t>Reference bank and extra practice</w:t>
+      </w:r>
+    </w:p>
+    <w:p>
+      <w:pPr>
+        <w:pStyle w:val="Heading1"/>
+      </w:pPr>
+      <w:r>
+        <w:t>02. Reference · Supported W2 record</w:t>
+      </w:r>
+    </w:p>
+    <w:p>
+      <w:r>
+        <w:t>This is the same W2 attempt. Keep one response record.</w:t>
+      </w:r>
+    </w:p>
+    <w:p>
+      <w:pPr>
+        <w:pStyle w:val="Heading2"/>
+      </w:pPr>
+      <w:r>
+        <w:t>Use this when helpful</w:t>
+      </w:r>
+    </w:p>
+    <w:p>
+      <w:pPr>
+        <w:spacing w:line="336" w:lineRule="auto" w:after="180"/>
+      </w:pPr>
+      <w:r>
+        <w:rPr>
+          <w:b w:val="0"/>
+        </w:rPr>
+        <w:t xml:space="preserve">Use W2: Trace the worked case for Conversation </w:t>
+      </w:r>
+      <w:r>
+        <w:rPr>
+          <w:b/>
+        </w:rPr>
+        <w:t>state</w:t>
+      </w:r>
+      <w:r>
+        <w:rPr>
+          <w:b w:val="0"/>
+        </w:rPr>
+        <w:t xml:space="preserve"> and retention. Record the answer once; the lesson and workbook refer to the same attempt.</w:t>
+      </w:r>
+    </w:p>
+    <w:tbl>
+      <w:tblPr>
+        <w:tblStyle w:val="LightShading-Accent1"/>
+        <w:tblW w:type="auto" w:w="0"/>
+        <w:tblLook w:firstColumn="1" w:firstRow="1" w:lastColumn="0" w:lastRow="0" w:noHBand="0" w:noVBand="1" w:val="04A0"/>
+      </w:tblPr>
+      <w:tblGrid>
+        <w:gridCol w:w="2556"/>
+        <w:gridCol w:w="2556"/>
+        <w:gridCol w:w="2556"/>
+        <w:gridCol w:w="2556"/>
+      </w:tblGrid>
+      <w:tr>
+        <w:trPr>
+          <w:tblHeader/>
+        </w:trPr>
+        <w:tc>
+          <w:tcPr>
+            <w:tcW w:type="dxa" w:w="2556"/>
+          </w:tcPr>
+          <w:p>
+            <w:r>
+              <w:t>Given inputs</w:t>
+            </w:r>
+          </w:p>
+        </w:tc>
+        <w:tc>
+          <w:tcPr>
+            <w:tcW w:type="dxa" w:w="2556"/>
+          </w:tcPr>
+          <w:p>
+            <w:r>
+              <w:t>Procedure I chose</w:t>
+            </w:r>
+          </w:p>
+        </w:tc>
+        <w:tc>
+          <w:tcPr>
+            <w:tcW w:type="dxa" w:w="2556"/>
+          </w:tcPr>
+          <w:p>
+            <w:r>
+              <w:t>Middle steps</w:t>
+            </w:r>
+          </w:p>
+        </w:tc>
+        <w:tc>
+          <w:tcPr>
+            <w:tcW w:type="dxa" w:w="2556"/>
+          </w:tcPr>
+          <w:p>
+            <w:r>
+              <w:t>Result and check</w:t>
+            </w:r>
+          </w:p>
+        </w:tc>
+      </w:tr>
+      <w:tr>
+        <w:tc>
+          <w:tcPr>
+            <w:tcW w:type="dxa" w:w="2556"/>
+          </w:tcPr>
+          <w:p>
+            <w:r/>
+          </w:p>
+        </w:tc>
+        <w:tc>
+          <w:tcPr>
+            <w:tcW w:type="dxa" w:w="2556"/>
+          </w:tcPr>
+          <w:p>
+            <w:r/>
+          </w:p>
+        </w:tc>
+        <w:tc>
+          <w:tcPr>
+            <w:tcW w:type="dxa" w:w="2556"/>
+          </w:tcPr>
+          <w:p>
+            <w:r/>
+          </w:p>
+        </w:tc>
+        <w:tc>
+          <w:tcPr>
+            <w:tcW w:type="dxa" w:w="2556"/>
+          </w:tcPr>
+          <w:p>
+            <w:r/>
+          </w:p>
+        </w:tc>
+      </w:tr>
+    </w:tbl>
+    <w:p>
+      <w:pPr>
+        <w:pStyle w:val="Heading3"/>
+      </w:pPr>
+      <w:r>
+        <w:t>The step I completed without help, and the hint I needed</w:t>
+      </w:r>
+    </w:p>
+    <w:p>
+      <w:r>
+        <w:t>________________________________________________________________</w:t>
+      </w:r>
+    </w:p>
+    <w:p>
+      <w:r>
+        <w:t>________________________________________________________________</w:t>
+      </w:r>
+    </w:p>
+    <w:p>
+      <w:r>
+        <w:t>________________________________________________________________</w:t>
+      </w:r>
+    </w:p>
+    <w:p>
+      <w:pPr>
+        <w:pStyle w:val="Heading1"/>
+      </w:pPr>
+      <w:r>
+        <w:t>03. Extra practice · Repair the explanation</w:t>
+      </w:r>
+    </w:p>
+    <w:p>
+      <w:r>
+        <w:t>Explain the deciding fact before discussing the answer.</w:t>
+      </w:r>
+    </w:p>
+    <w:p>
+      <w:pPr>
+        <w:pStyle w:val="Heading2"/>
+      </w:pPr>
+      <w:r>
+        <w:t>Use this when helpful</w:t>
+      </w:r>
+    </w:p>
+    <w:p>
+      <w:pPr>
+        <w:spacing w:line="336" w:lineRule="auto" w:after="180"/>
+      </w:pPr>
+      <w:r>
+        <w:rPr>
+          <w:b w:val="0"/>
+        </w:rPr>
+        <w:t xml:space="preserve">Use the worked case for Conversation </w:t>
+      </w:r>
+      <w:r>
+        <w:rPr>
+          <w:b/>
+        </w:rPr>
+        <w:t>state</w:t>
+      </w:r>
+      <w:r>
+        <w:rPr>
+          <w:b w:val="0"/>
+        </w:rPr>
+        <w:t xml:space="preserve"> and retention. Proposed explanation: “The worked result establishes every future case”. Decide whether this explanation is supported.</w:t>
+      </w:r>
+    </w:p>
+    <w:p>
+      <w:pPr>
+        <w:spacing w:line="336" w:lineRule="auto" w:after="180"/>
+      </w:pPr>
+      <w:r>
+        <w:rPr>
+          <w:b w:val="0"/>
+        </w:rPr>
+        <w:t>Point to the step or supplied fact that decides; explain your repair if needed.</w:t>
+      </w:r>
+    </w:p>
+    <w:p>
+      <w:pPr>
+        <w:pStyle w:val="Heading3"/>
+      </w:pPr>
+      <w:r>
+        <w:t>My explanation before partner discussion</w:t>
+      </w:r>
+    </w:p>
+    <w:p>
+      <w:r>
+        <w:t>________________________________________________________________</w:t>
+      </w:r>
+    </w:p>
+    <w:p>
+      <w:r>
+        <w:t>________________________________________________________________</w:t>
+      </w:r>
+    </w:p>
+    <w:p>
+      <w:r>
+        <w:t>________________________________________________________________</w:t>
+      </w:r>
+    </w:p>
+    <w:p>
+      <w:r>
+        <w:t>________________________________________________________________</w:t>
+      </w:r>
+    </w:p>
+    <w:p>
+      <w:pPr>
+        <w:pStyle w:val="Heading1"/>
+      </w:pPr>
+      <w:r>
+        <w:t>05. Reference · Original learning target</w:t>
+      </w:r>
+    </w:p>
+    <w:p>
+      <w:r>
+        <w:t>Use this target to inspect an explanation.</w:t>
+      </w:r>
+    </w:p>
+    <w:p>
+      <w:pPr>
+        <w:pStyle w:val="Heading2"/>
+      </w:pPr>
+      <w:r>
+        <w:t>Use this when helpful</w:t>
+      </w:r>
+    </w:p>
+    <w:p>
+      <w:pPr>
+        <w:spacing w:line="336" w:lineRule="auto" w:after="180"/>
+      </w:pPr>
+      <w:r>
+        <w:rPr>
+          <w:b w:val="0"/>
+        </w:rPr>
+        <w:t xml:space="preserve">The conversation </w:t>
+      </w:r>
+      <w:r>
+        <w:rPr>
+          <w:b/>
+        </w:rPr>
+        <w:t>state</w:t>
+      </w:r>
+      <w:r>
+        <w:rPr>
+          <w:b w:val="0"/>
+        </w:rPr>
+        <w:t xml:space="preserve"> is topic=plants, level=Grade 8. The user says 'Keep the topic, explain for Grade 6'. Write the updated </w:t>
+      </w:r>
+      <w:r>
+        <w:rPr>
+          <w:b/>
+        </w:rPr>
+        <w:t>state</w:t>
+      </w:r>
+      <w:r>
+        <w:rPr>
+          <w:b w:val="0"/>
+        </w:rPr>
+        <w:t xml:space="preserve"> and a reset behaviour.</w:t>
+      </w:r>
+    </w:p>
+    <w:p>
+      <w:pPr>
+        <w:pStyle w:val="Heading1"/>
+      </w:pPr>
+      <w:r>
+        <w:t>06. Extra practice · A complete case</w:t>
+      </w:r>
+    </w:p>
+    <w:p>
+      <w:r>
+        <w:t>Try the question before checking the worked explanation.</w:t>
+      </w:r>
+    </w:p>
+    <w:p>
+      <w:pPr>
+        <w:pStyle w:val="Heading2"/>
+      </w:pPr>
+      <w:r>
+        <w:t>Use this when helpful</w:t>
+      </w:r>
+    </w:p>
+    <w:p>
+      <w:pPr>
+        <w:spacing w:line="336" w:lineRule="auto" w:after="180"/>
+      </w:pPr>
+      <w:r>
+        <w:rPr>
+          <w:b/>
+        </w:rPr>
+        <w:t>State</w:t>
+      </w:r>
+      <w:r>
+        <w:rPr>
+          <w:b w:val="0"/>
+        </w:rPr>
+        <w:t xml:space="preserve"> stores topic=plants and reading_level=beginner. User requests advanced explanation.</w:t>
+      </w:r>
+    </w:p>
+    <w:p>
+      <w:pPr>
+        <w:spacing w:line="336" w:lineRule="auto" w:after="180"/>
+      </w:pPr>
+      <w:r>
+        <w:rPr>
+          <w:b w:val="0"/>
+        </w:rPr>
+        <w:t>What changes?</w:t>
+      </w:r>
+    </w:p>
+    <w:p>
+      <w:pPr>
+        <w:spacing w:line="336" w:lineRule="auto" w:after="180"/>
+      </w:pPr>
+      <w:r>
+        <w:rPr>
+          <w:b w:val="0"/>
+        </w:rPr>
+        <w:t xml:space="preserve">Show your trace, calculation or </w:t>
+      </w:r>
+      <w:r>
+        <w:rPr>
+          <w:b/>
+        </w:rPr>
+        <w:t>evidence</w:t>
+      </w:r>
+    </w:p>
+    <w:p>
+      <w:pPr>
+        <w:pStyle w:val="Heading3"/>
+      </w:pPr>
+      <w:r>
+        <w:t>Write or draw your reasoning and evidence.</w:t>
+      </w:r>
+    </w:p>
+    <w:p>
+      <w:r>
+        <w:t>________________________________________________________________</w:t>
+      </w:r>
+    </w:p>
+    <w:p>
+      <w:r>
+        <w:t>________________________________________________________________</w:t>
+      </w:r>
+    </w:p>
+    <w:p>
+      <w:r>
+        <w:t>________________________________________________________________</w:t>
+      </w:r>
+    </w:p>
+    <w:p>
+      <w:r>
+        <w:t>________________________________________________________________</w:t>
+      </w:r>
+    </w:p>
+    <w:p>
+      <w:r>
+        <w:t>________________________________________________________________</w:t>
+      </w:r>
+    </w:p>
+    <w:p>
+      <w:pPr>
+        <w:pStyle w:val="Heading1"/>
+      </w:pPr>
+      <w:r>
+        <w:t>07. Extra practice · A changed case</w:t>
+      </w:r>
+    </w:p>
+    <w:p>
+      <w:r>
+        <w:t>Keep this practice separate from the reserved independent attempt.</w:t>
+      </w:r>
+    </w:p>
+    <w:p>
+      <w:pPr>
+        <w:pStyle w:val="Heading2"/>
+      </w:pPr>
+      <w:r>
+        <w:t>Use this when helpful</w:t>
+      </w:r>
+    </w:p>
+    <w:p>
+      <w:pPr>
+        <w:spacing w:line="336" w:lineRule="auto" w:after="180"/>
+      </w:pPr>
+      <w:r>
+        <w:rPr>
+          <w:b w:val="0"/>
+        </w:rPr>
+        <w:t xml:space="preserve">A learner corrects their project topic from oceans to forests. The next reply still uses oceans. What </w:t>
+      </w:r>
+      <w:r>
+        <w:rPr>
+          <w:b/>
+        </w:rPr>
+        <w:t>state</w:t>
+      </w:r>
+      <w:r>
+        <w:rPr>
+          <w:b w:val="0"/>
+        </w:rPr>
+        <w:t xml:space="preserve"> should change, and what should not be saved unnecessarily?</w:t>
+      </w:r>
+    </w:p>
+    <w:p>
+      <w:pPr>
+        <w:spacing w:line="336" w:lineRule="auto" w:after="180"/>
+      </w:pPr>
+      <w:r>
+        <w:rPr>
+          <w:b w:val="0"/>
+        </w:rPr>
+        <w:t>My practice answer and reason</w:t>
+      </w:r>
+    </w:p>
+    <w:p>
+      <w:pPr>
+        <w:pStyle w:val="Heading3"/>
+      </w:pPr>
+      <w:r>
+        <w:t>Write or draw your reasoning and evidence.</w:t>
+      </w:r>
+    </w:p>
+    <w:p>
+      <w:r>
+        <w:t>________________________________________________________________</w:t>
+      </w:r>
+    </w:p>
+    <w:p>
+      <w:r>
+        <w:t>________________________________________________________________</w:t>
+      </w:r>
+    </w:p>
+    <w:p>
+      <w:r>
+        <w:t>________________________________________________________________</w:t>
+      </w:r>
+    </w:p>
+    <w:p>
+      <w:r>
+        <w:t>________________________________________________________________</w:t>
+      </w:r>
+    </w:p>
+    <w:p>
+      <w:r>
+        <w:t>________________________________________________________________</w:t>
+      </w:r>
+    </w:p>
+    <w:p>
+      <w:pPr>
+        <w:pStyle w:val="Heading3"/>
+      </w:pPr>
+      <w:r>
+        <w:t>Week 20 Test and reflect</w:t>
+      </w:r>
+    </w:p>
+    <w:p>
+      <w:pPr>
+        <w:pStyle w:val="Heading1"/>
+      </w:pPr>
+      <w:r>
+        <w:t>08. Extra practice · Design a revealing test</w:t>
+      </w:r>
+    </w:p>
+    <w:p>
+      <w:r>
+        <w:t>Predict before tracing or testing.</w:t>
+      </w:r>
+    </w:p>
+    <w:p>
+      <w:pPr>
+        <w:pStyle w:val="Heading2"/>
+      </w:pPr>
+      <w:r>
+        <w:t>Use this when helpful</w:t>
+      </w:r>
+    </w:p>
+    <w:p>
+      <w:pPr>
+        <w:spacing w:line="336" w:lineRule="auto" w:after="180"/>
+      </w:pPr>
+      <w:r>
+        <w:rPr>
+          <w:b w:val="0"/>
+        </w:rPr>
+        <w:t xml:space="preserve">Create a changed </w:t>
+      </w:r>
+      <w:r>
+        <w:rPr>
+          <w:b/>
+        </w:rPr>
+        <w:t>input</w:t>
+      </w:r>
+      <w:r>
+        <w:rPr>
+          <w:b w:val="0"/>
+        </w:rPr>
+        <w:t>, boundary case or missing-information case. Write the expected answer or safe response before testing.</w:t>
+      </w:r>
+    </w:p>
+    <w:tbl>
+      <w:tblPr>
+        <w:tblStyle w:val="LightShading-Accent1"/>
+        <w:tblW w:type="auto" w:w="0"/>
+        <w:tblLook w:firstColumn="1" w:firstRow="1" w:lastColumn="0" w:lastRow="0" w:noHBand="0" w:noVBand="1" w:val="04A0"/>
+      </w:tblPr>
+      <w:tblGrid>
+        <w:gridCol w:w="5112"/>
+        <w:gridCol w:w="5112"/>
+      </w:tblGrid>
+      <w:tr>
+        <w:trPr>
+          <w:tblHeader/>
+        </w:trPr>
+        <w:tc>
+          <w:tcPr>
+            <w:tcW w:type="dxa" w:w="5112"/>
+          </w:tcPr>
+          <w:p>
+            <w:r>
+              <w:t>Test record</w:t>
+            </w:r>
+          </w:p>
+        </w:tc>
+        <w:tc>
+          <w:tcPr>
+            <w:tcW w:type="dxa" w:w="5112"/>
+          </w:tcPr>
+          <w:p>
+            <w:r>
+              <w:t>My evidence</w:t>
+            </w:r>
+          </w:p>
+        </w:tc>
+      </w:tr>
+      <w:tr>
+        <w:tc>
+          <w:tcPr>
+            <w:tcW w:type="dxa" w:w="5112"/>
+          </w:tcPr>
+          <w:p>
+            <w:r>
+              <w:t>Changed input or condition</w:t>
+            </w:r>
+          </w:p>
+        </w:tc>
+        <w:tc>
+          <w:tcPr>
+            <w:tcW w:type="dxa" w:w="5112"/>
+          </w:tcPr>
+          <w:p>
+            <w:r/>
+          </w:p>
+        </w:tc>
+      </w:tr>
+      <w:tr>
+        <w:tc>
+          <w:tcPr>
+            <w:tcW w:type="dxa" w:w="5112"/>
+          </w:tcPr>
+          <w:p>
+            <w:r>
+              <w:t>Expected answer or fallback</w:t>
+            </w:r>
+          </w:p>
+        </w:tc>
+        <w:tc>
+          <w:tcPr>
+            <w:tcW w:type="dxa" w:w="5112"/>
+          </w:tcPr>
+          <w:p>
+            <w:r/>
+          </w:p>
+        </w:tc>
+      </w:tr>
+      <w:tr>
+        <w:tc>
+          <w:tcPr>
+            <w:tcW w:type="dxa" w:w="5112"/>
+          </w:tcPr>
+          <w:p>
+            <w:r>
+              <w:t>Observed result</w:t>
+            </w:r>
+          </w:p>
+        </w:tc>
+        <w:tc>
+          <w:tcPr>
+            <w:tcW w:type="dxa" w:w="5112"/>
+          </w:tcPr>
+          <w:p>
+            <w:r/>
+          </w:p>
+        </w:tc>
+      </w:tr>
+      <w:tr>
+        <w:tc>
+          <w:tcPr>
+            <w:tcW w:type="dxa" w:w="5112"/>
+          </w:tcPr>
+          <w:p>
+            <w:r>
+              <w:t>Why the result occurred</w:t>
+            </w:r>
+          </w:p>
+        </w:tc>
+        <w:tc>
+          <w:tcPr>
+            <w:tcW w:type="dxa" w:w="5112"/>
+          </w:tcPr>
+          <w:p>
+            <w:r/>
+          </w:p>
+        </w:tc>
+      </w:tr>
+    </w:tbl>
+    <w:p>
+      <w:pPr>
+        <w:pStyle w:val="Heading1"/>
+      </w:pPr>
+      <w:r>
+        <w:t>11. Reference · Original target response space</w:t>
+      </w:r>
+    </w:p>
+    <w:p>
+      <w:r>
+        <w:t>This teaching case is practice rather than a fresh assessment.</w:t>
+      </w:r>
+    </w:p>
+    <w:p>
+      <w:pPr>
+        <w:pStyle w:val="Heading2"/>
+      </w:pPr>
+      <w:r>
+        <w:t>Use this when helpful</w:t>
+      </w:r>
+    </w:p>
+    <w:p>
+      <w:pPr>
+        <w:spacing w:line="336" w:lineRule="auto" w:after="180"/>
+      </w:pPr>
+      <w:r>
+        <w:rPr>
+          <w:b w:val="0"/>
+        </w:rPr>
+        <w:t xml:space="preserve">The conversation </w:t>
+      </w:r>
+      <w:r>
+        <w:rPr>
+          <w:b/>
+        </w:rPr>
+        <w:t>state</w:t>
+      </w:r>
+      <w:r>
+        <w:rPr>
+          <w:b w:val="0"/>
+        </w:rPr>
+        <w:t xml:space="preserve"> is topic=plants, level=Grade 8. The user says 'Keep the topic, explain for Grade 6'. Write the updated </w:t>
+      </w:r>
+      <w:r>
+        <w:rPr>
+          <w:b/>
+        </w:rPr>
+        <w:t>state</w:t>
+      </w:r>
+      <w:r>
+        <w:rPr>
+          <w:b w:val="0"/>
+        </w:rPr>
+        <w:t xml:space="preserve"> and a reset behaviour.</w:t>
+      </w:r>
+    </w:p>
+    <w:p>
+      <w:pPr>
+        <w:pStyle w:val="Heading3"/>
+      </w:pPr>
+      <w:r>
+        <w:t>My explanation after practice</w:t>
+      </w:r>
+    </w:p>
+    <w:p>
+      <w:r>
+        <w:t>________________________________________________________________</w:t>
+      </w:r>
+    </w:p>
+    <w:p>
+      <w:r>
+        <w:t>________________________________________________________________</w:t>
+      </w:r>
+    </w:p>
+    <w:p>
+      <w:r>
+        <w:t>________________________________________________________________</w:t>
+      </w:r>
+    </w:p>
+    <w:p>
+      <w:r>
+        <w:t>________________________________________________________________</w:t>
+      </w:r>
+    </w:p>
+    <w:p>
+      <w:r>
+        <w:t>________________________________________________________________</w:t>
+      </w:r>
+    </w:p>
+    <w:p>
+      <w:r>
+        <w:t>________________________________________________________________</w:t>
+      </w:r>
+    </w:p>
+    <w:p>
+      <w:r>
+        <w:t>________________________________________________________________</w:t>
+      </w:r>
+    </w:p>
+    <w:p>
+      <w:pPr>
+        <w:spacing w:line="336" w:lineRule="auto" w:after="180"/>
+      </w:pPr>
+      <w:r>
+        <w:rPr>
+          <w:b w:val="0"/>
+        </w:rPr>
+        <w:t>Record support used: none, hint or teacher explanation.</w:t>
+      </w:r>
+    </w:p>
+    <w:p>
+      <w:pPr>
+        <w:pStyle w:val="Heading1"/>
+      </w:pPr>
+      <w:r>
+        <w:t>15. Reference · Independent-case response copy</w:t>
+      </w:r>
+    </w:p>
+    <w:p>
+      <w:r>
+        <w:t>This duplicates W4. Reuse the same first-attempt record.</w:t>
+      </w:r>
+    </w:p>
+    <w:p>
+      <w:pPr>
+        <w:pStyle w:val="Heading2"/>
+      </w:pPr>
+      <w:r>
+        <w:t>Use this when helpful</w:t>
+      </w:r>
+    </w:p>
+    <w:p>
+      <w:pPr>
+        <w:spacing w:line="336" w:lineRule="auto" w:after="180"/>
+      </w:pPr>
+      <w:r>
+        <w:rPr>
+          <w:b w:val="0"/>
+        </w:rPr>
+        <w:t xml:space="preserve">A session stores lab L1 then corrects to L2; session ends. A new session has no room </w:t>
+      </w:r>
+      <w:r>
+        <w:rPr>
+          <w:b/>
+        </w:rPr>
+        <w:t>input</w:t>
+      </w:r>
+      <w:r>
+        <w:rPr>
+          <w:b w:val="0"/>
+        </w:rPr>
+        <w:t xml:space="preserve">. </w:t>
+      </w:r>
+      <w:r>
+        <w:rPr>
+          <w:b/>
+        </w:rPr>
+        <w:t>State</w:t>
+      </w:r>
+      <w:r>
+        <w:rPr>
+          <w:b w:val="0"/>
+        </w:rPr>
+        <w:t xml:space="preserve"> the active values at each stage.</w:t>
+      </w:r>
+    </w:p>
+    <w:p>
+      <w:pPr>
+        <w:pStyle w:val="Heading3"/>
+      </w:pPr>
+      <w:r>
+        <w:t>My reasoning and evidence</w:t>
+      </w:r>
+    </w:p>
+    <w:p>
+      <w:r>
+        <w:t>________________________________________________________________</w:t>
+      </w:r>
+    </w:p>
+    <w:p>
+      <w:r>
+        <w:t>________________________________________________________________</w:t>
+      </w:r>
+    </w:p>
+    <w:p>
+      <w:r>
+        <w:t>________________________________________________________________</w:t>
+      </w:r>
+    </w:p>
+    <w:p>
+      <w:r>
+        <w:t>________________________________________________________________</w:t>
+      </w:r>
+    </w:p>
+    <w:p>
+      <w:r>
+        <w:t>________________________________________________________________</w:t>
+      </w:r>
+    </w:p>
+    <w:p>
+      <w:r>
+        <w:t>________________________________________________________________</w:t>
+      </w:r>
+    </w:p>
+    <w:p>
+      <w:r>
+        <w:t>________________________________________________________________</w:t>
+      </w:r>
+    </w:p>
+    <w:p>
+      <w:r>
+        <w:t>________________________________________________________________</w:t>
+      </w:r>
+    </w:p>
+    <w:p>
+      <w:pPr>
+        <w:pStyle w:val="Heading1"/>
+      </w:pPr>
+      <w:r>
+        <w:t>18. Extra practice · Use the worked picture</w:t>
+      </w:r>
+    </w:p>
+    <w:p>
+      <w:r>
+        <w:t>Keep the explanation and the support you used.</w:t>
+      </w:r>
+    </w:p>
+    <w:p>
+      <w:pPr>
+        <w:pStyle w:val="Heading2"/>
+      </w:pPr>
+      <w:r>
+        <w:t>Use this when helpful</w:t>
       </w:r>
     </w:p>
     <w:p>
@@ -1959,16 +2064,7 @@
     </w:p>
     <w:p>
       <w:pPr>
-        <w:pStyle w:val="Heading3"/>
-      </w:pPr>
-      <w:r>
-        <w:t>Record the help used</w:t>
-      </w:r>
-    </w:p>
-    <w:p>
-      <w:pPr>
         <w:spacing w:line="336" w:lineRule="auto" w:after="180"/>
-        <w:shd w:fill="F1F6F8"/>
       </w:pPr>
       <w:r>
         <w:rPr>
@@ -2028,12 +2124,20 @@
         <w:pStyle w:val="Heading1"/>
       </w:pPr>
       <w:r>
-        <w:t>19. Project portfolio milestone</w:t>
-      </w:r>
-    </w:p>
-    <w:p>
-      <w:r>
-        <w:t>Keep this week’s input, deciding step, result and limit together in the Verified Study Buddy record.</w:t>
+        <w:t>19. Reference · Project portfolio record</w:t>
+      </w:r>
+    </w:p>
+    <w:p>
+      <w:r>
+        <w:t>Extend your main project response when helpful.</w:t>
+      </w:r>
+    </w:p>
+    <w:p>
+      <w:pPr>
+        <w:pStyle w:val="Heading2"/>
+      </w:pPr>
+      <w:r>
+        <w:t>Use this when helpful</w:t>
       </w:r>
     </w:p>
     <w:p>
@@ -2246,12 +2350,447 @@
         <w:pStyle w:val="Heading1"/>
       </w:pPr>
       <w:r>
-        <w:t>20. Supported practice and learning evidence</w:t>
-      </w:r>
-    </w:p>
-    <w:p>
-      <w:r>
-        <w:t>Try the supported questions before comparing with hints and feedback. Record what you repaired and the evidence you retained.</w:t>
+        <w:t>20. Extra practice: pictures, repair and feedback</w:t>
+      </w:r>
+    </w:p>
+    <w:p>
+      <w:r>
+        <w:t>Attempt each question before opening its explanation. Use one browser or paper copy.</w:t>
+      </w:r>
+    </w:p>
+    <w:p>
+      <w:pPr>
+        <w:pStyle w:val="Heading2"/>
+      </w:pPr>
+      <w:r>
+        <w:t>First supported question</w:t>
+      </w:r>
+    </w:p>
+    <w:p>
+      <w:pPr>
+        <w:pStyle w:val="ListBullet"/>
+      </w:pPr>
+      <w:r>
+        <w:t>Keep a reading conversation consistent when the learner changes the selected book.</w:t>
+      </w:r>
+    </w:p>
+    <w:p>
+      <w:pPr>
+        <w:pStyle w:val="Heading3"/>
+      </w:pPr>
+      <w:r>
+        <w:t>Practice 1: explain the deciding evidence</w:t>
+      </w:r>
+    </w:p>
+    <w:p>
+      <w:pPr>
+        <w:pStyle w:val="ListBullet"/>
+      </w:pPr>
+      <w:r>
+        <w:t>Which labelled step matches this detail? Clear selected_book. A new session begins with no selected book.</w:t>
+      </w:r>
+    </w:p>
+    <w:p>
+      <w:pPr>
+        <w:pStyle w:val="ListBullet"/>
+      </w:pPr>
+      <w:r>
+        <w:t>1. First choice</w:t>
+      </w:r>
+    </w:p>
+    <w:p>
+      <w:pPr>
+        <w:pStyle w:val="ListBullet"/>
+      </w:pPr>
+      <w:r>
+        <w:t>2. Correct choice</w:t>
+      </w:r>
+    </w:p>
+    <w:p>
+      <w:pPr>
+        <w:pStyle w:val="ListBullet"/>
+      </w:pPr>
+      <w:r>
+        <w:t>3. End session</w:t>
+      </w:r>
+    </w:p>
+    <w:p>
+      <w:pPr>
+        <w:pStyle w:val="Heading3"/>
+      </w:pPr>
+      <w:r>
+        <w:t>My selected conclusion, deciding fact and explanation</w:t>
+      </w:r>
+    </w:p>
+    <w:p>
+      <w:r>
+        <w:t>________________________________________________________________</w:t>
+      </w:r>
+    </w:p>
+    <w:p>
+      <w:r>
+        <w:t>________________________________________________________________</w:t>
+      </w:r>
+    </w:p>
+    <w:p>
+      <w:r>
+        <w:t>________________________________________________________________</w:t>
+      </w:r>
+    </w:p>
+    <w:p>
+      <w:r>
+        <w:t>________________________________________________________________</w:t>
+      </w:r>
+    </w:p>
+    <w:p>
+      <w:r>
+        <w:t>________________________________________________________________</w:t>
+      </w:r>
+    </w:p>
+    <w:p>
+      <w:pPr>
+        <w:pStyle w:val="ListBullet"/>
+      </w:pPr>
+      <w:r>
+        <w:t>Hint if needed: Read the steps in the pictorial case. Match the supplied detail to the stage that performs or records it.</w:t>
+      </w:r>
+    </w:p>
+    <w:p>
+      <w:pPr>
+        <w:pStyle w:val="ListBullet"/>
+      </w:pPr>
+      <w:r>
+        <w:t>After your attempt, compare with the supported explanation: End session Clear selected_book. A new session begins with no selected book. Read the picture in order. Clear selected_book. A new session begins with no selected book. The arrows show which recorded input or intermediate result each decision uses. Explain the deciding step aloud before checking the changed case; pointing to the final answer alone does not show how it follows.</w:t>
+      </w:r>
+    </w:p>
+    <w:p>
+      <w:pPr>
+        <w:pStyle w:val="Heading2"/>
+      </w:pPr>
+      <w:r>
+        <w:t>Check the first explanation · reference / check after trying</w:t>
+      </w:r>
+    </w:p>
+    <w:p>
+      <w:pPr>
+        <w:pStyle w:val="Heading3"/>
+      </w:pPr>
+      <w:r>
+        <w:t>Practice 2: explain the deciding evidence</w:t>
+      </w:r>
+    </w:p>
+    <w:p>
+      <w:pPr>
+        <w:pStyle w:val="Heading2"/>
+      </w:pPr>
+      <w:r>
+        <w:t>Changed-case question</w:t>
+      </w:r>
+    </w:p>
+    <w:p>
+      <w:pPr>
+        <w:pStyle w:val="ListBullet"/>
+      </w:pPr>
+      <w:r>
+        <w:t>Changed-case practice: The next session asks “summarise my book” without naming one. Which conclusion is supported by the supplied facts?</w:t>
+      </w:r>
+    </w:p>
+    <w:p>
+      <w:pPr>
+        <w:pStyle w:val="ListBullet"/>
+      </w:pPr>
+      <w:r>
+        <w:t>1. Ask which book the learner wants.</w:t>
+      </w:r>
+    </w:p>
+    <w:p>
+      <w:pPr>
+        <w:pStyle w:val="ListBullet"/>
+      </w:pPr>
+      <w:r>
+        <w:t>2. We can decide the result without examining the changed input or the procedure.</w:t>
+      </w:r>
+    </w:p>
+    <w:p>
+      <w:pPr>
+        <w:pStyle w:val="ListBullet"/>
+      </w:pPr>
+      <w:r>
+        <w:t>3. This one example guarantees correct results for every future input.</w:t>
+      </w:r>
+    </w:p>
+    <w:p>
+      <w:pPr>
+        <w:pStyle w:val="Heading3"/>
+      </w:pPr>
+      <w:r>
+        <w:t>My selected conclusion, deciding fact and explanation</w:t>
+      </w:r>
+    </w:p>
+    <w:p>
+      <w:r>
+        <w:t>________________________________________________________________</w:t>
+      </w:r>
+    </w:p>
+    <w:p>
+      <w:r>
+        <w:t>________________________________________________________________</w:t>
+      </w:r>
+    </w:p>
+    <w:p>
+      <w:r>
+        <w:t>________________________________________________________________</w:t>
+      </w:r>
+    </w:p>
+    <w:p>
+      <w:r>
+        <w:t>________________________________________________________________</w:t>
+      </w:r>
+    </w:p>
+    <w:p>
+      <w:r>
+        <w:t>________________________________________________________________</w:t>
+      </w:r>
+    </w:p>
+    <w:p>
+      <w:pPr>
+        <w:pStyle w:val="ListBullet"/>
+      </w:pPr>
+      <w:r>
+        <w:t>Hint if needed: Use the changed condition and the deciding step in the pictorial trace. The answer must say what follows from those facts.</w:t>
+      </w:r>
+    </w:p>
+    <w:p>
+      <w:pPr>
+        <w:pStyle w:val="ListBullet"/>
+      </w:pPr>
+      <w:r>
+        <w:t>After your attempt, compare with the supported explanation: Ask which book the learner wants. The declared policy clears session state, so yesterday’s choice is unavailable.</w:t>
+      </w:r>
+    </w:p>
+    <w:p>
+      <w:pPr>
+        <w:pStyle w:val="Heading2"/>
+      </w:pPr>
+      <w:r>
+        <w:t>Check the changed case · reference / check after trying</w:t>
+      </w:r>
+    </w:p>
+    <w:p>
+      <w:pPr>
+        <w:pStyle w:val="Heading3"/>
+      </w:pPr>
+      <w:r>
+        <w:t>Repair a missing building block</w:t>
+      </w:r>
+    </w:p>
+    <w:p>
+      <w:pPr>
+        <w:pStyle w:val="Heading2"/>
+      </w:pPr>
+      <w:r>
+        <w:t>Repair and save your work</w:t>
+      </w:r>
+    </w:p>
+    <w:p>
+      <w:pPr>
+        <w:spacing w:line="336" w:lineRule="auto" w:after="180"/>
+      </w:pPr>
+      <w:r>
+        <w:rPr>
+          <w:b w:val="0"/>
+        </w:rPr>
+        <w:t xml:space="preserve">Review User Need and AI Contribution (ai-3/19). Goal: Explain the </w:t>
+      </w:r>
+      <w:r>
+        <w:rPr>
+          <w:b/>
+        </w:rPr>
+        <w:t>mechanism</w:t>
+      </w:r>
+      <w:r>
+        <w:rPr>
+          <w:b w:val="0"/>
+        </w:rPr>
+        <w:t xml:space="preserve"> and terminology of capstone requirements and corpus. Short practice: What non-AI baseline would reveal whether this helper adds value?</w:t>
+      </w:r>
+    </w:p>
+    <w:p>
+      <w:pPr>
+        <w:spacing w:line="336" w:lineRule="auto" w:after="180"/>
+      </w:pPr>
+      <w:r>
+        <w:rPr>
+          <w:b w:val="0"/>
+        </w:rPr>
+        <w:t xml:space="preserve">Point to the relevant step in the picture, then write the changed result and the rule or </w:t>
+      </w:r>
+      <w:r>
+        <w:rPr>
+          <w:b/>
+        </w:rPr>
+        <w:t>evidence</w:t>
+      </w:r>
+      <w:r>
+        <w:rPr>
+          <w:b w:val="0"/>
+        </w:rPr>
+        <w:t xml:space="preserve"> that supports it.. Return to this week and explain what you changed.</w:t>
+      </w:r>
+    </w:p>
+    <w:p>
+      <w:pPr>
+        <w:spacing w:line="336" w:lineRule="auto" w:after="180"/>
+      </w:pPr>
+      <w:r>
+        <w:rPr>
+          <w:b w:val="0"/>
+        </w:rPr>
+        <w:t xml:space="preserve">Review Model Memory vs Retrieval (ai-3/17). Goal: Explain the </w:t>
+      </w:r>
+      <w:r>
+        <w:rPr>
+          <w:b/>
+        </w:rPr>
+        <w:t>mechanism</w:t>
+      </w:r>
+      <w:r>
+        <w:rPr>
+          <w:b w:val="0"/>
+        </w:rPr>
+        <w:t xml:space="preserve"> and terminology of retrieval and indexing. Short practice: Why can the assistant not certify 15: 00 when the notice is missing?</w:t>
+      </w:r>
+    </w:p>
+    <w:p>
+      <w:pPr>
+        <w:spacing w:line="336" w:lineRule="auto" w:after="180"/>
+      </w:pPr>
+      <w:r>
+        <w:rPr>
+          <w:b w:val="0"/>
+        </w:rPr>
+        <w:t xml:space="preserve">Point to the relevant step in the picture, then write the changed result and the rule or </w:t>
+      </w:r>
+      <w:r>
+        <w:rPr>
+          <w:b/>
+        </w:rPr>
+        <w:t>evidence</w:t>
+      </w:r>
+      <w:r>
+        <w:rPr>
+          <w:b w:val="0"/>
+        </w:rPr>
+        <w:t xml:space="preserve"> that supports it.. Return to this week and explain what you changed.</w:t>
+      </w:r>
+    </w:p>
+    <w:p>
+      <w:pPr>
+        <w:spacing w:line="336" w:lineRule="auto" w:after="180"/>
+      </w:pPr>
+      <w:r>
+        <w:rPr>
+          <w:b w:val="0"/>
+        </w:rPr>
+        <w:t xml:space="preserve">Review Hallucination Failure Types (ai-3/14). Goal: Explain the </w:t>
+      </w:r>
+      <w:r>
+        <w:rPr>
+          <w:b/>
+        </w:rPr>
+        <w:t>mechanism</w:t>
+      </w:r>
+      <w:r>
+        <w:rPr>
+          <w:b w:val="0"/>
+        </w:rPr>
+        <w:t xml:space="preserve"> and terminology of generation failures and verification. Short practice: Can we conclude there will definitely be no lunch from S alone?.</w:t>
+      </w:r>
+    </w:p>
+    <w:p>
+      <w:pPr>
+        <w:spacing w:line="336" w:lineRule="auto" w:after="180"/>
+      </w:pPr>
+      <w:r>
+        <w:rPr>
+          <w:b w:val="0"/>
+        </w:rPr>
+        <w:t>Return to this week and explain what you changed.</w:t>
+      </w:r>
+    </w:p>
+    <w:p>
+      <w:pPr>
+        <w:spacing w:line="336" w:lineRule="auto" w:after="180"/>
+      </w:pPr>
+      <w:r>
+        <w:rPr>
+          <w:b w:val="0"/>
+        </w:rPr>
+        <w:t xml:space="preserve">Use Download completed work in the hosted lesson to export your answers, reflections, practice feedback and code-run </w:t>
+      </w:r>
+      <w:r>
+        <w:rPr>
+          <w:b/>
+        </w:rPr>
+        <w:t>evidence</w:t>
+      </w:r>
+      <w:r>
+        <w:rPr>
+          <w:b w:val="0"/>
+        </w:rPr>
+        <w:t>. Open the HTML copy to read or print it.</w:t>
+      </w:r>
+    </w:p>
+    <w:p>
+      <w:pPr>
+        <w:spacing w:line="336" w:lineRule="auto" w:after="180"/>
+      </w:pPr>
+      <w:r>
+        <w:rPr>
+          <w:b w:val="0"/>
+        </w:rPr>
+        <w:t>Drafts stay in this browser when storage is available; clear drafts on a shared device.</w:t>
+      </w:r>
+    </w:p>
+    <w:p>
+      <w:pPr>
+        <w:pStyle w:val="Heading3"/>
+      </w:pPr>
+      <w:r>
+        <w:t>What I repaired, the evidence I kept and the next test</w:t>
+      </w:r>
+    </w:p>
+    <w:p>
+      <w:r>
+        <w:t>________________________________________________________________</w:t>
+      </w:r>
+    </w:p>
+    <w:p>
+      <w:r>
+        <w:t>________________________________________________________________</w:t>
+      </w:r>
+    </w:p>
+    <w:p>
+      <w:r>
+        <w:t>________________________________________________________________</w:t>
+      </w:r>
+    </w:p>
+    <w:p>
+      <w:r>
+        <w:t>________________________________________________________________</w:t>
+      </w:r>
+    </w:p>
+    <w:p>
+      <w:r>
+        <w:t>________________________________________________________________</w:t>
+      </w:r>
+    </w:p>
+    <w:p>
+      <w:pPr>
+        <w:pStyle w:val="Heading2"/>
+      </w:pPr>
+      <w:r>
+        <w:t>Earlier wording, alternatives and picture transcripts · reference / check after trying</w:t>
       </w:r>
     </w:p>
     <w:p>
@@ -2267,577 +2806,28 @@
     </w:p>
     <w:p>
       <w:pPr>
-        <w:spacing w:line="336" w:lineRule="auto" w:after="180"/>
-      </w:pPr>
-      <w:r>
-        <w:rPr>
-          <w:b w:val="0"/>
-        </w:rPr>
-        <w:t>Keep a reading conversation consistent when the learner changes the selected book.</w:t>
-      </w:r>
-    </w:p>
-    <w:p>
-      <w:pPr>
         <w:pStyle w:val="Heading3"/>
       </w:pPr>
       <w:r>
-        <w:t>Practice 1: explain the deciding evidence</w:t>
-      </w:r>
-    </w:p>
-    <w:p>
-      <w:pPr>
-        <w:spacing w:line="336" w:lineRule="auto" w:after="180"/>
-      </w:pPr>
-      <w:r>
-        <w:rPr>
-          <w:b w:val="0"/>
-        </w:rPr>
-        <w:t>Which labelled step matches this detail? Clear selected_book. A new session begins with no selected book.</w:t>
-      </w:r>
-    </w:p>
-    <w:p>
-      <w:pPr>
-        <w:spacing w:line="336" w:lineRule="auto" w:after="180"/>
-        <w:shd w:fill="F4F9FC"/>
-      </w:pPr>
-      <w:r>
-        <w:rPr>
-          <w:b w:val="0"/>
-        </w:rPr>
-        <w:t>1. First choice</w:t>
-      </w:r>
-    </w:p>
-    <w:p>
-      <w:pPr>
-        <w:spacing w:line="336" w:lineRule="auto" w:after="180"/>
-        <w:shd w:fill="F4F9FC"/>
-      </w:pPr>
-      <w:r>
-        <w:rPr>
-          <w:b w:val="0"/>
-        </w:rPr>
-        <w:t>2. Correct choice</w:t>
-      </w:r>
-    </w:p>
-    <w:p>
-      <w:pPr>
-        <w:spacing w:line="336" w:lineRule="auto" w:after="180"/>
-        <w:shd w:fill="F4F9FC"/>
-      </w:pPr>
-      <w:r>
-        <w:rPr>
-          <w:b w:val="0"/>
-        </w:rPr>
-        <w:t>3. End session</w:t>
-      </w:r>
-    </w:p>
-    <w:p>
-      <w:pPr>
-        <w:pStyle w:val="Heading3"/>
-      </w:pPr>
-      <w:r>
-        <w:t>My selected conclusion, deciding fact and explanation</w:t>
-      </w:r>
-    </w:p>
-    <w:p>
-      <w:r>
-        <w:t>________________________________________________________________</w:t>
-      </w:r>
-    </w:p>
-    <w:p>
-      <w:r>
-        <w:t>________________________________________________________________</w:t>
-      </w:r>
-    </w:p>
-    <w:p>
-      <w:r>
-        <w:t>________________________________________________________________</w:t>
-      </w:r>
-    </w:p>
-    <w:p>
-      <w:r>
-        <w:t>________________________________________________________________</w:t>
-      </w:r>
-    </w:p>
-    <w:p>
-      <w:r>
-        <w:t>________________________________________________________________</w:t>
-      </w:r>
-    </w:p>
-    <w:p>
-      <w:pPr>
-        <w:pStyle w:val="Heading3"/>
-      </w:pPr>
-      <w:r>
-        <w:t>Hint · try first</w:t>
-      </w:r>
-    </w:p>
-    <w:p>
-      <w:pPr>
-        <w:spacing w:line="336" w:lineRule="auto" w:after="180"/>
-        <w:shd w:fill="F1F6F8"/>
-      </w:pPr>
-      <w:r>
-        <w:rPr>
-          <w:b w:val="0"/>
-        </w:rPr>
-        <w:t>Hint if needed: Read the steps in the pictorial case. Match the supplied detail to the stage that performs or records it.</w:t>
-      </w:r>
-    </w:p>
-    <w:p>
-      <w:pPr>
-        <w:pStyle w:val="Heading3"/>
-      </w:pPr>
-      <w:r>
-        <w:t>Feedback · compare after trying</w:t>
-      </w:r>
-    </w:p>
-    <w:p>
-      <w:pPr>
-        <w:spacing w:line="336" w:lineRule="auto" w:after="180"/>
-        <w:shd w:fill="F1F6FC"/>
-      </w:pPr>
-      <w:r>
-        <w:rPr>
-          <w:b w:val="0"/>
-        </w:rPr>
-        <w:t>After your attempt, compare with the supported explanation: End session Clear selected_book. A new session begins with no selected book. Read the picture in order. Clear selected_book.</w:t>
-      </w:r>
-    </w:p>
-    <w:p>
-      <w:pPr>
-        <w:spacing w:line="336" w:lineRule="auto" w:after="180"/>
-        <w:shd w:fill="F1F6FC"/>
-      </w:pPr>
-      <w:r>
-        <w:rPr>
-          <w:b w:val="0"/>
-        </w:rPr>
-        <w:t xml:space="preserve">A new session begins with no selected book. The arrows show which recorded </w:t>
-      </w:r>
-      <w:r>
-        <w:rPr>
-          <w:b/>
-        </w:rPr>
-        <w:t>input</w:t>
-      </w:r>
-      <w:r>
-        <w:rPr>
-          <w:b w:val="0"/>
-        </w:rPr>
-        <w:t xml:space="preserve"> or intermediate result each decision uses.</w:t>
-      </w:r>
-    </w:p>
-    <w:p>
-      <w:pPr>
-        <w:spacing w:line="336" w:lineRule="auto" w:after="180"/>
-        <w:shd w:fill="F1F6FC"/>
-      </w:pPr>
-      <w:r>
-        <w:rPr>
-          <w:b w:val="0"/>
-        </w:rPr>
-        <w:t>Explain the deciding step aloud before checking the changed case; pointing to the final answer alone does not show how it follows.</w:t>
-      </w:r>
-    </w:p>
-    <w:p>
-      <w:pPr>
-        <w:pStyle w:val="Heading3"/>
-      </w:pPr>
-      <w:r>
-        <w:t>Practice 2: explain the deciding evidence</w:t>
-      </w:r>
-    </w:p>
-    <w:p>
-      <w:pPr>
-        <w:pStyle w:val="Heading3"/>
-      </w:pPr>
-      <w:r>
-        <w:t>Changed case · predict first</w:t>
-      </w:r>
-    </w:p>
-    <w:p>
-      <w:pPr>
-        <w:spacing w:line="336" w:lineRule="auto" w:after="180"/>
-        <w:shd w:fill="F5F1FB"/>
-      </w:pPr>
-      <w:r>
-        <w:rPr>
-          <w:b w:val="0"/>
-        </w:rPr>
-        <w:t>Changed-case practice: The next session asks “summarise my book” without naming one. Which conclusion is supported by the supplied facts?</w:t>
-      </w:r>
-    </w:p>
-    <w:p>
-      <w:pPr>
-        <w:spacing w:line="336" w:lineRule="auto" w:after="180"/>
-        <w:shd w:fill="F4F9FC"/>
-      </w:pPr>
-      <w:r>
-        <w:rPr>
-          <w:b w:val="0"/>
-        </w:rPr>
-        <w:t>1. Ask which book the learner wants.</w:t>
-      </w:r>
-    </w:p>
-    <w:p>
-      <w:pPr>
-        <w:spacing w:line="336" w:lineRule="auto" w:after="180"/>
-        <w:shd w:fill="F4F9FC"/>
-      </w:pPr>
-      <w:r>
-        <w:rPr>
-          <w:b w:val="0"/>
-        </w:rPr>
-        <w:t xml:space="preserve">2. We can decide the result without examining the changed </w:t>
-      </w:r>
-      <w:r>
-        <w:rPr>
-          <w:b/>
-        </w:rPr>
-        <w:t>input</w:t>
-      </w:r>
-      <w:r>
-        <w:rPr>
-          <w:b w:val="0"/>
-        </w:rPr>
-        <w:t xml:space="preserve"> or the procedure.</w:t>
-      </w:r>
-    </w:p>
-    <w:p>
-      <w:pPr>
-        <w:spacing w:line="336" w:lineRule="auto" w:after="180"/>
-        <w:shd w:fill="F4F9FC"/>
-      </w:pPr>
-      <w:r>
-        <w:rPr>
-          <w:b w:val="0"/>
-        </w:rPr>
-        <w:t xml:space="preserve">3. This one example guarantees correct results for every future </w:t>
-      </w:r>
-      <w:r>
-        <w:rPr>
-          <w:b/>
-        </w:rPr>
-        <w:t>input</w:t>
-      </w:r>
-      <w:r>
-        <w:rPr>
-          <w:b w:val="0"/>
-        </w:rPr>
-        <w:t>.</w:t>
-      </w:r>
-    </w:p>
-    <w:p>
-      <w:pPr>
-        <w:pStyle w:val="Heading3"/>
-      </w:pPr>
-      <w:r>
-        <w:t>My selected conclusion, deciding fact and explanation</w:t>
-      </w:r>
-    </w:p>
-    <w:p>
-      <w:r>
-        <w:t>________________________________________________________________</w:t>
-      </w:r>
-    </w:p>
-    <w:p>
-      <w:r>
-        <w:t>________________________________________________________________</w:t>
-      </w:r>
-    </w:p>
-    <w:p>
-      <w:r>
-        <w:t>________________________________________________________________</w:t>
-      </w:r>
-    </w:p>
-    <w:p>
-      <w:r>
-        <w:t>________________________________________________________________</w:t>
-      </w:r>
-    </w:p>
-    <w:p>
-      <w:r>
-        <w:t>________________________________________________________________</w:t>
-      </w:r>
-    </w:p>
-    <w:p>
-      <w:pPr>
-        <w:pStyle w:val="Heading3"/>
-      </w:pPr>
-      <w:r>
-        <w:t>Hint · try first</w:t>
-      </w:r>
-    </w:p>
-    <w:p>
-      <w:pPr>
-        <w:spacing w:line="336" w:lineRule="auto" w:after="180"/>
-        <w:shd w:fill="F1F6F8"/>
-      </w:pPr>
-      <w:r>
-        <w:rPr>
-          <w:b w:val="0"/>
-        </w:rPr>
-        <w:t>Hint if needed: Use the changed condition and the deciding step in the pictorial trace. The answer must say what follows from those facts.</w:t>
-      </w:r>
-    </w:p>
-    <w:p>
-      <w:pPr>
-        <w:pStyle w:val="Heading3"/>
-      </w:pPr>
-      <w:r>
-        <w:t>Feedback · compare after trying</w:t>
-      </w:r>
-    </w:p>
-    <w:p>
-      <w:pPr>
-        <w:spacing w:line="336" w:lineRule="auto" w:after="180"/>
-        <w:shd w:fill="F1F6FC"/>
-      </w:pPr>
-      <w:r>
-        <w:rPr>
-          <w:b w:val="0"/>
-        </w:rPr>
-        <w:t xml:space="preserve">After your attempt, compare with the supported explanation: Ask which book the learner wants. The declared policy clears </w:t>
-      </w:r>
-      <w:r>
-        <w:rPr>
-          <w:b/>
-        </w:rPr>
-        <w:t>session state</w:t>
-      </w:r>
-      <w:r>
-        <w:rPr>
-          <w:b w:val="0"/>
-        </w:rPr>
-        <w:t>, so yesterday’s choice is unavailable.</w:t>
-      </w:r>
-    </w:p>
-    <w:p>
-      <w:pPr>
-        <w:pStyle w:val="Heading3"/>
-      </w:pPr>
-      <w:r>
-        <w:t>Repair a missing building block</w:t>
-      </w:r>
-    </w:p>
-    <w:p>
-      <w:pPr>
-        <w:spacing w:line="336" w:lineRule="auto" w:after="180"/>
-      </w:pPr>
-      <w:r>
-        <w:rPr>
-          <w:b w:val="0"/>
-        </w:rPr>
-        <w:t xml:space="preserve">Review User Need and AI Contribution (ai-3/19). Goal: Explain the </w:t>
-      </w:r>
-      <w:r>
-        <w:rPr>
-          <w:b/>
-        </w:rPr>
-        <w:t>mechanism</w:t>
-      </w:r>
-      <w:r>
-        <w:rPr>
-          <w:b w:val="0"/>
-        </w:rPr>
-        <w:t xml:space="preserve"> and terminology of capstone requirements and corpus. Short practice: What non-AI baseline would reveal whether this helper adds value?</w:t>
-      </w:r>
-    </w:p>
-    <w:p>
-      <w:pPr>
-        <w:spacing w:line="336" w:lineRule="auto" w:after="180"/>
-      </w:pPr>
-      <w:r>
-        <w:rPr>
-          <w:b w:val="0"/>
-        </w:rPr>
-        <w:t xml:space="preserve">Point to the relevant step in the picture, then write the changed result and the rule or </w:t>
-      </w:r>
-      <w:r>
-        <w:rPr>
-          <w:b/>
-        </w:rPr>
-        <w:t>evidence</w:t>
-      </w:r>
-      <w:r>
-        <w:rPr>
-          <w:b w:val="0"/>
-        </w:rPr>
-        <w:t xml:space="preserve"> that supports it.. Return to this week and explain what you changed.</w:t>
-      </w:r>
-    </w:p>
-    <w:p>
-      <w:pPr>
-        <w:spacing w:line="336" w:lineRule="auto" w:after="180"/>
-      </w:pPr>
-      <w:r>
-        <w:rPr>
-          <w:b w:val="0"/>
-        </w:rPr>
-        <w:t xml:space="preserve">Review Model Memory vs Retrieval (ai-3/17). Goal: Explain the </w:t>
-      </w:r>
-      <w:r>
-        <w:rPr>
-          <w:b/>
-        </w:rPr>
-        <w:t>mechanism</w:t>
-      </w:r>
-      <w:r>
-        <w:rPr>
-          <w:b w:val="0"/>
-        </w:rPr>
-        <w:t xml:space="preserve"> and terminology of retrieval and indexing. Short practice: Why can the assistant not certify 15: 00 when the notice is missing?</w:t>
-      </w:r>
-    </w:p>
-    <w:p>
-      <w:pPr>
-        <w:spacing w:line="336" w:lineRule="auto" w:after="180"/>
-      </w:pPr>
-      <w:r>
-        <w:rPr>
-          <w:b w:val="0"/>
-        </w:rPr>
-        <w:t xml:space="preserve">Point to the relevant step in the picture, then write the changed result and the rule or </w:t>
-      </w:r>
-      <w:r>
-        <w:rPr>
-          <w:b/>
-        </w:rPr>
-        <w:t>evidence</w:t>
-      </w:r>
-      <w:r>
-        <w:rPr>
-          <w:b w:val="0"/>
-        </w:rPr>
-        <w:t xml:space="preserve"> that supports it.. Return to this week and explain what you changed.</w:t>
-      </w:r>
-    </w:p>
-    <w:p>
-      <w:pPr>
-        <w:spacing w:line="336" w:lineRule="auto" w:after="180"/>
-      </w:pPr>
-      <w:r>
-        <w:rPr>
-          <w:b w:val="0"/>
-        </w:rPr>
-        <w:t xml:space="preserve">Review Hallucination Failure Types (ai-3/14). Goal: Explain the </w:t>
-      </w:r>
-      <w:r>
-        <w:rPr>
-          <w:b/>
-        </w:rPr>
-        <w:t>mechanism</w:t>
-      </w:r>
-      <w:r>
-        <w:rPr>
-          <w:b w:val="0"/>
-        </w:rPr>
-        <w:t xml:space="preserve"> and terminology of generation failures and verification. Short practice: Can we conclude there will definitely be no lunch from S alone?.</w:t>
-      </w:r>
-    </w:p>
-    <w:p>
-      <w:pPr>
-        <w:spacing w:line="336" w:lineRule="auto" w:after="180"/>
-      </w:pPr>
-      <w:r>
-        <w:rPr>
-          <w:b w:val="0"/>
-        </w:rPr>
-        <w:t>Return to this week and explain what you changed.</w:t>
-      </w:r>
-    </w:p>
-    <w:p>
-      <w:pPr>
-        <w:pStyle w:val="Heading3"/>
-      </w:pPr>
-      <w:r>
         <w:t>Keep your completed work</w:t>
       </w:r>
     </w:p>
     <w:p>
       <w:pPr>
-        <w:spacing w:line="336" w:lineRule="auto" w:after="180"/>
-      </w:pPr>
-      <w:r>
-        <w:rPr>
-          <w:b w:val="0"/>
-        </w:rPr>
-        <w:t xml:space="preserve">Use Download completed work in the hosted lesson to export your answers, reflections, practice feedback and code-run </w:t>
-      </w:r>
-      <w:r>
-        <w:rPr>
-          <w:b/>
-        </w:rPr>
-        <w:t>evidence</w:t>
-      </w:r>
-      <w:r>
-        <w:rPr>
-          <w:b w:val="0"/>
-        </w:rPr>
-        <w:t>. Open the HTML copy to read or print it.</w:t>
-      </w:r>
-    </w:p>
-    <w:p>
-      <w:pPr>
-        <w:spacing w:line="336" w:lineRule="auto" w:after="180"/>
-      </w:pPr>
-      <w:r>
-        <w:rPr>
-          <w:b w:val="0"/>
-        </w:rPr>
-        <w:t>Drafts stay in this browser when storage is available; clear drafts on a shared device.</w:t>
-      </w:r>
-    </w:p>
-    <w:p>
-      <w:pPr>
-        <w:pStyle w:val="Heading3"/>
-      </w:pPr>
-      <w:r>
-        <w:t>What I repaired, the evidence I kept and the next test</w:t>
-      </w:r>
-    </w:p>
-    <w:p>
-      <w:r>
-        <w:t>________________________________________________________________</w:t>
-      </w:r>
-    </w:p>
-    <w:p>
-      <w:r>
-        <w:t>________________________________________________________________</w:t>
-      </w:r>
-    </w:p>
-    <w:p>
-      <w:r>
-        <w:t>________________________________________________________________</w:t>
-      </w:r>
-    </w:p>
-    <w:p>
-      <w:r>
-        <w:t>________________________________________________________________</w:t>
-      </w:r>
-    </w:p>
-    <w:p>
-      <w:r>
-        <w:t>________________________________________________________________</w:t>
-      </w:r>
-    </w:p>
-    <w:p>
-      <w:pPr>
         <w:pStyle w:val="Heading1"/>
       </w:pPr>
       <w:r>
-        <w:t>21. Visual concept journey</w:t>
-      </w:r>
-    </w:p>
-    <w:p>
-      <w:r>
-        <w:t>Explain each Conversation State and Memory picture from its labels, then record a relevant limit.</w:t>
-      </w:r>
-    </w:p>
-    <w:p>
-      <w:pPr>
-        <w:pStyle w:val="Heading3"/>
+        <w:t>21. Reference · Six-picture response sheets</w:t>
+      </w:r>
+    </w:p>
+    <w:p>
+      <w:r>
+        <w:t>Choose the image that helps rather than repeating all six.</w:t>
+      </w:r>
+    </w:p>
+    <w:p>
+      <w:pPr>
+        <w:pStyle w:val="Heading2"/>
       </w:pPr>
       <w:r>
         <w:t>01. Conversation State and Memory: the case</w:t>
@@ -2928,7 +2918,6 @@
     <w:p>
       <w:pPr>
         <w:spacing w:line="336" w:lineRule="auto" w:after="180"/>
-        <w:shd w:fill="F5F1FB"/>
       </w:pPr>
       <w:r>
         <w:rPr>
@@ -2967,7 +2956,7 @@
     </w:p>
     <w:p>
       <w:pPr>
-        <w:pStyle w:val="Heading3"/>
+        <w:pStyle w:val="Heading2"/>
       </w:pPr>
       <w:r>
         <w:t>02. Follow the deciding steps</w:t>
@@ -3034,7 +3023,6 @@
     <w:p>
       <w:pPr>
         <w:spacing w:line="336" w:lineRule="auto" w:after="180"/>
-        <w:shd w:fill="F5F1FB"/>
       </w:pPr>
       <w:r>
         <w:rPr>
@@ -3085,7 +3073,7 @@
     </w:p>
     <w:p>
       <w:pPr>
-        <w:pStyle w:val="Heading3"/>
+        <w:pStyle w:val="Heading2"/>
       </w:pPr>
       <w:r>
         <w:t>03. The session record changes — the model is not retrained</w:t>
@@ -3153,7 +3141,6 @@
     <w:p>
       <w:pPr>
         <w:spacing w:line="336" w:lineRule="auto" w:after="180"/>
-        <w:shd w:fill="F5F1FB"/>
       </w:pPr>
       <w:r>
         <w:rPr>
@@ -3192,7 +3179,7 @@
     </w:p>
     <w:p>
       <w:pPr>
-        <w:pStyle w:val="Heading3"/>
+        <w:pStyle w:val="Heading2"/>
       </w:pPr>
       <w:r>
         <w:t>04. Change one thing. Trace what follows.</w:t>
@@ -3271,7 +3258,6 @@
     <w:p>
       <w:pPr>
         <w:spacing w:line="336" w:lineRule="auto" w:after="180"/>
-        <w:shd w:fill="F5F1FB"/>
       </w:pPr>
       <w:r>
         <w:rPr>
@@ -3310,7 +3296,7 @@
     </w:p>
     <w:p>
       <w:pPr>
-        <w:pStyle w:val="Heading3"/>
+        <w:pStyle w:val="Heading2"/>
       </w:pPr>
       <w:r>
         <w:t>05. Connect the explanation to its limit</w:t>
@@ -3424,7 +3410,6 @@
     <w:p>
       <w:pPr>
         <w:spacing w:line="336" w:lineRule="auto" w:after="180"/>
-        <w:shd w:fill="F5F1FB"/>
       </w:pPr>
       <w:r>
         <w:rPr>
@@ -3463,7 +3448,7 @@
     </w:p>
     <w:p>
       <w:pPr>
-        <w:pStyle w:val="Heading3"/>
+        <w:pStyle w:val="Heading2"/>
       </w:pPr>
       <w:r>
         <w:t>06. Make the idea visible in your project</w:t>
@@ -3577,7 +3562,6 @@
     <w:p>
       <w:pPr>
         <w:spacing w:line="336" w:lineRule="auto" w:after="180"/>
-        <w:shd w:fill="F5F1FB"/>
       </w:pPr>
       <w:r>
         <w:rPr>
@@ -3624,6 +3608,62 @@
     <w:p>
       <w:r>
         <w:t>________________________________________________________________</w:t>
+      </w:r>
+    </w:p>
+    <w:p>
+      <w:pPr>
+        <w:pStyle w:val="Heading2"/>
+      </w:pPr>
+      <w:r>
+        <w:t>Earlier wording, alternatives and picture transcripts · reference / check after trying</w:t>
+      </w:r>
+    </w:p>
+    <w:p>
+      <w:pPr>
+        <w:pStyle w:val="Heading3"/>
+      </w:pPr>
+      <w:r>
+        <w:t>01. Conversation State and Memory: the case</w:t>
+      </w:r>
+    </w:p>
+    <w:p>
+      <w:pPr>
+        <w:pStyle w:val="Heading3"/>
+      </w:pPr>
+      <w:r>
+        <w:t>02. Follow the deciding steps</w:t>
+      </w:r>
+    </w:p>
+    <w:p>
+      <w:pPr>
+        <w:pStyle w:val="Heading3"/>
+      </w:pPr>
+      <w:r>
+        <w:t>03. The session record changes — the model is not retrained</w:t>
+      </w:r>
+    </w:p>
+    <w:p>
+      <w:pPr>
+        <w:pStyle w:val="Heading3"/>
+      </w:pPr>
+      <w:r>
+        <w:t>04. Change one thing. Trace what follows.</w:t>
+      </w:r>
+    </w:p>
+    <w:p>
+      <w:pPr>
+        <w:pStyle w:val="Heading3"/>
+      </w:pPr>
+      <w:r>
+        <w:t>05. Connect the explanation to its limit</w:t>
+      </w:r>
+    </w:p>
+    <w:p>
+      <w:pPr>
+        <w:pStyle w:val="Heading3"/>
+      </w:pPr>
+      <w:r>
+        <w:t>06. Make the idea visible in your project</w:t>
       </w:r>
     </w:p>
     <w:sectPr>
